--- a/AD_Model_v3/AD_FullText_v3.docx
+++ b/AD_Model_v3/AD_FullText_v3.docx
@@ -21,87 +21,6 @@
         <w:t>The impact of periodontal disease prevalence scenarios on the costs and prevalence of dementia in England: a modelling study</w:t>
       </w:r>
     </w:p>
-    <w:p/>
-    <w:p>
-      <w:pPr>
-        <w:rPr>
-          <w:b/>
-          <w:bCs/>
-        </w:rPr>
-      </w:pPr>
-      <w:r>
-        <w:rPr>
-          <w:b/>
-          <w:bCs/>
-        </w:rPr>
-        <w:t>Introduction</w:t>
-      </w:r>
-    </w:p>
-    <w:p>
-      <w:r>
-        <w:t xml:space="preserve">The burden of periodontal diseases (PD) in England is substantial. NHS Dental estimates that at least 50% of the UK have some level of severe periodontal disease (PD), although this is likely to be an underestimate [1]. Globally, there was an estimated 50% increase in oral disease cases between 1990 and 2019, which was higher than the 45% population growth over the period [2]. This trend is expected to increase in high-income countries as the ageing population results in individuals living longer with chronic diseases [3]. Estimations using multi-state population models for periodontal pocketing in the UK project an 8.7% increase from 2020 to 2050, with severe pocketing increasing by 56.7% [4]. </w:t>
-      </w:r>
-    </w:p>
-    <w:p>
-      <w:r>
-        <w:t xml:space="preserve">There is substantial evidence that PD is a risk factor for dementia [5,6]. Periodontal infection leads to systemic inflammation, allowing high inflammatory immune responses to cross the blood-brain barrier which activates the microglial cells in the cerebral cortex, which may contribute to the pathogenesis of dementia [7,8]. Dementia patients have shown higher </w:t>
-      </w:r>
-      <w:r>
-        <w:rPr>
-          <w:i/>
-          <w:iCs/>
-        </w:rPr>
-        <w:t>fusobacterium</w:t>
-      </w:r>
-      <w:r>
-        <w:t xml:space="preserve"> loads, as well as </w:t>
-      </w:r>
-      <w:r>
-        <w:rPr>
-          <w:i/>
-          <w:iCs/>
-        </w:rPr>
-        <w:t xml:space="preserve">Campylobacter rectus </w:t>
-      </w:r>
-      <w:r>
-        <w:t xml:space="preserve">and </w:t>
-      </w:r>
-      <w:r>
-        <w:rPr>
-          <w:i/>
-          <w:iCs/>
-        </w:rPr>
-        <w:t>Porphyromonas gingivalis</w:t>
-      </w:r>
-      <w:r>
-        <w:t xml:space="preserve">, both species of bacteria that are biomarkers for severe PD [9]. One review found that PD was associated with a 22% higher risk of incident dementia during a mean follow up of 11 years, with another using cohort studies to suggest a relative risk (RR) of 1.18 (1.06-1.31) for incident dementia in relation to PD [6,10]. There is bidirectional causality, as an individual’s ability to maintain their oral health deteriorates with increased dementia symptoms [11]. However, trial emulation studies testing periodontal treatments have shown their ability to reduce dementia-related brain atrophy in the treatment arms (-0.41; 95% CI; -0.70 to -0.12; </w:t>
-      </w:r>
-      <w:r>
-        <w:rPr>
-          <w:i/>
-          <w:iCs/>
-        </w:rPr>
-        <w:t>P</w:t>
-      </w:r>
-      <w:r>
-        <w:t xml:space="preserve">= 0.0051) [12]. A retrospective cohort study also identified that periodontal treatment reduced the risk of dementia mortality [13]. Longitudinal cohort studies have revealed that PD was significantly associated with increased dementia incidence, even after adjusting for major chronic diseases [14,15,16]. These longitudinal studies were restricted to dementia-free participants at baseline, minimising reverse causality. </w:t>
-      </w:r>
-    </w:p>
-    <w:p>
-      <w:r>
-        <w:t xml:space="preserve">Dementia costs in England are expected to rise significantly, with one estimate forecasting a 173% rise from 2019 to 2040, totalling £80.4 billion by 2040 [17]. Costs for England account for 85% of the total 2040 costs for the UK. The same projection gives 1.35 million total older people living with dementia in England in 2040, also accounting for 85% of the UK’s total burden. Approximately 45% of all dementia cases are attributable to preventable risk factors [18]. Modelling the effects of population-based interventions on dementia risk factors can provide estimates of potential cost-saving </w:t>
-      </w:r>
-      <w:r>
-        <w:lastRenderedPageBreak/>
-        <w:t xml:space="preserve">and disease reduction. If hypertension prevalence fell in England and Wales by 50% between 2027 and 2060, an estimated 57 fewer deaths per 100,000 population but an increase of 9 more dementia cases per 100,000 is expected [19]. This highlights the interplay between reduced risk factor prevalence and extended life expectancy, which may raise overall dementia prevalence. A 50% reduction in the current global prevalence of PD could prevent 850,000 individuals from developing dementia [6]. Given the strong evidence linking periodontal disease to dementia and the projected rise in dementia-related costs, estimating the effects of reducing periodontal disease prevalence is essential to inform prevention strategies. </w:t>
-      </w:r>
-    </w:p>
-    <w:p>
-      <w:r>
-        <w:t xml:space="preserve">We use an individual-level microsimulation model to estimate the costs and benefits associated with counterfactual scenarios in severe PD prevalence on future dementia outcomes. We start with the current estimated PD prevalence of 50%, then test a prevalence of 25% and 75%. This will account for the effects of other dementia risk factors on both dementia and mortality risk. </w:t>
-      </w:r>
-    </w:p>
-    <w:p/>
     <w:p>
       <w:pPr>
         <w:rPr>
@@ -111,27 +30,370 @@
           <w:szCs w:val="28"/>
         </w:rPr>
       </w:pPr>
-      <w:r>
+    </w:p>
+    <w:p>
+      <w:pPr>
         <w:rPr>
           <w:b/>
           <w:bCs/>
           <w:sz w:val="28"/>
           <w:szCs w:val="28"/>
         </w:rPr>
-        <w:t>Methods</w:t>
-      </w:r>
-    </w:p>
-    <w:p>
-      <w:pPr>
+      </w:pPr>
+      <w:r>
         <w:rPr>
           <w:b/>
           <w:bCs/>
-        </w:rPr>
-      </w:pPr>
+          <w:sz w:val="28"/>
+          <w:szCs w:val="28"/>
+        </w:rPr>
+        <w:t xml:space="preserve">Edward Coote, </w:t>
+      </w:r>
       <w:r>
         <w:rPr>
           <w:b/>
           <w:bCs/>
+          <w:sz w:val="28"/>
+          <w:szCs w:val="28"/>
+        </w:rPr>
+        <w:t xml:space="preserve">Dr Nitesh Patel, </w:t>
+      </w:r>
+      <w:r>
+        <w:rPr>
+          <w:b/>
+          <w:bCs/>
+          <w:sz w:val="28"/>
+          <w:szCs w:val="28"/>
+        </w:rPr>
+        <w:t xml:space="preserve">Dr Rajesh </w:t>
+      </w:r>
+      <w:r>
+        <w:rPr>
+          <w:b/>
+          <w:bCs/>
+          <w:sz w:val="28"/>
+          <w:szCs w:val="28"/>
+        </w:rPr>
+        <w:t>Vijayanarayanan</w:t>
+      </w:r>
+    </w:p>
+    <w:p/>
+    <w:p>
+      <w:pPr>
+        <w:rPr>
+          <w:b/>
+          <w:bCs/>
+          <w:sz w:val="28"/>
+          <w:szCs w:val="28"/>
+        </w:rPr>
+      </w:pPr>
+      <w:r>
+        <w:rPr>
+          <w:b/>
+          <w:bCs/>
+          <w:sz w:val="28"/>
+          <w:szCs w:val="28"/>
+        </w:rPr>
+        <w:t>Abstract</w:t>
+      </w:r>
+    </w:p>
+    <w:p>
+      <w:pPr>
+        <w:rPr>
+          <w:b/>
+          <w:bCs/>
+        </w:rPr>
+      </w:pPr>
+      <w:r>
+        <w:rPr>
+          <w:b/>
+          <w:bCs/>
+        </w:rPr>
+        <w:t>Background</w:t>
+      </w:r>
+    </w:p>
+    <w:p>
+      <w:r>
+        <w:t xml:space="preserve">Periodontal disease (PD) is a </w:t>
+      </w:r>
+      <w:r>
+        <w:t xml:space="preserve">prevalent modifiable dementia risk factor that is becoming increasingly established with increased dementia incidence. </w:t>
+      </w:r>
+      <w:r>
+        <w:t xml:space="preserve">At least 50% of over-65 year olds in England are </w:t>
+      </w:r>
+      <w:r>
+        <w:t>affected by irreversible PD</w:t>
+      </w:r>
+      <w:r>
+        <w:t>, an</w:t>
+      </w:r>
+      <w:r>
+        <w:t>d dementia-related costs are projected to rise substantially</w:t>
+      </w:r>
+      <w:r>
+        <w:t xml:space="preserve">. Understanding the potential impact of PD prevalence changes on future dementia burden is key for </w:t>
+      </w:r>
+      <w:r>
+        <w:t xml:space="preserve">healthcare planning and intervention risk factor prevention. </w:t>
+      </w:r>
+    </w:p>
+    <w:p>
+      <w:pPr>
+        <w:rPr>
+          <w:b/>
+          <w:bCs/>
+        </w:rPr>
+      </w:pPr>
+      <w:r>
+        <w:rPr>
+          <w:b/>
+          <w:bCs/>
+        </w:rPr>
+        <w:t>Methods</w:t>
+      </w:r>
+    </w:p>
+    <w:p>
+      <w:r>
+        <w:t xml:space="preserve">We developed </w:t>
+      </w:r>
+      <w:r>
+        <w:t xml:space="preserve">an individual-level microsimulation </w:t>
+      </w:r>
+      <w:r>
+        <w:t xml:space="preserve">model simulating the </w:t>
+      </w:r>
+      <w:r>
+        <w:t xml:space="preserve">England population aged 65 and older from 2024 to 2040 (yearly timesteps). </w:t>
+      </w:r>
+      <w:r>
+        <w:t>We incorporated increasing dementia severity stages</w:t>
+      </w:r>
+      <w:r>
+        <w:t xml:space="preserve">, care setting transitions and six modifiable risk factors alongside APOE </w:t>
+      </w:r>
+      <w:r>
+        <w:t>ε4</w:t>
+      </w:r>
+      <w:r>
+        <w:t xml:space="preserve"> carrier status. </w:t>
+      </w:r>
+      <w:r>
+        <w:t xml:space="preserve">Age-related dementia onset was driven by a parametric </w:t>
+      </w:r>
+      <w:r>
+        <w:t xml:space="preserve">age-scaled hazard. </w:t>
+      </w:r>
+      <w:r>
+        <w:t xml:space="preserve">Individual risk factor hazard ratios </w:t>
+      </w:r>
+      <w:r>
+        <w:t xml:space="preserve">(HR) </w:t>
+      </w:r>
+      <w:r>
+        <w:t xml:space="preserve">were applied multiplicatively. </w:t>
+      </w:r>
+      <w:r>
+        <w:t>We estimated dementia incidence, prevalence, formal and informal care costs, and quality-adjusted life years (QALYs) under three PD prevalence scenarios (25%, 50% baseline, 75%</w:t>
+      </w:r>
+      <w:r>
+        <w:t>). Our sensitivity analysis included probabilistic sensitivity analysis (PSA) and deterministic one-way sensitivity analysis</w:t>
+      </w:r>
+      <w:r>
+        <w:t xml:space="preserve"> on the PD-dementia onset HR. </w:t>
+      </w:r>
+    </w:p>
+    <w:p>
+      <w:pPr>
+        <w:rPr>
+          <w:b/>
+          <w:bCs/>
+        </w:rPr>
+      </w:pPr>
+      <w:r>
+        <w:rPr>
+          <w:b/>
+          <w:bCs/>
+        </w:rPr>
+        <w:t>Results</w:t>
+      </w:r>
+    </w:p>
+    <w:p>
+      <w:r>
+        <w:t>At 50% PD prevalence, cumulative dementia incidence totalled 2.80 million cases over 2024–2040, with prevalence rising from 7.95% to 10.14%. Reducing PD prevalence to 25% prevented approximately 115,000 incident cases (4.1% reduction) and generated cumulative cost savings of £19.7 billion (£10.9bn formal; £8.8bn informal). Each percentage point reduction in PD prevalence was associated with approximately 678 fewer annual dementia onsets and £46 million in annual savings. Population QALYs varied by less than 0.2% across scenarios. Probabilistic sensitivity analysis confirmed robustness across all outcomes (coefficient of variation 5.2%–</w:t>
+      </w:r>
+      <w:r>
+        <w:t>10</w:t>
+      </w:r>
+      <w:r>
+        <w:t>.4%).</w:t>
+      </w:r>
+    </w:p>
+    <w:p>
+      <w:pPr>
+        <w:rPr>
+          <w:b/>
+          <w:bCs/>
+        </w:rPr>
+      </w:pPr>
+      <w:r>
+        <w:rPr>
+          <w:b/>
+          <w:bCs/>
+        </w:rPr>
+        <w:t>Conclusions</w:t>
+      </w:r>
+    </w:p>
+    <w:p>
+      <w:r>
+        <w:lastRenderedPageBreak/>
+        <w:t xml:space="preserve">Reductions in PD prevalence, if the observed association with dementia is causal, could yield substantial reductions in dementia incidence and associated costs in England. PD functions as a weak but highly prevalent risk factor, where population-level benefits derive from the large exposed population rather than strong individual risk. </w:t>
+      </w:r>
+    </w:p>
+    <w:p/>
+    <w:p>
+      <w:pPr>
+        <w:rPr>
+          <w:b/>
+          <w:bCs/>
+        </w:rPr>
+      </w:pPr>
+      <w:r>
+        <w:rPr>
+          <w:b/>
+          <w:bCs/>
+        </w:rPr>
+        <w:t>Introduction</w:t>
+      </w:r>
+    </w:p>
+    <w:p>
+      <w:r>
+        <w:t xml:space="preserve">The burden of periodontal diseases (PD) in England is substantial. NHS Dental estimates that at least 50% of the UK have some level of </w:t>
+      </w:r>
+      <w:r>
+        <w:t>irreversible</w:t>
+      </w:r>
+      <w:r>
+        <w:t xml:space="preserve"> (≥stage 3)</w:t>
+      </w:r>
+      <w:r>
+        <w:t xml:space="preserve"> periodontal disease (PD), although this is likely to be an underestimate [1]. Globally, there was an estimated 50% increase in oral disease cases between 1990 and 2019, which was higher than the 45% population growth over the period [2]. This trend is expected to increase in high-income countries as the ageing population results in individuals living longer with chronic diseases [3]. Estimations using multi-state population models for periodontal pocketing in the UK project an 8.7% increase from 2020 to 2050, with severe pocketing increasing by 56.7% [4]. </w:t>
+      </w:r>
+    </w:p>
+    <w:p>
+      <w:r>
+        <w:t xml:space="preserve">There is substantial evidence that PD is a risk factor for dementia [5,6]. Periodontal infection leads to systemic inflammation, allowing high inflammatory immune responses to cross the blood-brain barrier which activates the microglial cells in the cerebral cortex, which may contribute to the pathogenesis of dementia [7,8]. Dementia patients have shown higher </w:t>
+      </w:r>
+      <w:r>
+        <w:rPr>
+          <w:i/>
+          <w:iCs/>
+        </w:rPr>
+        <w:t>fusobacterium</w:t>
+      </w:r>
+      <w:r>
+        <w:t xml:space="preserve"> loads, as well as </w:t>
+      </w:r>
+      <w:r>
+        <w:rPr>
+          <w:i/>
+          <w:iCs/>
+        </w:rPr>
+        <w:t xml:space="preserve">Campylobacter rectus </w:t>
+      </w:r>
+      <w:r>
+        <w:t xml:space="preserve">and </w:t>
+      </w:r>
+      <w:r>
+        <w:rPr>
+          <w:i/>
+          <w:iCs/>
+        </w:rPr>
+        <w:t>Porphyromonas gingivalis</w:t>
+      </w:r>
+      <w:r>
+        <w:t xml:space="preserve">, both species of bacteria that are biomarkers for severe PD [9]. One review found that PD was associated with a 22% higher risk of incident dementia during a mean follow up of 11 years, with another using </w:t>
+      </w:r>
+      <w:r>
+        <w:t>population</w:t>
+      </w:r>
+      <w:r>
+        <w:t xml:space="preserve"> studies to suggest a relative risk (RR) of 1.18 (1.06-1.31) for incident dementia in relation to PD [6,10]. There is bidirectional causality, as an individual’s ability to maintain their oral health deteriorates with increased dementia symptoms [11]. However, trial emulation studies testing periodontal treatments have shown their ability to reduce dementia-related brain atrophy in the treatment arms (-0.41; 95% CI; -0.70 to -0.12; </w:t>
+      </w:r>
+      <w:r>
+        <w:rPr>
+          <w:i/>
+          <w:iCs/>
+        </w:rPr>
+        <w:t>P</w:t>
+      </w:r>
+      <w:r>
+        <w:t xml:space="preserve">= 0.0051) [12]. A retrospective </w:t>
+      </w:r>
+      <w:r>
+        <w:t>population</w:t>
+      </w:r>
+      <w:r>
+        <w:t xml:space="preserve"> study also identified that periodontal treatment reduced the risk of dementia mortality [13]. Longitudinal </w:t>
+      </w:r>
+      <w:r>
+        <w:t>population</w:t>
+      </w:r>
+      <w:r>
+        <w:t xml:space="preserve"> studies have revealed that PD was significantly associated with increased dementia incidence, even after adjusting for major chronic diseases [14,15,16]. These longitudinal studies were restricted to dementia-free participants at baseline, minimising reverse causality. </w:t>
+      </w:r>
+    </w:p>
+    <w:p>
+      <w:r>
+        <w:t xml:space="preserve">Dementia costs in England are expected to rise significantly, with one estimate forecasting a 173% rise from 2019 to 2040, totalling £80.4 billion by 2040 [17]. The same projection gives 1.35 million total older people living with dementia in England in 2040. Approximately 45% of all dementia cases are attributable to preventable risk factors [18]. Modelling the effects of population-based interventions on dementia risk factors </w:t>
+      </w:r>
+      <w:r>
+        <w:lastRenderedPageBreak/>
+        <w:t>can provide estimates of potential cost-saving and disease reduction. If hypertension prevalence fell in England and Wales by 50% between 2027 and 2060, an estimated 57 fewer deaths per 100,000 population but an increase of 9 more dementia cases per 100,000 is expected [19]. This highlights the interplay between reduced risk factor prevalence and extended life expectancy, which may raise overall dementia prevalence</w:t>
+      </w:r>
+      <w:r>
+        <w:t xml:space="preserve"> despite a risk factor intervention</w:t>
+      </w:r>
+      <w:r>
+        <w:t xml:space="preserve">. A 50% reduction in the current global prevalence of PD could prevent 850,000 individuals from developing dementia [6]. Given the strong evidence linking periodontal disease to dementia and the projected rise in dementia-related costs, estimating the effects of reducing periodontal disease prevalence is essential to inform prevention strategies. </w:t>
+      </w:r>
+    </w:p>
+    <w:p>
+      <w:r>
+        <w:t xml:space="preserve">We use an individual-level microsimulation model to estimate the costs and benefits associated with counterfactual scenarios in severe PD prevalence on future dementia outcomes. We start with the current estimated PD prevalence of 50%, then test a prevalence of 25% and 75%. This will account for the effects of other dementia risk factors on both dementia and mortality risk. </w:t>
+      </w:r>
+    </w:p>
+    <w:p/>
+    <w:p>
+      <w:pPr>
+        <w:rPr>
+          <w:b/>
+          <w:bCs/>
+          <w:sz w:val="28"/>
+          <w:szCs w:val="28"/>
+        </w:rPr>
+      </w:pPr>
+      <w:r>
+        <w:rPr>
+          <w:b/>
+          <w:bCs/>
+          <w:sz w:val="28"/>
+          <w:szCs w:val="28"/>
+        </w:rPr>
+        <w:t>Methods</w:t>
+      </w:r>
+    </w:p>
+    <w:p>
+      <w:pPr>
+        <w:rPr>
+          <w:b/>
+          <w:bCs/>
+        </w:rPr>
+      </w:pPr>
+      <w:r>
+        <w:rPr>
+          <w:b/>
+          <w:bCs/>
         </w:rPr>
         <w:t>Model overview</w:t>
       </w:r>
@@ -144,7 +406,13 @@
         <w:t>65</w:t>
       </w:r>
       <w:r>
-        <w:t xml:space="preserve"> years and older) from a 2023 baseline, used for initialisation only, to 2040 in annual time steps, with results reported from 2024 onward. New individuals entered the model yearly through a fixed-size entrant cohort (n = 700,000), reweighted and sized to match age- and sex-specific population projections from the Office for National Statistics [20,21]. The baseline dementia prevalence, age distribution and severity stage mix was set using the Primary Care Dementia Data register. Dementia was defined as diagnosed all-cause dementia, referring to any type of dementia regardless of its cause [22]. We developed a stochastic time-to-event microsimulation model with a dementia stage structure consistent with previous dementia progression models, using longitudinal evidence and mortality projections to inform transition hazards [19, 23, 24, 25]. </w:t>
+        <w:t xml:space="preserve"> years and older) from a 2023 baseline, used for initialisation only, to 2040 in annual time steps, with results reported from 2024 onward. New individuals entered the model yearly through a fixed-size entrant </w:t>
+      </w:r>
+      <w:r>
+        <w:t>population</w:t>
+      </w:r>
+      <w:r>
+        <w:t xml:space="preserve"> (n = 700,000), reweighted and sized to match age- and sex-specific population projections from the Office for National Statistics [20,21]. The baseline dementia prevalence, age distribution and severity stage mix was set using the Primary Care Dementia Data register. Dementia was defined as diagnosed all-cause dementia, referring to any type of dementia regardless of its cause [22]. We developed a stochastic time-to-event microsimulation model with a dementia stage structure consistent with previous dementia progression models, using longitudinal evidence and mortality projections to inform transition hazards [19, 23, 24, 25]. </w:t>
       </w:r>
     </w:p>
     <w:p>
@@ -523,7 +791,13 @@
     </w:p>
     <w:p>
       <w:r>
-        <w:t>In this model, risk factors interact with dementia onset. Progression uses exponential stage-duration hazards, scaled by age. We only modelled disease- and genetic-related risk factors (leaving out socioeconomic and lifestyle-related risk factors). We used a single study for all HR’s</w:t>
+        <w:t xml:space="preserve">In this model, risk factors </w:t>
+      </w:r>
+      <w:r>
+        <w:t xml:space="preserve">only </w:t>
+      </w:r>
+      <w:r>
+        <w:t>interact with dementia onset. Progression uses exponential stage-duration hazards, scaled by age. We only modelled disease- and genetic-related risk factors (leaving out socioeconomic and lifestyle-related risk factors). We used a single study for all HR’s</w:t>
       </w:r>
       <w:r>
         <w:t xml:space="preserve"> and prevalences</w:t>
@@ -538,10 +812,70 @@
         <w:t>Table</w:t>
       </w:r>
       <w:r>
-        <w:t xml:space="preserve"> XXX)</w:t>
-      </w:r>
-      <w:r>
-        <w:t xml:space="preserve"> [32]. Disease prevalence (except PD) and HRs were held constant throughout the forecast. </w:t>
+        <w:t xml:space="preserve"> </w:t>
+      </w:r>
+      <w:r>
+        <w:t>1</w:t>
+      </w:r>
+      <w:r>
+        <w:t>)</w:t>
+      </w:r>
+      <w:r>
+        <w:t>, except for PD</w:t>
+      </w:r>
+      <w:r>
+        <w:t xml:space="preserve"> [32]. </w:t>
+      </w:r>
+      <w:r>
+        <w:t xml:space="preserve">We </w:t>
+      </w:r>
+      <w:r>
+        <w:t xml:space="preserve">obtained </w:t>
+      </w:r>
+      <w:r>
+        <w:t>the HR for PD-dementia onset from a meta-analysis</w:t>
+      </w:r>
+      <w:r>
+        <w:t xml:space="preserve"> (n = </w:t>
+      </w:r>
+      <w:r>
+        <w:t>23</w:t>
+      </w:r>
+      <w:r>
+        <w:t>)</w:t>
+      </w:r>
+      <w:r>
+        <w:t xml:space="preserve"> of longitudinal studies </w:t>
+      </w:r>
+      <w:r>
+        <w:t xml:space="preserve">that accounted for reverse causality </w:t>
+      </w:r>
+      <w:r>
+        <w:t>[33].</w:t>
+      </w:r>
+      <w:r>
+        <w:t xml:space="preserve"> </w:t>
+      </w:r>
+      <w:r>
+        <w:t>We applied the pooled HR from</w:t>
+      </w:r>
+      <w:r>
+        <w:t>,</w:t>
+      </w:r>
+      <w:r>
+        <w:t xml:space="preserve"> which reflects a composite of periodontal health measures, to a</w:t>
+      </w:r>
+      <w:r>
+        <w:t>n NHS</w:t>
+      </w:r>
+      <w:r>
+        <w:t xml:space="preserve"> prevalence estimate broadly consistent with the moderate-to-severe periodontal involvement captured across the included studies</w:t>
+      </w:r>
+      <w:r>
+        <w:t xml:space="preserve">. </w:t>
+      </w:r>
+      <w:r>
+        <w:t xml:space="preserve">Disease prevalence (except PD) and HRs were held constant throughout the forecast. </w:t>
       </w:r>
       <w:r>
         <w:t xml:space="preserve">This risk set captures the vascular and inflammatory pathways that influence cognitive decline. We decided not to measure lifestyle factors due to </w:t>
@@ -908,6 +1242,7 @@
                 <w:b/>
                 <w:bCs/>
               </w:rPr>
+              <w:lastRenderedPageBreak/>
               <w:t>APOE ε4 carrier</w:t>
             </w:r>
           </w:p>
@@ -940,41 +1275,79 @@
           <w:b/>
           <w:bCs/>
         </w:rPr>
-        <w:t xml:space="preserve">Figure XXX </w:t>
-      </w:r>
-      <w:r>
-        <w:t xml:space="preserve">Hazard Ratios (HR) and prevalence rates for diseases modelled </w:t>
-      </w:r>
-    </w:p>
-    <w:p/>
-    <w:p>
-      <w:pPr>
+        <w:t>Table</w:t>
+      </w:r>
+      <w:r>
         <w:rPr>
           <w:b/>
           <w:bCs/>
         </w:rPr>
-      </w:pPr>
+        <w:t xml:space="preserve"> </w:t>
+      </w:r>
       <w:r>
         <w:rPr>
           <w:b/>
           <w:bCs/>
         </w:rPr>
+        <w:t>1</w:t>
+      </w:r>
+      <w:r>
+        <w:rPr>
+          <w:b/>
+          <w:bCs/>
+        </w:rPr>
+        <w:t xml:space="preserve"> </w:t>
+      </w:r>
+      <w:r>
+        <w:t xml:space="preserve">Hazard Ratios (HR) and prevalence rates for diseases modelled </w:t>
+      </w:r>
+    </w:p>
+    <w:p/>
+    <w:p>
+      <w:pPr>
+        <w:rPr>
+          <w:b/>
+          <w:bCs/>
+        </w:rPr>
+      </w:pPr>
+      <w:r>
+        <w:rPr>
+          <w:b/>
+          <w:bCs/>
+        </w:rPr>
         <w:t>Estimation of costs and QALYs</w:t>
       </w:r>
     </w:p>
     <w:p>
       <w:r>
-        <w:lastRenderedPageBreak/>
-        <w:t>We estimated the economic costs of dementia for direct formal healthcare and social care and informal caregivers. Table X shows the yearly costs used and Figure XXX shows the cost allocation. Costing data was sourced from a 2024 report on dementia and converted to 2023 values using GDP deflators [3</w:t>
-      </w:r>
-      <w:r>
-        <w:t>3</w:t>
+        <w:t xml:space="preserve">We estimated the economic costs of dementia for direct formal healthcare and social care and informal caregivers. Table </w:t>
+      </w:r>
+      <w:r>
+        <w:t>2</w:t>
+      </w:r>
+      <w:r>
+        <w:t xml:space="preserve"> shows the yearly costs used and Figure </w:t>
+      </w:r>
+      <w:r>
+        <w:t>1</w:t>
+      </w:r>
+      <w:r>
+        <w:t xml:space="preserve"> shows </w:t>
+      </w:r>
+      <w:r>
+        <w:t>how care costing was allocated</w:t>
+      </w:r>
+      <w:r>
+        <w:t>. Costing data was sourced from a 2024 report on dementia and converted to 2023 values using GDP deflators [3</w:t>
+      </w:r>
+      <w:r>
+        <w:t>4</w:t>
       </w:r>
       <w:r>
         <w:t>,3</w:t>
       </w:r>
       <w:r>
-        <w:t>4</w:t>
+        <w:t>5</w:t>
       </w:r>
       <w:r>
         <w:t xml:space="preserve">]. </w:t>
@@ -1018,71 +1391,95 @@
         <w:t xml:space="preserve">by severity are less than the </w:t>
       </w:r>
       <w:r>
-        <w:t>values found in the Carnall Farrar report</w:t>
+        <w:t xml:space="preserve">values found in the Carnall Farrar </w:t>
+      </w:r>
+      <w:r>
+        <w:t>as our model allocates costs by care setting</w:t>
+      </w:r>
+      <w:r>
+        <w:t xml:space="preserve"> and then distinguishes between formal and informal, rather than aggregated </w:t>
+      </w:r>
+      <w:r>
+        <w:t>as single per-person costs</w:t>
+      </w:r>
+      <w:r>
+        <w:t>.</w:t>
+      </w:r>
+      <w:r>
+        <w:t xml:space="preserve"> We excluded economic costs </w:t>
+      </w:r>
+      <w:r>
+        <w:t xml:space="preserve">as these </w:t>
+      </w:r>
+      <w:r>
+        <w:t>account for a reduction in consumption</w:t>
+      </w:r>
+      <w:r>
+        <w:t xml:space="preserve">, which isn’t a cost saving from a healthcare and social care system’s perspective. </w:t>
+      </w:r>
+    </w:p>
+    <w:p>
+      <w:r>
+        <w:t>QALYs are commonly used to value the benefit of interventions, with one QALY equating a year of life in perfect health [3</w:t>
+      </w:r>
+      <w:r>
+        <w:t>6</w:t>
+      </w:r>
+      <w:r>
+        <w:t>].</w:t>
+      </w:r>
+      <w:r>
+        <w:t xml:space="preserve"> This means years of life can take into account the quality and quantity of life. Dementia stage specific QALY utility values were obtained from a previous study modelling the benefits of population-level interventions for dementia risk factors and applied to those with dementia [3</w:t>
+      </w:r>
+      <w:r>
+        <w:t>7</w:t>
+      </w:r>
+      <w:r>
+        <w:t xml:space="preserve">]. </w:t>
+      </w:r>
+      <w:r>
+        <w:t>Age specific utility values for cognitively normal were taken from the UK Population Norms for EQ-5D [3</w:t>
+      </w:r>
+      <w:r>
+        <w:t>8</w:t>
+      </w:r>
+      <w:r>
+        <w:t>].</w:t>
+      </w:r>
+      <w:r>
+        <w:t xml:space="preserve"> An informal caregiver for someone with dementia will also see their quality of life affected due to the strain of care. We </w:t>
+      </w:r>
+      <w:r>
+        <w:t>attach caregivers (and caregiver QALYs) to those</w:t>
+      </w:r>
+      <w:r>
+        <w:t xml:space="preserve"> with dementia being treated at home</w:t>
+      </w:r>
+      <w:r>
+        <w:t xml:space="preserve">. </w:t>
+      </w:r>
+      <w:r>
+        <w:t>These caregivers are not part of the simulated population</w:t>
+      </w:r>
+      <w:r>
+        <w:t xml:space="preserve"> size.</w:t>
       </w:r>
       <w:r>
         <w:t xml:space="preserve"> </w:t>
       </w:r>
       <w:r>
-        <w:t>due to our</w:t>
+        <w:t>These utility values were attained from literature assessing the impact of caring for people with dementia [3</w:t>
+      </w:r>
+      <w:r>
+        <w:t>9</w:t>
+      </w:r>
+      <w:r>
+        <w:t>].</w:t>
       </w:r>
       <w:r>
         <w:t xml:space="preserve"> </w:t>
       </w:r>
       <w:r>
-        <w:t xml:space="preserve">dissemination </w:t>
-      </w:r>
-      <w:r>
-        <w:t>of unpaid and healthcare costs across institution</w:t>
-      </w:r>
-      <w:r>
-        <w:t>al care</w:t>
-      </w:r>
-      <w:r>
-        <w:t xml:space="preserve">. </w:t>
-      </w:r>
-    </w:p>
-    <w:p>
-      <w:r>
-        <w:t>QALYs are commonly used to value the benefit of interventions, with one QALY equating a year of life in perfect health [3</w:t>
-      </w:r>
-      <w:r>
-        <w:t>5</w:t>
-      </w:r>
-      <w:r>
-        <w:t>].</w:t>
-      </w:r>
-      <w:r>
-        <w:t xml:space="preserve"> This means years of life can take into account the quality and quantity of life. Dementia stage specific QALY utility values were obtained from a previous study modelling the benefits of population-level interventions for dementia risk factors and applied to those with dementia [3</w:t>
-      </w:r>
-      <w:r>
-        <w:t>6</w:t>
-      </w:r>
-      <w:r>
-        <w:t xml:space="preserve">]. </w:t>
-      </w:r>
-      <w:r>
-        <w:t>Age specific utility values for cognitively normal were taken from the UK Population Norms for EQ-5D [3</w:t>
-      </w:r>
-      <w:r>
-        <w:t>7</w:t>
-      </w:r>
-      <w:r>
-        <w:t>].</w:t>
-      </w:r>
-      <w:r>
-        <w:t xml:space="preserve"> An informal caregiver for someone with dementia will also see their quality of life affected due to the strain of care. We apply a caregiver disutility impact for dementia-at-home individuals and treat it as an incremental disutility. These utility values were attained from literature assessing the impact of caring for people with dementia [3</w:t>
-      </w:r>
-      <w:r>
-        <w:t>8</w:t>
-      </w:r>
-      <w:r>
-        <w:t>].</w:t>
-      </w:r>
-      <w:r>
-        <w:t xml:space="preserve"> </w:t>
-      </w:r>
-      <w:r>
         <w:t xml:space="preserve">Despite the </w:t>
       </w:r>
       <w:r>
@@ -1092,7 +1489,7 @@
         <w:t xml:space="preserve"> [</w:t>
       </w:r>
       <w:r>
-        <w:t>39</w:t>
+        <w:t>40</w:t>
       </w:r>
       <w:r>
         <w:t xml:space="preserve">]. </w:t>
@@ -1805,38 +2202,53 @@
           <w:b/>
           <w:bCs/>
         </w:rPr>
-        <w:t xml:space="preserve">Table X </w:t>
-      </w:r>
-      <w:r>
-        <w:t>Yearly costs by dementia stage by living setting (£)</w:t>
-      </w:r>
-    </w:p>
-    <w:p>
-      <w:pPr>
+        <w:lastRenderedPageBreak/>
+        <w:t xml:space="preserve">Table </w:t>
+      </w:r>
+      <w:r>
         <w:rPr>
           <w:b/>
           <w:bCs/>
         </w:rPr>
-      </w:pPr>
-    </w:p>
-    <w:p>
-      <w:pPr>
+        <w:t>2</w:t>
+      </w:r>
+      <w:r>
         <w:rPr>
           <w:b/>
           <w:bCs/>
         </w:rPr>
-      </w:pPr>
-      <w:r>
+        <w:t xml:space="preserve"> </w:t>
+      </w:r>
+      <w:r>
+        <w:t>Yearly costs by dementia stage by living setting (£)</w:t>
+      </w:r>
+    </w:p>
+    <w:p>
+      <w:pPr>
         <w:rPr>
           <w:b/>
           <w:bCs/>
         </w:rPr>
-        <w:lastRenderedPageBreak/>
+      </w:pPr>
+    </w:p>
+    <w:p>
+      <w:pPr>
+        <w:rPr>
+          <w:b/>
+          <w:bCs/>
+        </w:rPr>
+      </w:pPr>
+      <w:r>
+        <w:rPr>
+          <w:b/>
+          <w:bCs/>
+          <w:noProof/>
+        </w:rPr>
         <w:drawing>
-          <wp:inline distT="0" distB="0" distL="0" distR="0" wp14:anchorId="635C88A1" wp14:editId="6FF2726F">
-            <wp:extent cx="5986130" cy="2207289"/>
-            <wp:effectExtent l="0" t="0" r="0" b="2540"/>
-            <wp:docPr id="626993155" name="Picture 1"/>
+          <wp:inline distT="0" distB="0" distL="0" distR="0" wp14:anchorId="2ABEA79F" wp14:editId="46518A24">
+            <wp:extent cx="6355594" cy="2020186"/>
+            <wp:effectExtent l="0" t="0" r="7620" b="0"/>
+            <wp:docPr id="98808494" name="Picture 1"/>
             <wp:cNvGraphicFramePr>
               <a:graphicFrameLocks xmlns:a="http://schemas.openxmlformats.org/drawingml/2006/main" noChangeAspect="1"/>
             </wp:cNvGraphicFramePr>
@@ -1844,7 +2256,7 @@
               <a:graphicData uri="http://schemas.openxmlformats.org/drawingml/2006/picture">
                 <pic:pic xmlns:pic="http://schemas.openxmlformats.org/drawingml/2006/picture">
                   <pic:nvPicPr>
-                    <pic:cNvPr id="626993155" name=""/>
+                    <pic:cNvPr id="98808494" name=""/>
                     <pic:cNvPicPr/>
                   </pic:nvPicPr>
                   <pic:blipFill>
@@ -1856,7 +2268,7 @@
                   <pic:spPr>
                     <a:xfrm>
                       <a:off x="0" y="0"/>
-                      <a:ext cx="6028435" cy="2222888"/>
+                      <a:ext cx="6373875" cy="2025997"/>
                     </a:xfrm>
                     <a:prstGeom prst="rect">
                       <a:avLst/>
@@ -1875,39 +2287,36 @@
           <w:b/>
           <w:bCs/>
         </w:rPr>
-        <w:t xml:space="preserve">Figure XXX </w:t>
-      </w:r>
-      <w:r>
-        <w:t>Flowchart of care setting allocation</w:t>
-      </w:r>
-    </w:p>
-    <w:p>
-      <w:pPr>
+        <w:t xml:space="preserve">Figure </w:t>
+      </w:r>
+      <w:r>
         <w:rPr>
           <w:b/>
           <w:bCs/>
         </w:rPr>
-      </w:pPr>
-    </w:p>
-    <w:p>
-      <w:pPr>
+        <w:t>1</w:t>
+      </w:r>
+      <w:r>
         <w:rPr>
           <w:b/>
           <w:bCs/>
         </w:rPr>
-      </w:pPr>
-      <w:r>
+        <w:t xml:space="preserve"> </w:t>
+      </w:r>
+      <w:r>
+        <w:t>Flowchart of care setting allocation</w:t>
+      </w:r>
+      <w:r>
+        <w:t xml:space="preserve"> compared to Carnall Farrar 2024 report</w:t>
+      </w:r>
+    </w:p>
+    <w:p>
+      <w:pPr>
         <w:rPr>
           <w:b/>
           <w:bCs/>
         </w:rPr>
-        <w:t>Outcomes</w:t>
-      </w:r>
-    </w:p>
-    <w:p>
-      <w:r>
-        <w:t xml:space="preserve">Differences in dementia incidence and prevalence over time were estimated under each PD prevalence scenario and compared. The model estimated the costs and QALYs attached with dementia, reported year-by-year and cumulatively. Costs were categorised by formal care giving and informal care costs. QALYs were aggregated by dementia patient and informal home caregivers. This allowed for the comparison of dementia person-years avoided, total and annual cost savings, QALYs, and cost savings per dementia case avoided, between the differences in PD prevalence runs. </w:t>
-      </w:r>
+      </w:pPr>
     </w:p>
     <w:p>
       <w:pPr>
@@ -1916,19 +2325,45 @@
           <w:bCs/>
         </w:rPr>
       </w:pPr>
-    </w:p>
-    <w:p>
-      <w:pPr>
+      <w:r>
         <w:rPr>
           <w:b/>
           <w:bCs/>
         </w:rPr>
-      </w:pPr>
-      <w:r>
+        <w:t>Outcomes</w:t>
+      </w:r>
+    </w:p>
+    <w:p>
+      <w:r>
+        <w:t xml:space="preserve">Differences in dementia incidence and prevalence over time were estimated under each PD prevalence scenario and compared. The model estimated the costs and QALYs attached with dementia, reported year-by-year and cumulatively. Costs were categorised by formal care giving and informal care costs. QALYs were aggregated by </w:t>
+      </w:r>
+      <w:r>
+        <w:t xml:space="preserve">whole population (including individuals with dementia) </w:t>
+      </w:r>
+      <w:r>
+        <w:t xml:space="preserve">and informal home caregivers. This allowed for the comparison of total and annual cost savings, QALYs, and cost savings per dementia case avoided, between the differences in PD prevalence runs. </w:t>
+      </w:r>
+    </w:p>
+    <w:p>
+      <w:pPr>
         <w:rPr>
           <w:b/>
           <w:bCs/>
         </w:rPr>
+      </w:pPr>
+    </w:p>
+    <w:p>
+      <w:pPr>
+        <w:rPr>
+          <w:b/>
+          <w:bCs/>
+        </w:rPr>
+      </w:pPr>
+      <w:r>
+        <w:rPr>
+          <w:b/>
+          <w:bCs/>
+        </w:rPr>
         <w:t>Sensitivity analysis</w:t>
       </w:r>
     </w:p>
@@ -1937,11 +2372,20 @@
         <w:t>We conducted probabilistic sensitivity analysis (PSA) with 500 Monte Carlo iterations for 1% of the target population (n = 107,874), sampling uncertain parameters from probability distributions (sampling costs with the gamma distribution, utilities and probabilities with beta, and risk HRs with lognormal from CIs; relative SD = 10%) [4</w:t>
       </w:r>
       <w:r>
-        <w:t>0</w:t>
+        <w:t>1</w:t>
       </w:r>
       <w:r>
         <w:t xml:space="preserve">]. The outcomes were then scaled back up by a factor of 100. This was due to the computational strain of sampling for the full population. Results are reported as means with 95% confidence intervals. </w:t>
       </w:r>
+      <w:r>
+        <w:t xml:space="preserve">Coefficients of variation </w:t>
+      </w:r>
+      <w:r>
+        <w:t xml:space="preserve">((standard deviation / mean)*100) </w:t>
+      </w:r>
+      <w:r>
+        <w:t>are also reported.</w:t>
+      </w:r>
     </w:p>
     <w:p>
       <w:r>
@@ -1960,7 +2404,25 @@
         <w:t xml:space="preserve"> </w:t>
       </w:r>
       <w:r>
-        <w:t xml:space="preserve">for onset). As with our PSA, the runs used 1% of the total population with 10 independent model runs per PD prevalence due to computational feasibility. Outputs were then scaled up to full-cohort equivalents. </w:t>
+        <w:t xml:space="preserve">for onset). </w:t>
+      </w:r>
+      <w:r>
+        <w:t>We used</w:t>
+      </w:r>
+      <w:r>
+        <w:t xml:space="preserve"> 1</w:t>
+      </w:r>
+      <w:r>
+        <w:t>00</w:t>
+      </w:r>
+      <w:r>
+        <w:t>% of the total population</w:t>
+      </w:r>
+      <w:r>
+        <w:t>, with each lower and upper bound of the HR used for each PD prevalence run.</w:t>
+      </w:r>
+      <w:r>
+        <w:t xml:space="preserve"> </w:t>
       </w:r>
     </w:p>
     <w:p/>
@@ -1995,7 +2457,6 @@
           <w:b/>
           <w:bCs/>
         </w:rPr>
-        <w:lastRenderedPageBreak/>
         <w:t>Disease outcomes</w:t>
       </w:r>
     </w:p>
@@ -2016,7 +2477,13 @@
         <w:t>, with prevalence increasing by 32%</w:t>
       </w:r>
       <w:r>
-        <w:t xml:space="preserve"> (Table XXX)</w:t>
+        <w:t xml:space="preserve"> (Table </w:t>
+      </w:r>
+      <w:r>
+        <w:t>3</w:t>
+      </w:r>
+      <w:r>
+        <w:t>)</w:t>
       </w:r>
       <w:r>
         <w:t>.</w:t>
@@ -2079,7 +2546,19 @@
         <w:t xml:space="preserve">Annual dementia incidence </w:t>
       </w:r>
       <w:r>
-        <w:t>at baseline increased from 151,00 cases in 2024, to 180,000 cases in 2040</w:t>
+        <w:t xml:space="preserve">at </w:t>
+      </w:r>
+      <w:r>
+        <w:t>50% PD prevalence</w:t>
+      </w:r>
+      <w:r>
+        <w:t xml:space="preserve"> increased from 151,00</w:t>
+      </w:r>
+      <w:r>
+        <w:t>0</w:t>
+      </w:r>
+      <w:r>
+        <w:t xml:space="preserve"> cases in 2024, to 180,000 cases in 2040</w:t>
       </w:r>
       <w:r>
         <w:t>. The 25% intervention scenario consistently showed ~7,000 fewer annual cases</w:t>
@@ -3218,97 +3697,46 @@
           <w:b/>
           <w:bCs/>
         </w:rPr>
-        <w:t xml:space="preserve"> XXX </w:t>
-      </w:r>
-      <w:r>
-        <w:t xml:space="preserve">Outcomes by scenario. PD = periodontal disease. </w:t>
-      </w:r>
-    </w:p>
-    <w:p/>
-    <w:p>
-      <w:r>
-        <w:t xml:space="preserve">At 50% prevalence, </w:t>
-      </w:r>
-      <w:r>
-        <w:t>PD is the most prevalent modifiable dementia risk factor in the model</w:t>
-      </w:r>
-      <w:r>
-        <w:t xml:space="preserve">, but </w:t>
-      </w:r>
-      <w:r>
-        <w:t xml:space="preserve">showed </w:t>
-      </w:r>
-      <w:r>
-        <w:t xml:space="preserve">only </w:t>
-      </w:r>
-      <w:r>
-        <w:t>8%</w:t>
-      </w:r>
-      <w:r>
-        <w:t xml:space="preserve"> enrichment in the dementia population</w:t>
-      </w:r>
-      <w:r>
-        <w:t xml:space="preserve"> compared to 65-76% for depression and diabetes</w:t>
-      </w:r>
-      <w:r>
-        <w:t>.</w:t>
-      </w:r>
-      <w:r>
-        <w:t xml:space="preserve"> This is consistent with </w:t>
-      </w:r>
-      <w:r>
-        <w:t>PD’s modest HR (1.21 compared to 1.93</w:t>
-      </w:r>
-      <w:r>
         <w:t xml:space="preserve"> </w:t>
-      </w:r>
-      <w:r>
-        <w:t xml:space="preserve">for depression and </w:t>
-      </w:r>
-      <w:r>
-        <w:t>2.06</w:t>
-      </w:r>
-      <w:r>
-        <w:t xml:space="preserve"> for diabetes</w:t>
-      </w:r>
-      <w:r>
-        <w:t>)</w:t>
-      </w:r>
-      <w:r>
-        <w:t xml:space="preserve">. </w:t>
-      </w:r>
-      <w:r>
-        <w:t xml:space="preserve">We find that as PD prevalence </w:t>
-      </w:r>
-      <w:r>
-        <w:lastRenderedPageBreak/>
-        <w:t>increases, relative e</w:t>
-      </w:r>
-      <w:r>
-        <w:t>n</w:t>
-      </w:r>
-      <w:r>
-        <w:t>richment decreases (</w:t>
-      </w:r>
-      <w:r>
-        <w:t>25% PD</w:t>
-      </w:r>
-      <w:r>
-        <w:t xml:space="preserve">: enrichment 13%; 75% PD: </w:t>
       </w:r>
       <w:r>
         <w:rPr>
           <w:b/>
           <w:bCs/>
         </w:rPr>
+        <w:t>3</w:t>
+      </w:r>
+      <w:r>
+        <w:rPr>
+          <w:b/>
+          <w:bCs/>
+        </w:rPr>
+        <w:t xml:space="preserve"> </w:t>
+      </w:r>
+      <w:r>
+        <w:t xml:space="preserve">Outcomes by scenario. PD = periodontal disease. </w:t>
+      </w:r>
+      <w:r>
+        <w:t>2024£ costs.</w:t>
+      </w:r>
+    </w:p>
+    <w:p/>
+    <w:p>
+      <w:r>
+        <w:rPr>
+          <w:b/>
+          <w:bCs/>
+          <w:noProof/>
+        </w:rPr>
+        <w:lastRenderedPageBreak/>
         <w:drawing>
-          <wp:anchor distT="0" distB="0" distL="114300" distR="114300" simplePos="0" relativeHeight="251658240" behindDoc="0" locked="0" layoutInCell="1" allowOverlap="1" wp14:anchorId="0302B923" wp14:editId="59974902">
+          <wp:anchor distT="0" distB="0" distL="114300" distR="114300" simplePos="0" relativeHeight="251658240" behindDoc="0" locked="0" layoutInCell="1" allowOverlap="1" wp14:anchorId="0302B923" wp14:editId="3BCF7FD8">
             <wp:simplePos x="0" y="0"/>
             <wp:positionH relativeFrom="margin">
-              <wp:posOffset>-742962</wp:posOffset>
+              <wp:align>center</wp:align>
             </wp:positionH>
             <wp:positionV relativeFrom="paragraph">
-              <wp:posOffset>939632</wp:posOffset>
+              <wp:posOffset>1291590</wp:posOffset>
             </wp:positionV>
             <wp:extent cx="7007607" cy="2708695"/>
             <wp:effectExtent l="0" t="0" r="3175" b="0"/>
@@ -3370,7 +3798,73 @@
         </w:drawing>
       </w:r>
       <w:r>
-        <w:t xml:space="preserve">enrichment 4%). </w:t>
+        <w:t xml:space="preserve">At 50% prevalence, </w:t>
+      </w:r>
+      <w:r>
+        <w:t>PD is the most prevalent modifiable dementia risk factor in the model</w:t>
+      </w:r>
+      <w:r>
+        <w:t xml:space="preserve">, but </w:t>
+      </w:r>
+      <w:r>
+        <w:t xml:space="preserve">showed </w:t>
+      </w:r>
+      <w:r>
+        <w:t xml:space="preserve">only </w:t>
+      </w:r>
+      <w:r>
+        <w:t>8%</w:t>
+      </w:r>
+      <w:r>
+        <w:t xml:space="preserve"> enrichment in the dementia population</w:t>
+      </w:r>
+      <w:r>
+        <w:t xml:space="preserve"> compared to 65-76% for depression and diabetes</w:t>
+      </w:r>
+      <w:r>
+        <w:t xml:space="preserve"> (Figure 2)</w:t>
+      </w:r>
+      <w:r>
+        <w:t>.</w:t>
+      </w:r>
+      <w:r>
+        <w:t xml:space="preserve"> This is consistent with </w:t>
+      </w:r>
+      <w:r>
+        <w:t>PD’s modest HR (1.21 compared to 1.93</w:t>
+      </w:r>
+      <w:r>
+        <w:t xml:space="preserve"> </w:t>
+      </w:r>
+      <w:r>
+        <w:t xml:space="preserve">for depression and </w:t>
+      </w:r>
+      <w:r>
+        <w:t>2.06</w:t>
+      </w:r>
+      <w:r>
+        <w:t xml:space="preserve"> for diabetes</w:t>
+      </w:r>
+      <w:r>
+        <w:t>)</w:t>
+      </w:r>
+      <w:r>
+        <w:t xml:space="preserve">. </w:t>
+      </w:r>
+      <w:r>
+        <w:t>We find that as PD prevalence increases, relative e</w:t>
+      </w:r>
+      <w:r>
+        <w:t>n</w:t>
+      </w:r>
+      <w:r>
+        <w:t>richment decreases (</w:t>
+      </w:r>
+      <w:r>
+        <w:t>25% PD</w:t>
+      </w:r>
+      <w:r>
+        <w:t xml:space="preserve">: enrichment 13%; 75% PD: enrichment 4%). </w:t>
       </w:r>
     </w:p>
     <w:p>
@@ -3386,38 +3880,45 @@
           <w:b/>
           <w:bCs/>
         </w:rPr>
-        <w:t xml:space="preserve"> XXX</w:t>
+        <w:t xml:space="preserve"> </w:t>
       </w:r>
       <w:r>
         <w:rPr>
           <w:b/>
           <w:bCs/>
         </w:rPr>
-        <w:t xml:space="preserve"> </w:t>
-      </w:r>
-      <w:r>
-        <w:t xml:space="preserve">Comparative risk factor landscape at </w:t>
-      </w:r>
-      <w:r>
-        <w:t>50% PD prevalence</w:t>
-      </w:r>
-      <w:r>
-        <w:t xml:space="preserve"> baseline </w:t>
-      </w:r>
-    </w:p>
-    <w:p/>
-    <w:p>
-      <w:pPr>
+        <w:t>2</w:t>
+      </w:r>
+      <w:r>
         <w:rPr>
           <w:b/>
           <w:bCs/>
         </w:rPr>
-      </w:pPr>
-      <w:r>
+        <w:t xml:space="preserve"> </w:t>
+      </w:r>
+      <w:r>
+        <w:t xml:space="preserve">Comparative risk factor landscape at </w:t>
+      </w:r>
+      <w:r>
+        <w:t>50% PD prevalence</w:t>
+      </w:r>
+      <w:r>
+        <w:t xml:space="preserve"> baseline </w:t>
+      </w:r>
+    </w:p>
+    <w:p/>
+    <w:p>
+      <w:pPr>
         <w:rPr>
           <w:b/>
           <w:bCs/>
         </w:rPr>
+      </w:pPr>
+      <w:r>
+        <w:rPr>
+          <w:b/>
+          <w:bCs/>
+        </w:rPr>
         <w:t>Economic outcomes</w:t>
       </w:r>
     </w:p>
@@ -3441,6 +3942,9 @@
         <w:t>bn</w:t>
       </w:r>
       <w:r>
+        <w:t xml:space="preserve"> (Figure 3)</w:t>
+      </w:r>
+      <w:r>
         <w:t xml:space="preserve">. At 25% prevalence, </w:t>
       </w:r>
       <w:r>
@@ -3501,6 +4005,9 @@
         <w:t xml:space="preserve">bn; informal care: </w:t>
       </w:r>
       <w:r>
+        <w:t>£</w:t>
+      </w:r>
+      <w:r>
         <w:t>1</w:t>
       </w:r>
       <w:r>
@@ -3615,16 +4122,17 @@
         <w:t xml:space="preserve">This can also be interpreted as the average duration individuals live with dementia in the model. </w:t>
       </w:r>
     </w:p>
-    <w:p/>
-    <w:p/>
-    <w:p>
-      <w:r>
+    <w:p>
+      <w:r>
+        <w:rPr>
+          <w:noProof/>
+        </w:rPr>
         <w:lastRenderedPageBreak/>
         <w:drawing>
-          <wp:anchor distT="0" distB="0" distL="114300" distR="114300" simplePos="0" relativeHeight="251659264" behindDoc="0" locked="0" layoutInCell="1" allowOverlap="1" wp14:anchorId="478726A7" wp14:editId="4C7D7A85">
+          <wp:anchor distT="0" distB="0" distL="114300" distR="114300" simplePos="0" relativeHeight="251659264" behindDoc="0" locked="0" layoutInCell="1" allowOverlap="1" wp14:anchorId="478726A7" wp14:editId="6AC02901">
             <wp:simplePos x="0" y="0"/>
             <wp:positionH relativeFrom="column">
-              <wp:posOffset>-259080</wp:posOffset>
+              <wp:posOffset>-344805</wp:posOffset>
             </wp:positionH>
             <wp:positionV relativeFrom="paragraph">
               <wp:posOffset>0</wp:posOffset>
@@ -3693,19 +4201,38 @@
           <w:b/>
           <w:bCs/>
         </w:rPr>
-        <w:t xml:space="preserve">Figure XXX </w:t>
+        <w:t xml:space="preserve">Figure </w:t>
+      </w:r>
+      <w:r>
+        <w:rPr>
+          <w:b/>
+          <w:bCs/>
+        </w:rPr>
+        <w:t>3</w:t>
+      </w:r>
+      <w:r>
+        <w:rPr>
+          <w:b/>
+          <w:bCs/>
+        </w:rPr>
+        <w:t xml:space="preserve"> </w:t>
       </w:r>
       <w:r>
         <w:t>Annual dementia costs by periodontal disease prevalence scenario</w:t>
       </w:r>
-    </w:p>
-    <w:p/>
-    <w:p>
-      <w:r>
+      <w:r>
+        <w:t>. 2024£ costs</w:t>
+      </w:r>
+    </w:p>
+    <w:p>
+      <w:r>
+        <w:rPr>
+          <w:noProof/>
+        </w:rPr>
         <w:drawing>
-          <wp:inline distT="0" distB="0" distL="0" distR="0" wp14:anchorId="687D4031" wp14:editId="04D214B1">
-            <wp:extent cx="6234085" cy="4459605"/>
-            <wp:effectExtent l="0" t="0" r="0" b="0"/>
+          <wp:inline distT="0" distB="0" distL="0" distR="0" wp14:anchorId="687D4031" wp14:editId="4B61D04C">
+            <wp:extent cx="5991225" cy="4285873"/>
+            <wp:effectExtent l="0" t="0" r="0" b="635"/>
             <wp:docPr id="1062747639" name="Picture 5"/>
             <wp:cNvGraphicFramePr>
               <a:graphicFrameLocks xmlns:a="http://schemas.openxmlformats.org/drawingml/2006/main" noChangeAspect="1"/>
@@ -3735,7 +4262,7 @@
                   <pic:spPr bwMode="auto">
                     <a:xfrm>
                       <a:off x="0" y="0"/>
-                      <a:ext cx="6286384" cy="4497018"/>
+                      <a:ext cx="5994151" cy="4287966"/>
                     </a:xfrm>
                     <a:prstGeom prst="rect">
                       <a:avLst/>
@@ -3763,88 +4290,24 @@
           <w:b/>
           <w:bCs/>
         </w:rPr>
-        <w:t xml:space="preserve">Figure XXX </w:t>
-      </w:r>
-      <w:r>
-        <w:t>Cumulative QALY differences from 50% baseline 2024-2040</w:t>
-      </w:r>
-    </w:p>
-    <w:p/>
-    <w:p>
-      <w:pPr>
+        <w:t xml:space="preserve">Figure </w:t>
+      </w:r>
+      <w:r>
         <w:rPr>
           <w:b/>
           <w:bCs/>
         </w:rPr>
-      </w:pPr>
+        <w:t>4</w:t>
+      </w:r>
       <w:r>
         <w:rPr>
           <w:b/>
           <w:bCs/>
         </w:rPr>
-        <w:t>Health utility outcomes</w:t>
-      </w:r>
-    </w:p>
-    <w:p>
-      <w:r>
-        <w:t>For both the lower prevalence and higher prevalence scenario</w:t>
-      </w:r>
-      <w:r>
-        <w:t xml:space="preserve">, </w:t>
-      </w:r>
-      <w:r>
-        <w:t>cohort QALYs differed marginally from the baseline 50% prevalence</w:t>
-      </w:r>
-      <w:r>
-        <w:t>, with only small year-on-year differences within the PD prevalences</w:t>
-      </w:r>
-      <w:r>
-        <w:t xml:space="preserve"> (Figure XXX)</w:t>
-      </w:r>
-      <w:r>
-        <w:t xml:space="preserve">. </w:t>
-      </w:r>
-      <w:r>
-        <w:t xml:space="preserve">Total </w:t>
-      </w:r>
-      <w:r>
-        <w:t xml:space="preserve">cohort QALYs (not including caregiver QALYs) </w:t>
-      </w:r>
-      <w:r>
-        <w:t xml:space="preserve">totalled 141.38mn at 25% PD prevalence, 141.22mn at 50%, and </w:t>
-      </w:r>
-      <w:r>
-        <w:t xml:space="preserve">141.05mn at 75%. </w:t>
-      </w:r>
-      <w:r>
-        <w:t xml:space="preserve">This is less than a 0.2% variation around the baseline. </w:t>
-      </w:r>
-      <w:r>
-        <w:t>Year-by-year cohort QALYs remained stable across scenarios, varying by</w:t>
-      </w:r>
-      <w:r>
-        <w:t xml:space="preserve"> less than 200,000 QALYs </w:t>
-      </w:r>
-      <w:r>
-        <w:t xml:space="preserve">across 2024-2040. Caregiver QALYs, assigned to each individual with dementia, demonstrated greater variability.  </w:t>
-      </w:r>
-      <w:r>
-        <w:t xml:space="preserve">The lower 25% PD prevalence resulted in </w:t>
-      </w:r>
-      <w:r>
-        <w:t>10.</w:t>
-      </w:r>
-      <w:r>
-        <w:t xml:space="preserve">20 million caregiver QALYs, 50% PD prevalence </w:t>
-      </w:r>
-      <w:r>
-        <w:t>10.</w:t>
-      </w:r>
-      <w:r>
-        <w:t xml:space="preserve">55 million, and 75% PD prevalence 10.90 million. </w:t>
-      </w:r>
-      <w:r>
-        <w:t xml:space="preserve">This relationship represents the model structure, as a reduced dementia population resulted in a smaller caregiver population, and therefore less caregiver QALYs accrued. </w:t>
+        <w:t xml:space="preserve"> </w:t>
+      </w:r>
+      <w:r>
+        <w:t>Cumulative QALY differences from 50% baseline 2024-2040</w:t>
       </w:r>
     </w:p>
     <w:p/>
@@ -3860,126 +4323,114 @@
           <w:b/>
           <w:bCs/>
         </w:rPr>
+        <w:lastRenderedPageBreak/>
+        <w:t>Health utility outcomes</w:t>
+      </w:r>
+    </w:p>
+    <w:p>
+      <w:r>
+        <w:t>For both the lower prevalence and higher prevalence scenario</w:t>
+      </w:r>
+      <w:r>
+        <w:t xml:space="preserve">, </w:t>
+      </w:r>
+      <w:r>
+        <w:t>population</w:t>
+      </w:r>
+      <w:r>
+        <w:t xml:space="preserve"> QALYs differed marginally from the baseline 50% prevalence</w:t>
+      </w:r>
+      <w:r>
+        <w:t>, with only small year-on-year differences within the PD prevalences</w:t>
+      </w:r>
+      <w:r>
+        <w:t xml:space="preserve"> (Figure </w:t>
+      </w:r>
+      <w:r>
+        <w:t>4</w:t>
+      </w:r>
+      <w:r>
+        <w:t>)</w:t>
+      </w:r>
+      <w:r>
+        <w:t xml:space="preserve">. </w:t>
+      </w:r>
+      <w:r>
+        <w:t xml:space="preserve">Total </w:t>
+      </w:r>
+      <w:r>
+        <w:t>population</w:t>
+      </w:r>
+      <w:r>
+        <w:t xml:space="preserve"> QALYs (not including caregiver QALYs) </w:t>
+      </w:r>
+      <w:r>
+        <w:t xml:space="preserve">totalled 141.38mn at 25% PD prevalence, 141.22mn at 50%, and </w:t>
+      </w:r>
+      <w:r>
+        <w:t xml:space="preserve">141.05mn at 75%. </w:t>
+      </w:r>
+      <w:r>
+        <w:t xml:space="preserve">This is less than a 0.2% variation around the baseline. </w:t>
+      </w:r>
+      <w:r>
+        <w:t xml:space="preserve">Year-by-year </w:t>
+      </w:r>
+      <w:r>
+        <w:t>population</w:t>
+      </w:r>
+      <w:r>
+        <w:t xml:space="preserve"> QALYs remained stable across scenarios, varying by</w:t>
+      </w:r>
+      <w:r>
+        <w:t xml:space="preserve"> less than 200,000 QALYs </w:t>
+      </w:r>
+      <w:r>
+        <w:t xml:space="preserve">across 2024-2040. Caregiver QALYs, assigned to each individual with dementia, demonstrated greater variability.  </w:t>
+      </w:r>
+      <w:r>
+        <w:t xml:space="preserve">The lower 25% PD prevalence resulted in </w:t>
+      </w:r>
+      <w:r>
+        <w:t>10.</w:t>
+      </w:r>
+      <w:r>
+        <w:t xml:space="preserve">20 million caregiver QALYs, 50% PD prevalence </w:t>
+      </w:r>
+      <w:r>
+        <w:t>10.</w:t>
+      </w:r>
+      <w:r>
+        <w:t xml:space="preserve">55 million, and 75% PD prevalence 10.90 million. </w:t>
+      </w:r>
+      <w:r>
+        <w:t xml:space="preserve">This relationship represents the model structure, as a reduced dementia population resulted in a smaller caregiver population, and therefore less caregiver QALYs accrued. </w:t>
+      </w:r>
+    </w:p>
+    <w:p/>
+    <w:p>
+      <w:pPr>
+        <w:rPr>
+          <w:b/>
+          <w:bCs/>
+        </w:rPr>
+      </w:pPr>
+      <w:r>
+        <w:rPr>
+          <w:b/>
+          <w:bCs/>
+        </w:rPr>
         <w:t>Sensitivity analysis results</w:t>
       </w:r>
     </w:p>
     <w:p>
       <w:r>
-        <w:t xml:space="preserve">Our PSA results </w:t>
-      </w:r>
-      <w:r>
-        <w:t xml:space="preserve">demonstrate </w:t>
-      </w:r>
-      <w:r>
-        <w:t>the stability of our base case results across all three prevalence scenarios, displaying robustness to parameter uncertainty (</w:t>
-      </w:r>
-      <w:r>
-        <w:t xml:space="preserve">summarised in </w:t>
-      </w:r>
-      <w:r>
-        <w:t>Table XXX</w:t>
-      </w:r>
-      <w:r>
-        <w:t>, full results in Supplementary Materials</w:t>
-      </w:r>
-      <w:r>
-        <w:t xml:space="preserve"> Table XXX</w:t>
-      </w:r>
-      <w:r>
-        <w:t xml:space="preserve">). </w:t>
-      </w:r>
-      <w:r>
-        <w:t xml:space="preserve">Results demonstrate statistical robustness </w:t>
-      </w:r>
-      <w:r>
-        <w:t xml:space="preserve">with narrow confidence intervals. </w:t>
-      </w:r>
-      <w:r>
-        <w:t xml:space="preserve">Whole cohort </w:t>
-      </w:r>
-      <w:r>
-        <w:t xml:space="preserve">QALY outcomes demonstrated the </w:t>
-      </w:r>
-      <w:r>
-        <w:t>lowest uncertainty with CV = 5.</w:t>
-      </w:r>
-      <w:r>
-        <w:t>6</w:t>
-      </w:r>
-      <w:r>
-        <w:t>%-5.7%</w:t>
-      </w:r>
-      <w:r>
-        <w:t xml:space="preserve">, </w:t>
-      </w:r>
-      <w:r>
-        <w:t xml:space="preserve">but caregiver QALYs had the highest CV (CV = 9.9%-10.4%). </w:t>
-      </w:r>
-      <w:r>
-        <w:t>Formal cost sh</w:t>
-      </w:r>
-      <w:r>
-        <w:t>owed slightly higher variation (CV = 9.7%10.2%) than informal cost</w:t>
-      </w:r>
-      <w:r>
-        <w:t>s (CV = 9.0%-9.5%)</w:t>
-      </w:r>
-      <w:r>
-        <w:t>, but both were consistent across PD prevalence scenarios</w:t>
-      </w:r>
-      <w:r>
-        <w:t xml:space="preserve">. </w:t>
-      </w:r>
-      <w:r>
-        <w:t xml:space="preserve">Cumulative incident dementia cases </w:t>
-      </w:r>
-      <w:r>
-        <w:t>also demonstrated</w:t>
-      </w:r>
-      <w:r>
-        <w:t xml:space="preserve"> statistical robustness across PD prevalence’s (CV</w:t>
-      </w:r>
-      <w:r>
-        <w:t xml:space="preserve"> = 8.85-9.4%)</w:t>
+        <w:t>Our PSA results demonstrate the stability of our base case results across all three prevalence scenarios, displaying robustness to parameter uncertainty (summarised in Table 4, full results in Supplementary Materials Table XXX). Total costs ranged from £610.0bn (95% CI: £509.3bn–£710.9bn) at 25% PD prevalence to £651.2bn (95% CI: £535.7bn–£765.3bn) at 75% PD prevalence, with coefficients of variation between 8.3% and 8.9%. Total QALYs were highly stable across scenarios, ranging from 151.9mn to 152.4mn with the lowest uncertainty of any outcome (CV: 5.2%–5.3%). Cumulative incident dementia cases ranged from 2.7mn at 25% PD prevalence (95% CI: 2.2mn–3.2mn) to 2.9mn at 75% PD prevalence (95% CI: 2.4mn–3.5mn), with slightly higher variation (CV: 9.1%–9.7%). All outcomes displayed narrow confidence intervals and consistent behaviour across PD prevalence scenarios, supporting the robustness of the base case findings</w:t>
       </w:r>
       <w:r>
         <w:t>.</w:t>
       </w:r>
-      <w:r>
-        <w:t xml:space="preserve"> </w:t>
-      </w:r>
-      <w:r>
-        <w:t>Cumulative incident dementia cases ranged from 2.84</w:t>
-      </w:r>
-      <w:r>
-        <w:t>mn</w:t>
-      </w:r>
-      <w:r>
-        <w:t xml:space="preserve"> at 25% PD prevalence (95% CI: 2.33</w:t>
-      </w:r>
-      <w:r>
-        <w:t xml:space="preserve">mn-3.34mn), 3.08mn </w:t>
-      </w:r>
-      <w:r>
-        <w:t>to</w:t>
-      </w:r>
-      <w:r>
-        <w:t xml:space="preserve"> </w:t>
-      </w:r>
-      <w:r>
-        <w:t>7</w:t>
-      </w:r>
-      <w:r>
-        <w:t xml:space="preserve">5% PD prevalence </w:t>
-      </w:r>
-      <w:r>
-        <w:t xml:space="preserve">(95% CI: </w:t>
-      </w:r>
-      <w:r>
-        <w:t xml:space="preserve">2.50mn-3.64mn). </w:t>
-      </w:r>
-    </w:p>
-    <w:p/>
+    </w:p>
     <w:tbl>
       <w:tblPr>
         <w:tblStyle w:val="TableGrid"/>
@@ -4062,25 +4513,7 @@
                 <w:sz w:val="22"/>
                 <w:szCs w:val="22"/>
               </w:rPr>
-              <w:t>5</w:t>
-            </w:r>
-            <w:r>
-              <w:rPr>
-                <w:b/>
-                <w:bCs/>
-                <w:sz w:val="22"/>
-                <w:szCs w:val="22"/>
-              </w:rPr>
-              <w:t>0</w:t>
-            </w:r>
-            <w:r>
-              <w:rPr>
-                <w:b/>
-                <w:bCs/>
-                <w:sz w:val="22"/>
-                <w:szCs w:val="22"/>
-              </w:rPr>
-              <w:t>% PD Prevalence</w:t>
+              <w:t>50% PD Prevalence</w:t>
             </w:r>
           </w:p>
         </w:tc>
@@ -4104,16 +4537,7 @@
                 <w:sz w:val="22"/>
                 <w:szCs w:val="22"/>
               </w:rPr>
-              <w:t>7</w:t>
-            </w:r>
-            <w:r>
-              <w:rPr>
-                <w:b/>
-                <w:bCs/>
-                <w:sz w:val="22"/>
-                <w:szCs w:val="22"/>
-              </w:rPr>
-              <w:t>5% PD Prevalence</w:t>
+              <w:t>75% PD Prevalence</w:t>
             </w:r>
           </w:p>
         </w:tc>
@@ -4159,21 +4583,77 @@
                 <w:sz w:val="22"/>
                 <w:szCs w:val="22"/>
               </w:rPr>
-              <w:t>620.6 (516.6-</w:t>
-            </w:r>
-            <w:r>
-              <w:rPr>
-                <w:sz w:val="22"/>
-                <w:szCs w:val="22"/>
-              </w:rPr>
-              <w:t>724.4)</w:t>
-            </w:r>
-            <w:r>
-              <w:rPr>
-                <w:sz w:val="22"/>
-                <w:szCs w:val="22"/>
-              </w:rPr>
-              <w:t>; CV: 8.4%</w:t>
+              <w:t>610</w:t>
+            </w:r>
+            <w:r>
+              <w:rPr>
+                <w:sz w:val="22"/>
+                <w:szCs w:val="22"/>
+              </w:rPr>
+              <w:t>.04</w:t>
+            </w:r>
+            <w:r>
+              <w:rPr>
+                <w:sz w:val="22"/>
+                <w:szCs w:val="22"/>
+              </w:rPr>
+              <w:t xml:space="preserve"> (</w:t>
+            </w:r>
+            <w:r>
+              <w:rPr>
+                <w:sz w:val="22"/>
+                <w:szCs w:val="22"/>
+              </w:rPr>
+              <w:t>509.31</w:t>
+            </w:r>
+            <w:r>
+              <w:rPr>
+                <w:sz w:val="22"/>
+                <w:szCs w:val="22"/>
+              </w:rPr>
+              <w:t>-</w:t>
+            </w:r>
+            <w:r>
+              <w:rPr>
+                <w:sz w:val="22"/>
+                <w:szCs w:val="22"/>
+              </w:rPr>
+              <w:t>7</w:t>
+            </w:r>
+            <w:r>
+              <w:rPr>
+                <w:sz w:val="22"/>
+                <w:szCs w:val="22"/>
+              </w:rPr>
+              <w:t>10.92</w:t>
+            </w:r>
+            <w:r>
+              <w:rPr>
+                <w:sz w:val="22"/>
+                <w:szCs w:val="22"/>
+              </w:rPr>
+              <w:t>)</w:t>
+            </w:r>
+            <w:r>
+              <w:rPr>
+                <w:sz w:val="22"/>
+                <w:szCs w:val="22"/>
+              </w:rPr>
+              <w:t>; CV: 8.</w:t>
+            </w:r>
+            <w:r>
+              <w:rPr>
+                <w:sz w:val="22"/>
+                <w:szCs w:val="22"/>
+              </w:rPr>
+              <w:t>3</w:t>
+            </w:r>
+            <w:r>
+              <w:rPr>
+                <w:sz w:val="22"/>
+                <w:szCs w:val="22"/>
+              </w:rPr>
+              <w:t>%</w:t>
             </w:r>
           </w:p>
         </w:tc>
@@ -4193,7 +4673,70 @@
                 <w:sz w:val="22"/>
                 <w:szCs w:val="22"/>
               </w:rPr>
-              <w:t>642.2 (529.9-752.9); CV: 8.6%</w:t>
+              <w:t>6</w:t>
+            </w:r>
+            <w:r>
+              <w:rPr>
+                <w:sz w:val="22"/>
+                <w:szCs w:val="22"/>
+              </w:rPr>
+              <w:t>30</w:t>
+            </w:r>
+            <w:r>
+              <w:rPr>
+                <w:sz w:val="22"/>
+                <w:szCs w:val="22"/>
+              </w:rPr>
+              <w:t>.</w:t>
+            </w:r>
+            <w:r>
+              <w:rPr>
+                <w:sz w:val="22"/>
+                <w:szCs w:val="22"/>
+              </w:rPr>
+              <w:t>7</w:t>
+            </w:r>
+            <w:r>
+              <w:rPr>
+                <w:sz w:val="22"/>
+                <w:szCs w:val="22"/>
+              </w:rPr>
+              <w:t xml:space="preserve"> (</w:t>
+            </w:r>
+            <w:r>
+              <w:rPr>
+                <w:sz w:val="22"/>
+                <w:szCs w:val="22"/>
+              </w:rPr>
+              <w:t>521.</w:t>
+            </w:r>
+            <w:r>
+              <w:rPr>
+                <w:sz w:val="22"/>
+                <w:szCs w:val="22"/>
+              </w:rPr>
+              <w:t>0</w:t>
+            </w:r>
+            <w:r>
+              <w:rPr>
+                <w:sz w:val="22"/>
+                <w:szCs w:val="22"/>
+              </w:rPr>
+              <w:t>-</w:t>
+            </w:r>
+            <w:r>
+              <w:rPr>
+                <w:sz w:val="22"/>
+                <w:szCs w:val="22"/>
+              </w:rPr>
+              <w:t>739.0</w:t>
+            </w:r>
+            <w:r>
+              <w:rPr>
+                <w:sz w:val="22"/>
+                <w:szCs w:val="22"/>
+              </w:rPr>
+              <w:t>); CV: 8.6%</w:t>
             </w:r>
           </w:p>
         </w:tc>
@@ -4213,7 +4756,70 @@
                 <w:sz w:val="22"/>
                 <w:szCs w:val="22"/>
               </w:rPr>
-              <w:t>662.6 (544.8-779.6)</w:t>
+              <w:t>6</w:t>
+            </w:r>
+            <w:r>
+              <w:rPr>
+                <w:sz w:val="22"/>
+                <w:szCs w:val="22"/>
+              </w:rPr>
+              <w:t>5</w:t>
+            </w:r>
+            <w:r>
+              <w:rPr>
+                <w:sz w:val="22"/>
+                <w:szCs w:val="22"/>
+              </w:rPr>
+              <w:t>1</w:t>
+            </w:r>
+            <w:r>
+              <w:rPr>
+                <w:sz w:val="22"/>
+                <w:szCs w:val="22"/>
+              </w:rPr>
+              <w:t>.</w:t>
+            </w:r>
+            <w:r>
+              <w:rPr>
+                <w:sz w:val="22"/>
+                <w:szCs w:val="22"/>
+              </w:rPr>
+              <w:t>2</w:t>
+            </w:r>
+            <w:r>
+              <w:rPr>
+                <w:sz w:val="22"/>
+                <w:szCs w:val="22"/>
+              </w:rPr>
+              <w:t xml:space="preserve"> (5</w:t>
+            </w:r>
+            <w:r>
+              <w:rPr>
+                <w:sz w:val="22"/>
+                <w:szCs w:val="22"/>
+              </w:rPr>
+              <w:t>35.7</w:t>
+            </w:r>
+            <w:r>
+              <w:rPr>
+                <w:sz w:val="22"/>
+                <w:szCs w:val="22"/>
+              </w:rPr>
+              <w:t>-7</w:t>
+            </w:r>
+            <w:r>
+              <w:rPr>
+                <w:sz w:val="22"/>
+                <w:szCs w:val="22"/>
+              </w:rPr>
+              <w:t>65.3</w:t>
+            </w:r>
+            <w:r>
+              <w:rPr>
+                <w:sz w:val="22"/>
+                <w:szCs w:val="22"/>
+              </w:rPr>
+              <w:t>)</w:t>
             </w:r>
             <w:r>
               <w:rPr>
@@ -4286,7 +4892,63 @@
                 <w:sz w:val="22"/>
                 <w:szCs w:val="22"/>
               </w:rPr>
-              <w:t>152.1 (136.2-167.4); CV: 5.3%</w:t>
+              <w:t>15</w:t>
+            </w:r>
+            <w:r>
+              <w:rPr>
+                <w:sz w:val="22"/>
+                <w:szCs w:val="22"/>
+              </w:rPr>
+              <w:t>1</w:t>
+            </w:r>
+            <w:r>
+              <w:rPr>
+                <w:sz w:val="22"/>
+                <w:szCs w:val="22"/>
+              </w:rPr>
+              <w:t>.</w:t>
+            </w:r>
+            <w:r>
+              <w:rPr>
+                <w:sz w:val="22"/>
+                <w:szCs w:val="22"/>
+              </w:rPr>
+              <w:t>9</w:t>
+            </w:r>
+            <w:r>
+              <w:rPr>
+                <w:sz w:val="22"/>
+                <w:szCs w:val="22"/>
+              </w:rPr>
+              <w:t xml:space="preserve"> (136.</w:t>
+            </w:r>
+            <w:r>
+              <w:rPr>
+                <w:sz w:val="22"/>
+                <w:szCs w:val="22"/>
+              </w:rPr>
+              <w:t>1</w:t>
+            </w:r>
+            <w:r>
+              <w:rPr>
+                <w:sz w:val="22"/>
+                <w:szCs w:val="22"/>
+              </w:rPr>
+              <w:t>-167.</w:t>
+            </w:r>
+            <w:r>
+              <w:rPr>
+                <w:sz w:val="22"/>
+                <w:szCs w:val="22"/>
+              </w:rPr>
+              <w:t>2</w:t>
+            </w:r>
+            <w:r>
+              <w:rPr>
+                <w:sz w:val="22"/>
+                <w:szCs w:val="22"/>
+              </w:rPr>
+              <w:t>); CV: 5.3%</w:t>
             </w:r>
           </w:p>
         </w:tc>
@@ -4306,7 +4968,63 @@
                 <w:sz w:val="22"/>
                 <w:szCs w:val="22"/>
               </w:rPr>
-              <w:t>152.3 (136.6-167.2); CV: 5.2%</w:t>
+              <w:t>152.</w:t>
+            </w:r>
+            <w:r>
+              <w:rPr>
+                <w:sz w:val="22"/>
+                <w:szCs w:val="22"/>
+              </w:rPr>
+              <w:t>2</w:t>
+            </w:r>
+            <w:r>
+              <w:rPr>
+                <w:sz w:val="22"/>
+                <w:szCs w:val="22"/>
+              </w:rPr>
+              <w:t xml:space="preserve"> (136.</w:t>
+            </w:r>
+            <w:r>
+              <w:rPr>
+                <w:sz w:val="22"/>
+                <w:szCs w:val="22"/>
+              </w:rPr>
+              <w:t>4</w:t>
+            </w:r>
+            <w:r>
+              <w:rPr>
+                <w:sz w:val="22"/>
+                <w:szCs w:val="22"/>
+              </w:rPr>
+              <w:t>-167.</w:t>
+            </w:r>
+            <w:r>
+              <w:rPr>
+                <w:sz w:val="22"/>
+                <w:szCs w:val="22"/>
+              </w:rPr>
+              <w:t>3</w:t>
+            </w:r>
+            <w:r>
+              <w:rPr>
+                <w:sz w:val="22"/>
+                <w:szCs w:val="22"/>
+              </w:rPr>
+              <w:t>); CV: 5.</w:t>
+            </w:r>
+            <w:r>
+              <w:rPr>
+                <w:sz w:val="22"/>
+                <w:szCs w:val="22"/>
+              </w:rPr>
+              <w:t>3</w:t>
+            </w:r>
+            <w:r>
+              <w:rPr>
+                <w:sz w:val="22"/>
+                <w:szCs w:val="22"/>
+              </w:rPr>
+              <w:t>%</w:t>
             </w:r>
           </w:p>
         </w:tc>
@@ -4326,7 +5044,35 @@
                 <w:sz w:val="22"/>
                 <w:szCs w:val="22"/>
               </w:rPr>
-              <w:t>152.5 (136.6-167.3); 5.2%</w:t>
+              <w:t>152.</w:t>
+            </w:r>
+            <w:r>
+              <w:rPr>
+                <w:sz w:val="22"/>
+                <w:szCs w:val="22"/>
+              </w:rPr>
+              <w:t>4</w:t>
+            </w:r>
+            <w:r>
+              <w:rPr>
+                <w:sz w:val="22"/>
+                <w:szCs w:val="22"/>
+              </w:rPr>
+              <w:t xml:space="preserve"> (136.6-167.</w:t>
+            </w:r>
+            <w:r>
+              <w:rPr>
+                <w:sz w:val="22"/>
+                <w:szCs w:val="22"/>
+              </w:rPr>
+              <w:t>4</w:t>
+            </w:r>
+            <w:r>
+              <w:rPr>
+                <w:sz w:val="22"/>
+                <w:szCs w:val="22"/>
+              </w:rPr>
+              <w:t>); 5.2%</w:t>
             </w:r>
           </w:p>
         </w:tc>
@@ -4392,14 +5138,77 @@
                 <w:sz w:val="22"/>
                 <w:szCs w:val="22"/>
               </w:rPr>
-              <w:t>2.8 (2.3-3.3</w:t>
-            </w:r>
-            <w:r>
-              <w:rPr>
-                <w:sz w:val="22"/>
-                <w:szCs w:val="22"/>
-              </w:rPr>
-              <w:t>); CV: 8.8%</w:t>
+              <w:t>2.</w:t>
+            </w:r>
+            <w:r>
+              <w:rPr>
+                <w:sz w:val="22"/>
+                <w:szCs w:val="22"/>
+              </w:rPr>
+              <w:t>7</w:t>
+            </w:r>
+            <w:r>
+              <w:rPr>
+                <w:sz w:val="22"/>
+                <w:szCs w:val="22"/>
+              </w:rPr>
+              <w:t xml:space="preserve"> (2.</w:t>
+            </w:r>
+            <w:r>
+              <w:rPr>
+                <w:sz w:val="22"/>
+                <w:szCs w:val="22"/>
+              </w:rPr>
+              <w:t>2</w:t>
+            </w:r>
+            <w:r>
+              <w:rPr>
+                <w:sz w:val="22"/>
+                <w:szCs w:val="22"/>
+              </w:rPr>
+              <w:t>-3.</w:t>
+            </w:r>
+            <w:r>
+              <w:rPr>
+                <w:sz w:val="22"/>
+                <w:szCs w:val="22"/>
+              </w:rPr>
+              <w:t>2</w:t>
+            </w:r>
+            <w:r>
+              <w:rPr>
+                <w:sz w:val="22"/>
+                <w:szCs w:val="22"/>
+              </w:rPr>
+              <w:t xml:space="preserve">); CV: </w:t>
+            </w:r>
+            <w:r>
+              <w:rPr>
+                <w:sz w:val="22"/>
+                <w:szCs w:val="22"/>
+              </w:rPr>
+              <w:t>9</w:t>
+            </w:r>
+            <w:r>
+              <w:rPr>
+                <w:sz w:val="22"/>
+                <w:szCs w:val="22"/>
+              </w:rPr>
+              <w:t>.</w:t>
+            </w:r>
+            <w:r>
+              <w:rPr>
+                <w:sz w:val="22"/>
+                <w:szCs w:val="22"/>
+              </w:rPr>
+              <w:t>1</w:t>
+            </w:r>
+            <w:r>
+              <w:rPr>
+                <w:sz w:val="22"/>
+                <w:szCs w:val="22"/>
+              </w:rPr>
+              <w:t>%</w:t>
             </w:r>
           </w:p>
         </w:tc>
@@ -4419,7 +5228,63 @@
                 <w:sz w:val="22"/>
                 <w:szCs w:val="22"/>
               </w:rPr>
-              <w:t>3.0 (2.4-3.5); CV: 9.0%</w:t>
+              <w:t>2.</w:t>
+            </w:r>
+            <w:r>
+              <w:rPr>
+                <w:sz w:val="22"/>
+                <w:szCs w:val="22"/>
+              </w:rPr>
+              <w:t>8</w:t>
+            </w:r>
+            <w:r>
+              <w:rPr>
+                <w:sz w:val="22"/>
+                <w:szCs w:val="22"/>
+              </w:rPr>
+              <w:t xml:space="preserve"> (2.</w:t>
+            </w:r>
+            <w:r>
+              <w:rPr>
+                <w:sz w:val="22"/>
+                <w:szCs w:val="22"/>
+              </w:rPr>
+              <w:t>3</w:t>
+            </w:r>
+            <w:r>
+              <w:rPr>
+                <w:sz w:val="22"/>
+                <w:szCs w:val="22"/>
+              </w:rPr>
+              <w:t>-3.</w:t>
+            </w:r>
+            <w:r>
+              <w:rPr>
+                <w:sz w:val="22"/>
+                <w:szCs w:val="22"/>
+              </w:rPr>
+              <w:t>3</w:t>
+            </w:r>
+            <w:r>
+              <w:rPr>
+                <w:sz w:val="22"/>
+                <w:szCs w:val="22"/>
+              </w:rPr>
+              <w:t>); CV: 9.</w:t>
+            </w:r>
+            <w:r>
+              <w:rPr>
+                <w:sz w:val="22"/>
+                <w:szCs w:val="22"/>
+              </w:rPr>
+              <w:t>3</w:t>
+            </w:r>
+            <w:r>
+              <w:rPr>
+                <w:sz w:val="22"/>
+                <w:szCs w:val="22"/>
+              </w:rPr>
+              <w:t>%</w:t>
             </w:r>
           </w:p>
         </w:tc>
@@ -4439,7 +5304,70 @@
                 <w:sz w:val="22"/>
                 <w:szCs w:val="22"/>
               </w:rPr>
-              <w:t>3.1 (2.5-3.6); 9.4%</w:t>
+              <w:t>2</w:t>
+            </w:r>
+            <w:r>
+              <w:rPr>
+                <w:sz w:val="22"/>
+                <w:szCs w:val="22"/>
+              </w:rPr>
+              <w:t>.</w:t>
+            </w:r>
+            <w:r>
+              <w:rPr>
+                <w:sz w:val="22"/>
+                <w:szCs w:val="22"/>
+              </w:rPr>
+              <w:t>9</w:t>
+            </w:r>
+            <w:r>
+              <w:rPr>
+                <w:sz w:val="22"/>
+                <w:szCs w:val="22"/>
+              </w:rPr>
+              <w:t xml:space="preserve"> (2.</w:t>
+            </w:r>
+            <w:r>
+              <w:rPr>
+                <w:sz w:val="22"/>
+                <w:szCs w:val="22"/>
+              </w:rPr>
+              <w:t>4</w:t>
+            </w:r>
+            <w:r>
+              <w:rPr>
+                <w:sz w:val="22"/>
+                <w:szCs w:val="22"/>
+              </w:rPr>
+              <w:t>-3.</w:t>
+            </w:r>
+            <w:r>
+              <w:rPr>
+                <w:sz w:val="22"/>
+                <w:szCs w:val="22"/>
+              </w:rPr>
+              <w:t>5</w:t>
+            </w:r>
+            <w:r>
+              <w:rPr>
+                <w:sz w:val="22"/>
+                <w:szCs w:val="22"/>
+              </w:rPr>
+              <w:t>); 9.</w:t>
+            </w:r>
+            <w:r>
+              <w:rPr>
+                <w:sz w:val="22"/>
+                <w:szCs w:val="22"/>
+              </w:rPr>
+              <w:t>7</w:t>
+            </w:r>
+            <w:r>
+              <w:rPr>
+                <w:sz w:val="22"/>
+                <w:szCs w:val="22"/>
+              </w:rPr>
+              <w:t>%</w:t>
             </w:r>
           </w:p>
         </w:tc>
@@ -4458,52 +5386,1569 @@
           <w:b/>
           <w:bCs/>
         </w:rPr>
-        <w:t xml:space="preserve"> XXX </w:t>
+        <w:t xml:space="preserve"> </w:t>
+      </w:r>
+      <w:r>
+        <w:rPr>
+          <w:b/>
+          <w:bCs/>
+        </w:rPr>
+        <w:t>4</w:t>
+      </w:r>
+      <w:r>
+        <w:rPr>
+          <w:b/>
+          <w:bCs/>
+        </w:rPr>
+        <w:t xml:space="preserve"> </w:t>
       </w:r>
       <w:r>
         <w:t>Summary of cumulative PSA results</w:t>
       </w:r>
       <w:r>
+        <w:t xml:space="preserve">. 2024£ costs. </w:t>
+      </w:r>
+    </w:p>
+    <w:p/>
+    <w:p>
+      <w:r>
+        <w:t xml:space="preserve">The results of our one-way sensitivity analysis are summarised in </w:t>
+      </w:r>
+      <w:r>
+        <w:t>Table</w:t>
+      </w:r>
+      <w:r>
         <w:t xml:space="preserve"> </w:t>
       </w:r>
+      <w:r>
+        <w:t>5</w:t>
+      </w:r>
+      <w:r>
+        <w:t xml:space="preserve"> (full results in Supplementary Material, Table XXX)</w:t>
+      </w:r>
+      <w:r>
+        <w:t xml:space="preserve">. </w:t>
+      </w:r>
+      <w:r>
+        <w:t xml:space="preserve">Using </w:t>
+      </w:r>
+      <w:r>
+        <w:t>the lower HR reduced total costs, caregiver QALYs, and incident dementia onsets by 8%–13% across scenarios</w:t>
+      </w:r>
+      <w:r>
+        <w:t xml:space="preserve">. </w:t>
+      </w:r>
+      <w:r>
+        <w:t xml:space="preserve">Total population QALYs were largely insensitive to HR variation, changing by only ±3% across all </w:t>
+      </w:r>
+      <w:r>
+        <w:lastRenderedPageBreak/>
+        <w:t>scenarios</w:t>
+      </w:r>
+      <w:r>
+        <w:t xml:space="preserve">. </w:t>
+      </w:r>
+      <w:r>
+        <w:t>All results behaved as expected</w:t>
+      </w:r>
+      <w:r>
+        <w:t xml:space="preserve">, </w:t>
+      </w:r>
+      <w:r>
+        <w:t>except</w:t>
+      </w:r>
+      <w:r>
+        <w:t xml:space="preserve"> </w:t>
+      </w:r>
+      <w:r>
+        <w:t xml:space="preserve">the fall in total incident onsets under 25% PD prevalence when the upper bound HR was used. </w:t>
+      </w:r>
+      <w:r>
+        <w:t xml:space="preserve">For all other outputs, using the upper HR led to </w:t>
+      </w:r>
+      <w:r>
+        <w:t>total costs falling by 1%–5% and incident onsets increasing by up to 3% under the 75% PD prevalence scenario</w:t>
+      </w:r>
+      <w:r>
+        <w:t>.</w:t>
+      </w:r>
+      <w:r>
+        <w:t xml:space="preserve"> </w:t>
+      </w:r>
     </w:p>
     <w:p/>
-    <w:p>
-      <w:r>
-        <w:t xml:space="preserve">The results of our one-way sensitivity analysis are summarised in </w:t>
-      </w:r>
-      <w:r>
-        <w:t>Table</w:t>
-      </w:r>
-      <w:r>
-        <w:t xml:space="preserve"> XXX. </w:t>
-      </w:r>
-      <w:r>
-        <w:t>Varying the PD-</w:t>
-      </w:r>
-      <w:r>
-        <w:t xml:space="preserve">dementia </w:t>
-      </w:r>
-      <w:r>
-        <w:t xml:space="preserve">onset </w:t>
-      </w:r>
-      <w:r>
-        <w:t xml:space="preserve">HR </w:t>
-      </w:r>
-      <w:r>
-        <w:t>using the lower and upper bound (</w:t>
-      </w:r>
-      <w:r>
-        <w:t>1.07-1.38)</w:t>
-      </w:r>
-      <w:r>
-        <w:t xml:space="preserve"> </w:t>
-      </w:r>
-      <w:r>
-        <w:t xml:space="preserve">at 50% PD prevalence </w:t>
-      </w:r>
-      <w:r>
-        <w:t>demonstrated that XXX.</w:t>
+    <w:tbl>
+      <w:tblPr>
+        <w:tblStyle w:val="TableGrid"/>
+        <w:tblW w:w="11199" w:type="dxa"/>
+        <w:tblInd w:w="-998" w:type="dxa"/>
+        <w:tblLook w:val="04A0" w:firstRow="1" w:lastRow="0" w:firstColumn="1" w:lastColumn="0" w:noHBand="0" w:noVBand="1"/>
+      </w:tblPr>
+      <w:tblGrid>
+        <w:gridCol w:w="1332"/>
+        <w:gridCol w:w="1362"/>
+        <w:gridCol w:w="2350"/>
+        <w:gridCol w:w="2045"/>
+        <w:gridCol w:w="1984"/>
+        <w:gridCol w:w="2126"/>
+      </w:tblGrid>
+      <w:tr>
+        <w:tc>
+          <w:tcPr>
+            <w:tcW w:w="1332" w:type="dxa"/>
+          </w:tcPr>
+          <w:p>
+            <w:pPr>
+              <w:rPr>
+                <w:b/>
+                <w:bCs/>
+                <w:sz w:val="22"/>
+                <w:szCs w:val="22"/>
+              </w:rPr>
+            </w:pPr>
+            <w:r>
+              <w:rPr>
+                <w:b/>
+                <w:bCs/>
+                <w:sz w:val="22"/>
+                <w:szCs w:val="22"/>
+              </w:rPr>
+              <w:t>PD prevalence</w:t>
+            </w:r>
+          </w:p>
+        </w:tc>
+        <w:tc>
+          <w:tcPr>
+            <w:tcW w:w="1362" w:type="dxa"/>
+          </w:tcPr>
+          <w:p>
+            <w:pPr>
+              <w:rPr>
+                <w:b/>
+                <w:bCs/>
+                <w:sz w:val="22"/>
+                <w:szCs w:val="22"/>
+              </w:rPr>
+            </w:pPr>
+            <w:r>
+              <w:rPr>
+                <w:b/>
+                <w:bCs/>
+                <w:sz w:val="22"/>
+                <w:szCs w:val="22"/>
+              </w:rPr>
+              <w:t>HR  Used</w:t>
+            </w:r>
+          </w:p>
+        </w:tc>
+        <w:tc>
+          <w:tcPr>
+            <w:tcW w:w="2350" w:type="dxa"/>
+          </w:tcPr>
+          <w:p>
+            <w:pPr>
+              <w:rPr>
+                <w:b/>
+                <w:bCs/>
+                <w:sz w:val="22"/>
+                <w:szCs w:val="22"/>
+              </w:rPr>
+            </w:pPr>
+            <w:r>
+              <w:rPr>
+                <w:b/>
+                <w:bCs/>
+                <w:sz w:val="22"/>
+                <w:szCs w:val="22"/>
+              </w:rPr>
+              <w:t>Total Costs</w:t>
+            </w:r>
+            <w:r>
+              <w:rPr>
+                <w:b/>
+                <w:bCs/>
+                <w:sz w:val="22"/>
+                <w:szCs w:val="22"/>
+              </w:rPr>
+              <w:t xml:space="preserve"> </w:t>
+            </w:r>
+            <w:r>
+              <w:rPr>
+                <w:b/>
+                <w:bCs/>
+                <w:sz w:val="22"/>
+                <w:szCs w:val="22"/>
+              </w:rPr>
+              <w:t xml:space="preserve">(% change from baseline) </w:t>
+            </w:r>
+          </w:p>
+        </w:tc>
+        <w:tc>
+          <w:tcPr>
+            <w:tcW w:w="2045" w:type="dxa"/>
+          </w:tcPr>
+          <w:p>
+            <w:pPr>
+              <w:rPr>
+                <w:b/>
+                <w:bCs/>
+                <w:sz w:val="22"/>
+                <w:szCs w:val="22"/>
+              </w:rPr>
+            </w:pPr>
+            <w:r>
+              <w:rPr>
+                <w:b/>
+                <w:bCs/>
+                <w:sz w:val="22"/>
+                <w:szCs w:val="22"/>
+              </w:rPr>
+              <w:t xml:space="preserve">Total </w:t>
+            </w:r>
+            <w:r>
+              <w:rPr>
+                <w:b/>
+                <w:bCs/>
+                <w:sz w:val="22"/>
+                <w:szCs w:val="22"/>
+              </w:rPr>
+              <w:t>p</w:t>
+            </w:r>
+            <w:r>
+              <w:rPr>
+                <w:b/>
+                <w:bCs/>
+                <w:sz w:val="22"/>
+                <w:szCs w:val="22"/>
+              </w:rPr>
+              <w:t>opulation QALYs</w:t>
+            </w:r>
+            <w:r>
+              <w:rPr>
+                <w:b/>
+                <w:bCs/>
+                <w:sz w:val="22"/>
+                <w:szCs w:val="22"/>
+              </w:rPr>
+              <w:t xml:space="preserve">* </w:t>
+            </w:r>
+            <w:r>
+              <w:rPr>
+                <w:b/>
+                <w:bCs/>
+                <w:sz w:val="22"/>
+                <w:szCs w:val="22"/>
+              </w:rPr>
+              <w:t>(% change from baseline)</w:t>
+            </w:r>
+          </w:p>
+        </w:tc>
+        <w:tc>
+          <w:tcPr>
+            <w:tcW w:w="1984" w:type="dxa"/>
+          </w:tcPr>
+          <w:p>
+            <w:pPr>
+              <w:rPr>
+                <w:b/>
+                <w:bCs/>
+                <w:sz w:val="22"/>
+                <w:szCs w:val="22"/>
+              </w:rPr>
+            </w:pPr>
+            <w:r>
+              <w:rPr>
+                <w:b/>
+                <w:bCs/>
+                <w:sz w:val="22"/>
+                <w:szCs w:val="22"/>
+              </w:rPr>
+              <w:t>Total caregiver QALYs</w:t>
+            </w:r>
+            <w:r>
+              <w:rPr>
+                <w:b/>
+                <w:bCs/>
+                <w:sz w:val="22"/>
+                <w:szCs w:val="22"/>
+              </w:rPr>
+              <w:t xml:space="preserve"> (% change from baseline)</w:t>
+            </w:r>
+          </w:p>
+        </w:tc>
+        <w:tc>
+          <w:tcPr>
+            <w:tcW w:w="2126" w:type="dxa"/>
+          </w:tcPr>
+          <w:p>
+            <w:pPr>
+              <w:rPr>
+                <w:b/>
+                <w:bCs/>
+                <w:sz w:val="22"/>
+                <w:szCs w:val="22"/>
+              </w:rPr>
+            </w:pPr>
+            <w:r>
+              <w:rPr>
+                <w:b/>
+                <w:bCs/>
+                <w:sz w:val="22"/>
+                <w:szCs w:val="22"/>
+              </w:rPr>
+              <w:t xml:space="preserve">Total Incident Onsets </w:t>
+            </w:r>
+            <w:r>
+              <w:rPr>
+                <w:b/>
+                <w:bCs/>
+                <w:sz w:val="22"/>
+                <w:szCs w:val="22"/>
+              </w:rPr>
+              <w:t>(% change from baseline)</w:t>
+            </w:r>
+          </w:p>
+        </w:tc>
+      </w:tr>
+      <w:tr>
+        <w:tc>
+          <w:tcPr>
+            <w:tcW w:w="1332" w:type="dxa"/>
+          </w:tcPr>
+          <w:p>
+            <w:pPr>
+              <w:rPr>
+                <w:b/>
+                <w:bCs/>
+                <w:sz w:val="22"/>
+                <w:szCs w:val="22"/>
+              </w:rPr>
+            </w:pPr>
+            <w:r>
+              <w:rPr>
+                <w:b/>
+                <w:bCs/>
+                <w:sz w:val="22"/>
+                <w:szCs w:val="22"/>
+              </w:rPr>
+              <w:t>75%</w:t>
+            </w:r>
+          </w:p>
+        </w:tc>
+        <w:tc>
+          <w:tcPr>
+            <w:tcW w:w="1362" w:type="dxa"/>
+          </w:tcPr>
+          <w:p>
+            <w:pPr>
+              <w:rPr>
+                <w:i/>
+                <w:iCs/>
+                <w:sz w:val="22"/>
+                <w:szCs w:val="22"/>
+              </w:rPr>
+            </w:pPr>
+            <w:r>
+              <w:rPr>
+                <w:i/>
+                <w:iCs/>
+                <w:sz w:val="22"/>
+                <w:szCs w:val="22"/>
+              </w:rPr>
+              <w:t>High (1.38)</w:t>
+            </w:r>
+          </w:p>
+        </w:tc>
+        <w:tc>
+          <w:tcPr>
+            <w:tcW w:w="2350" w:type="dxa"/>
+          </w:tcPr>
+          <w:p>
+            <w:pPr>
+              <w:rPr>
+                <w:rFonts w:ascii="Calibri" w:hAnsi="Calibri" w:cs="Calibri"/>
+                <w:color w:val="000000"/>
+                <w:sz w:val="22"/>
+                <w:szCs w:val="22"/>
+              </w:rPr>
+            </w:pPr>
+            <w:r>
+              <w:rPr>
+                <w:rFonts w:ascii="Calibri" w:hAnsi="Calibri" w:cs="Calibri"/>
+                <w:color w:val="000000"/>
+                <w:sz w:val="22"/>
+                <w:szCs w:val="22"/>
+              </w:rPr>
+              <w:t xml:space="preserve">£  643,958,973,993.60 </w:t>
+            </w:r>
+          </w:p>
+          <w:p>
+            <w:pPr>
+              <w:rPr>
+                <w:rFonts w:ascii="Calibri" w:hAnsi="Calibri" w:cs="Calibri"/>
+                <w:color w:val="000000"/>
+                <w:sz w:val="22"/>
+                <w:szCs w:val="22"/>
+              </w:rPr>
+            </w:pPr>
+            <w:r>
+              <w:rPr>
+                <w:rFonts w:ascii="Calibri" w:hAnsi="Calibri" w:cs="Calibri"/>
+                <w:color w:val="000000"/>
+                <w:sz w:val="22"/>
+                <w:szCs w:val="22"/>
+              </w:rPr>
+              <w:t>(-1)</w:t>
+            </w:r>
+          </w:p>
+        </w:tc>
+        <w:tc>
+          <w:tcPr>
+            <w:tcW w:w="2045" w:type="dxa"/>
+          </w:tcPr>
+          <w:p>
+            <w:pPr>
+              <w:rPr>
+                <w:rFonts w:ascii="Calibri" w:hAnsi="Calibri" w:cs="Calibri"/>
+                <w:color w:val="000000"/>
+                <w:sz w:val="22"/>
+                <w:szCs w:val="22"/>
+              </w:rPr>
+            </w:pPr>
+            <w:r>
+              <w:rPr>
+                <w:rFonts w:ascii="Calibri" w:hAnsi="Calibri" w:cs="Calibri"/>
+                <w:color w:val="000000"/>
+                <w:sz w:val="22"/>
+                <w:szCs w:val="22"/>
+              </w:rPr>
+              <w:t xml:space="preserve">   136,230,776.09 </w:t>
+            </w:r>
+          </w:p>
+          <w:p>
+            <w:pPr>
+              <w:rPr>
+                <w:sz w:val="22"/>
+                <w:szCs w:val="22"/>
+              </w:rPr>
+            </w:pPr>
+            <w:r>
+              <w:rPr>
+                <w:sz w:val="22"/>
+                <w:szCs w:val="22"/>
+              </w:rPr>
+              <w:t>(-3)</w:t>
+            </w:r>
+          </w:p>
+        </w:tc>
+        <w:tc>
+          <w:tcPr>
+            <w:tcW w:w="1984" w:type="dxa"/>
+          </w:tcPr>
+          <w:p>
+            <w:pPr>
+              <w:rPr>
+                <w:rFonts w:ascii="Calibri" w:hAnsi="Calibri" w:cs="Calibri"/>
+                <w:color w:val="000000"/>
+                <w:sz w:val="22"/>
+                <w:szCs w:val="22"/>
+              </w:rPr>
+            </w:pPr>
+            <w:r>
+              <w:rPr>
+                <w:rFonts w:ascii="Calibri" w:hAnsi="Calibri" w:cs="Calibri"/>
+                <w:color w:val="000000"/>
+                <w:sz w:val="22"/>
+                <w:szCs w:val="22"/>
+              </w:rPr>
+              <w:t xml:space="preserve">   10,981,842.40 </w:t>
+            </w:r>
+          </w:p>
+          <w:p>
+            <w:pPr>
+              <w:rPr>
+                <w:sz w:val="22"/>
+                <w:szCs w:val="22"/>
+              </w:rPr>
+            </w:pPr>
+            <w:r>
+              <w:rPr>
+                <w:sz w:val="22"/>
+                <w:szCs w:val="22"/>
+              </w:rPr>
+              <w:t>(1)</w:t>
+            </w:r>
+          </w:p>
+        </w:tc>
+        <w:tc>
+          <w:tcPr>
+            <w:tcW w:w="2126" w:type="dxa"/>
+          </w:tcPr>
+          <w:p>
+            <w:pPr>
+              <w:rPr>
+                <w:rFonts w:ascii="Calibri" w:hAnsi="Calibri" w:cs="Calibri"/>
+                <w:color w:val="000000"/>
+                <w:sz w:val="22"/>
+                <w:szCs w:val="22"/>
+              </w:rPr>
+            </w:pPr>
+            <w:r>
+              <w:rPr>
+                <w:rFonts w:ascii="Calibri" w:hAnsi="Calibri" w:cs="Calibri"/>
+                <w:color w:val="000000"/>
+                <w:sz w:val="22"/>
+                <w:szCs w:val="22"/>
+              </w:rPr>
+              <w:t xml:space="preserve">         3,087,083 </w:t>
+            </w:r>
+          </w:p>
+          <w:p>
+            <w:pPr>
+              <w:rPr>
+                <w:sz w:val="22"/>
+                <w:szCs w:val="22"/>
+              </w:rPr>
+            </w:pPr>
+            <w:r>
+              <w:rPr>
+                <w:sz w:val="22"/>
+                <w:szCs w:val="22"/>
+              </w:rPr>
+              <w:t>(3)</w:t>
+            </w:r>
+          </w:p>
+        </w:tc>
+      </w:tr>
+      <w:tr>
+        <w:tc>
+          <w:tcPr>
+            <w:tcW w:w="1332" w:type="dxa"/>
+          </w:tcPr>
+          <w:p>
+            <w:pPr>
+              <w:rPr>
+                <w:b/>
+                <w:bCs/>
+                <w:sz w:val="22"/>
+                <w:szCs w:val="22"/>
+              </w:rPr>
+            </w:pPr>
+          </w:p>
+        </w:tc>
+        <w:tc>
+          <w:tcPr>
+            <w:tcW w:w="1362" w:type="dxa"/>
+          </w:tcPr>
+          <w:p>
+            <w:pPr>
+              <w:rPr>
+                <w:i/>
+                <w:iCs/>
+                <w:sz w:val="22"/>
+                <w:szCs w:val="22"/>
+              </w:rPr>
+            </w:pPr>
+            <w:r>
+              <w:rPr>
+                <w:i/>
+                <w:iCs/>
+                <w:sz w:val="22"/>
+                <w:szCs w:val="22"/>
+              </w:rPr>
+              <w:t>Low (1.07)</w:t>
+            </w:r>
+          </w:p>
+        </w:tc>
+        <w:tc>
+          <w:tcPr>
+            <w:tcW w:w="2350" w:type="dxa"/>
+          </w:tcPr>
+          <w:p>
+            <w:pPr>
+              <w:rPr>
+                <w:rFonts w:ascii="Calibri" w:hAnsi="Calibri" w:cs="Calibri"/>
+                <w:color w:val="000000"/>
+                <w:sz w:val="22"/>
+                <w:szCs w:val="22"/>
+              </w:rPr>
+            </w:pPr>
+            <w:r>
+              <w:rPr>
+                <w:rFonts w:ascii="Calibri" w:hAnsi="Calibri" w:cs="Calibri"/>
+                <w:color w:val="000000"/>
+                <w:sz w:val="22"/>
+                <w:szCs w:val="22"/>
+              </w:rPr>
+              <w:t xml:space="preserve">£  564,567,763,775.41 </w:t>
+            </w:r>
+          </w:p>
+          <w:p>
+            <w:pPr>
+              <w:rPr>
+                <w:sz w:val="22"/>
+                <w:szCs w:val="22"/>
+              </w:rPr>
+            </w:pPr>
+            <w:r>
+              <w:rPr>
+                <w:sz w:val="22"/>
+                <w:szCs w:val="22"/>
+              </w:rPr>
+              <w:t>(-13)</w:t>
+            </w:r>
+          </w:p>
+        </w:tc>
+        <w:tc>
+          <w:tcPr>
+            <w:tcW w:w="2045" w:type="dxa"/>
+          </w:tcPr>
+          <w:p>
+            <w:pPr>
+              <w:rPr>
+                <w:rFonts w:ascii="Calibri" w:hAnsi="Calibri" w:cs="Calibri"/>
+                <w:color w:val="000000"/>
+                <w:sz w:val="22"/>
+                <w:szCs w:val="22"/>
+              </w:rPr>
+            </w:pPr>
+            <w:r>
+              <w:rPr>
+                <w:rFonts w:ascii="Calibri" w:hAnsi="Calibri" w:cs="Calibri"/>
+                <w:color w:val="000000"/>
+                <w:sz w:val="22"/>
+                <w:szCs w:val="22"/>
+              </w:rPr>
+              <w:t xml:space="preserve">   136,915,148.84 </w:t>
+            </w:r>
+          </w:p>
+          <w:p>
+            <w:pPr>
+              <w:rPr>
+                <w:sz w:val="22"/>
+                <w:szCs w:val="22"/>
+              </w:rPr>
+            </w:pPr>
+            <w:r>
+              <w:rPr>
+                <w:sz w:val="22"/>
+                <w:szCs w:val="22"/>
+              </w:rPr>
+              <w:t>(-3)</w:t>
+            </w:r>
+          </w:p>
+        </w:tc>
+        <w:tc>
+          <w:tcPr>
+            <w:tcW w:w="1984" w:type="dxa"/>
+          </w:tcPr>
+          <w:p>
+            <w:pPr>
+              <w:rPr>
+                <w:rFonts w:ascii="Calibri" w:hAnsi="Calibri" w:cs="Calibri"/>
+                <w:color w:val="000000"/>
+                <w:sz w:val="22"/>
+                <w:szCs w:val="22"/>
+              </w:rPr>
+            </w:pPr>
+            <w:r>
+              <w:rPr>
+                <w:rFonts w:ascii="Calibri" w:hAnsi="Calibri" w:cs="Calibri"/>
+                <w:color w:val="000000"/>
+                <w:sz w:val="22"/>
+                <w:szCs w:val="22"/>
+              </w:rPr>
+              <w:t xml:space="preserve">     9,545,927.86 </w:t>
+            </w:r>
+          </w:p>
+          <w:p>
+            <w:pPr>
+              <w:rPr>
+                <w:sz w:val="22"/>
+                <w:szCs w:val="22"/>
+              </w:rPr>
+            </w:pPr>
+            <w:r>
+              <w:rPr>
+                <w:sz w:val="22"/>
+                <w:szCs w:val="22"/>
+              </w:rPr>
+              <w:t>(-12)</w:t>
+            </w:r>
+          </w:p>
+        </w:tc>
+        <w:tc>
+          <w:tcPr>
+            <w:tcW w:w="2126" w:type="dxa"/>
+          </w:tcPr>
+          <w:p>
+            <w:pPr>
+              <w:rPr>
+                <w:rFonts w:ascii="Calibri" w:hAnsi="Calibri" w:cs="Calibri"/>
+                <w:color w:val="000000"/>
+                <w:sz w:val="22"/>
+                <w:szCs w:val="22"/>
+              </w:rPr>
+            </w:pPr>
+            <w:r>
+              <w:rPr>
+                <w:rFonts w:ascii="Calibri" w:hAnsi="Calibri" w:cs="Calibri"/>
+                <w:color w:val="000000"/>
+                <w:sz w:val="22"/>
+                <w:szCs w:val="22"/>
+              </w:rPr>
+              <w:t xml:space="preserve">         2,621,631 </w:t>
+            </w:r>
+          </w:p>
+          <w:p>
+            <w:pPr>
+              <w:rPr>
+                <w:sz w:val="22"/>
+                <w:szCs w:val="22"/>
+              </w:rPr>
+            </w:pPr>
+            <w:r>
+              <w:rPr>
+                <w:sz w:val="22"/>
+                <w:szCs w:val="22"/>
+              </w:rPr>
+              <w:t>(-13)</w:t>
+            </w:r>
+          </w:p>
+        </w:tc>
+      </w:tr>
+      <w:tr>
+        <w:tc>
+          <w:tcPr>
+            <w:tcW w:w="1332" w:type="dxa"/>
+          </w:tcPr>
+          <w:p>
+            <w:pPr>
+              <w:rPr>
+                <w:b/>
+                <w:bCs/>
+                <w:sz w:val="22"/>
+                <w:szCs w:val="22"/>
+              </w:rPr>
+            </w:pPr>
+            <w:r>
+              <w:rPr>
+                <w:b/>
+                <w:bCs/>
+                <w:sz w:val="22"/>
+                <w:szCs w:val="22"/>
+              </w:rPr>
+              <w:t xml:space="preserve">50% </w:t>
+            </w:r>
+          </w:p>
+        </w:tc>
+        <w:tc>
+          <w:tcPr>
+            <w:tcW w:w="1362" w:type="dxa"/>
+          </w:tcPr>
+          <w:p>
+            <w:pPr>
+              <w:rPr>
+                <w:i/>
+                <w:iCs/>
+                <w:sz w:val="22"/>
+                <w:szCs w:val="22"/>
+              </w:rPr>
+            </w:pPr>
+            <w:r>
+              <w:rPr>
+                <w:i/>
+                <w:iCs/>
+                <w:sz w:val="22"/>
+                <w:szCs w:val="22"/>
+              </w:rPr>
+              <w:t>High (1.38)</w:t>
+            </w:r>
+          </w:p>
+        </w:tc>
+        <w:tc>
+          <w:tcPr>
+            <w:tcW w:w="2350" w:type="dxa"/>
+          </w:tcPr>
+          <w:p>
+            <w:pPr>
+              <w:rPr>
+                <w:rFonts w:ascii="Calibri" w:hAnsi="Calibri" w:cs="Calibri"/>
+                <w:color w:val="000000"/>
+                <w:sz w:val="22"/>
+                <w:szCs w:val="22"/>
+              </w:rPr>
+            </w:pPr>
+            <w:r>
+              <w:rPr>
+                <w:rFonts w:ascii="Calibri" w:hAnsi="Calibri" w:cs="Calibri"/>
+                <w:color w:val="000000"/>
+                <w:sz w:val="22"/>
+                <w:szCs w:val="22"/>
+              </w:rPr>
+              <w:t xml:space="preserve">£  611,051,531,957.90 </w:t>
+            </w:r>
+          </w:p>
+          <w:p>
+            <w:pPr>
+              <w:rPr>
+                <w:sz w:val="22"/>
+                <w:szCs w:val="22"/>
+              </w:rPr>
+            </w:pPr>
+            <w:r>
+              <w:rPr>
+                <w:sz w:val="22"/>
+                <w:szCs w:val="22"/>
+              </w:rPr>
+              <w:t>(-3)</w:t>
+            </w:r>
+          </w:p>
+        </w:tc>
+        <w:tc>
+          <w:tcPr>
+            <w:tcW w:w="2045" w:type="dxa"/>
+          </w:tcPr>
+          <w:p>
+            <w:pPr>
+              <w:rPr>
+                <w:rFonts w:ascii="Calibri" w:hAnsi="Calibri" w:cs="Calibri"/>
+                <w:color w:val="000000"/>
+                <w:sz w:val="22"/>
+                <w:szCs w:val="22"/>
+              </w:rPr>
+            </w:pPr>
+            <w:r>
+              <w:rPr>
+                <w:rFonts w:ascii="Calibri" w:hAnsi="Calibri" w:cs="Calibri"/>
+                <w:color w:val="000000"/>
+                <w:sz w:val="22"/>
+                <w:szCs w:val="22"/>
+              </w:rPr>
+              <w:t xml:space="preserve">   136,513,710.72 </w:t>
+            </w:r>
+          </w:p>
+          <w:p>
+            <w:pPr>
+              <w:rPr>
+                <w:sz w:val="22"/>
+                <w:szCs w:val="22"/>
+              </w:rPr>
+            </w:pPr>
+            <w:r>
+              <w:rPr>
+                <w:sz w:val="22"/>
+                <w:szCs w:val="22"/>
+              </w:rPr>
+              <w:t>(-3)</w:t>
+            </w:r>
+          </w:p>
+        </w:tc>
+        <w:tc>
+          <w:tcPr>
+            <w:tcW w:w="1984" w:type="dxa"/>
+          </w:tcPr>
+          <w:p>
+            <w:pPr>
+              <w:rPr>
+                <w:rFonts w:ascii="Calibri" w:hAnsi="Calibri" w:cs="Calibri"/>
+                <w:color w:val="000000"/>
+                <w:sz w:val="22"/>
+                <w:szCs w:val="22"/>
+              </w:rPr>
+            </w:pPr>
+            <w:r>
+              <w:rPr>
+                <w:rFonts w:ascii="Calibri" w:hAnsi="Calibri" w:cs="Calibri"/>
+                <w:color w:val="000000"/>
+                <w:sz w:val="22"/>
+                <w:szCs w:val="22"/>
+              </w:rPr>
+              <w:t xml:space="preserve">   10,394,266.97 </w:t>
+            </w:r>
+          </w:p>
+          <w:p>
+            <w:pPr>
+              <w:rPr>
+                <w:sz w:val="22"/>
+                <w:szCs w:val="22"/>
+              </w:rPr>
+            </w:pPr>
+            <w:r>
+              <w:rPr>
+                <w:sz w:val="22"/>
+                <w:szCs w:val="22"/>
+              </w:rPr>
+              <w:t>(-1)</w:t>
+            </w:r>
+          </w:p>
+        </w:tc>
+        <w:tc>
+          <w:tcPr>
+            <w:tcW w:w="2126" w:type="dxa"/>
+          </w:tcPr>
+          <w:p>
+            <w:pPr>
+              <w:rPr>
+                <w:rFonts w:ascii="Calibri" w:hAnsi="Calibri" w:cs="Calibri"/>
+                <w:color w:val="000000"/>
+                <w:sz w:val="22"/>
+                <w:szCs w:val="22"/>
+              </w:rPr>
+            </w:pPr>
+            <w:r>
+              <w:rPr>
+                <w:rFonts w:ascii="Calibri" w:hAnsi="Calibri" w:cs="Calibri"/>
+                <w:color w:val="000000"/>
+                <w:sz w:val="22"/>
+                <w:szCs w:val="22"/>
+              </w:rPr>
+              <w:t xml:space="preserve">         2,894,042 </w:t>
+            </w:r>
+          </w:p>
+          <w:p>
+            <w:pPr>
+              <w:rPr>
+                <w:sz w:val="22"/>
+                <w:szCs w:val="22"/>
+              </w:rPr>
+            </w:pPr>
+            <w:r>
+              <w:rPr>
+                <w:sz w:val="22"/>
+                <w:szCs w:val="22"/>
+              </w:rPr>
+              <w:t>(0)</w:t>
+            </w:r>
+          </w:p>
+        </w:tc>
+      </w:tr>
+      <w:tr>
+        <w:tc>
+          <w:tcPr>
+            <w:tcW w:w="1332" w:type="dxa"/>
+          </w:tcPr>
+          <w:p>
+            <w:pPr>
+              <w:rPr>
+                <w:b/>
+                <w:bCs/>
+                <w:sz w:val="22"/>
+                <w:szCs w:val="22"/>
+              </w:rPr>
+            </w:pPr>
+          </w:p>
+        </w:tc>
+        <w:tc>
+          <w:tcPr>
+            <w:tcW w:w="1362" w:type="dxa"/>
+          </w:tcPr>
+          <w:p>
+            <w:pPr>
+              <w:rPr>
+                <w:i/>
+                <w:iCs/>
+                <w:sz w:val="22"/>
+                <w:szCs w:val="22"/>
+              </w:rPr>
+            </w:pPr>
+            <w:r>
+              <w:rPr>
+                <w:i/>
+                <w:iCs/>
+                <w:sz w:val="22"/>
+                <w:szCs w:val="22"/>
+              </w:rPr>
+              <w:t>Low (1.07)</w:t>
+            </w:r>
+          </w:p>
+        </w:tc>
+        <w:tc>
+          <w:tcPr>
+            <w:tcW w:w="2350" w:type="dxa"/>
+          </w:tcPr>
+          <w:p>
+            <w:pPr>
+              <w:rPr>
+                <w:rFonts w:ascii="Calibri" w:hAnsi="Calibri" w:cs="Calibri"/>
+                <w:color w:val="000000"/>
+                <w:sz w:val="22"/>
+                <w:szCs w:val="22"/>
+              </w:rPr>
+            </w:pPr>
+            <w:r>
+              <w:rPr>
+                <w:rFonts w:ascii="Calibri" w:hAnsi="Calibri" w:cs="Calibri"/>
+                <w:color w:val="000000"/>
+                <w:sz w:val="22"/>
+                <w:szCs w:val="22"/>
+              </w:rPr>
+              <w:t xml:space="preserve">£  558,137,902,469.89 </w:t>
+            </w:r>
+          </w:p>
+          <w:p>
+            <w:pPr>
+              <w:rPr>
+                <w:sz w:val="22"/>
+                <w:szCs w:val="22"/>
+              </w:rPr>
+            </w:pPr>
+            <w:r>
+              <w:rPr>
+                <w:sz w:val="22"/>
+                <w:szCs w:val="22"/>
+              </w:rPr>
+              <w:t>(-11)</w:t>
+            </w:r>
+          </w:p>
+        </w:tc>
+        <w:tc>
+          <w:tcPr>
+            <w:tcW w:w="2045" w:type="dxa"/>
+          </w:tcPr>
+          <w:p>
+            <w:pPr>
+              <w:rPr>
+                <w:rFonts w:ascii="Calibri" w:hAnsi="Calibri" w:cs="Calibri"/>
+                <w:color w:val="000000"/>
+                <w:sz w:val="22"/>
+                <w:szCs w:val="22"/>
+              </w:rPr>
+            </w:pPr>
+            <w:r>
+              <w:rPr>
+                <w:rFonts w:ascii="Calibri" w:hAnsi="Calibri" w:cs="Calibri"/>
+                <w:color w:val="000000"/>
+                <w:sz w:val="22"/>
+                <w:szCs w:val="22"/>
+              </w:rPr>
+              <w:t xml:space="preserve">   136,968,559.56 </w:t>
+            </w:r>
+          </w:p>
+          <w:p>
+            <w:pPr>
+              <w:rPr>
+                <w:sz w:val="22"/>
+                <w:szCs w:val="22"/>
+              </w:rPr>
+            </w:pPr>
+            <w:r>
+              <w:rPr>
+                <w:sz w:val="22"/>
+                <w:szCs w:val="22"/>
+              </w:rPr>
+              <w:t>(-3)</w:t>
+            </w:r>
+          </w:p>
+        </w:tc>
+        <w:tc>
+          <w:tcPr>
+            <w:tcW w:w="1984" w:type="dxa"/>
+          </w:tcPr>
+          <w:p>
+            <w:pPr>
+              <w:rPr>
+                <w:rFonts w:ascii="Calibri" w:hAnsi="Calibri" w:cs="Calibri"/>
+                <w:color w:val="000000"/>
+                <w:sz w:val="22"/>
+                <w:szCs w:val="22"/>
+              </w:rPr>
+            </w:pPr>
+            <w:r>
+              <w:rPr>
+                <w:rFonts w:ascii="Calibri" w:hAnsi="Calibri" w:cs="Calibri"/>
+                <w:color w:val="000000"/>
+                <w:sz w:val="22"/>
+                <w:szCs w:val="22"/>
+              </w:rPr>
+              <w:t xml:space="preserve">     9,430,100.22 </w:t>
+            </w:r>
+          </w:p>
+          <w:p>
+            <w:pPr>
+              <w:rPr>
+                <w:sz w:val="22"/>
+                <w:szCs w:val="22"/>
+              </w:rPr>
+            </w:pPr>
+            <w:r>
+              <w:rPr>
+                <w:sz w:val="22"/>
+                <w:szCs w:val="22"/>
+              </w:rPr>
+              <w:t>(-11)</w:t>
+            </w:r>
+          </w:p>
+        </w:tc>
+        <w:tc>
+          <w:tcPr>
+            <w:tcW w:w="2126" w:type="dxa"/>
+          </w:tcPr>
+          <w:p>
+            <w:pPr>
+              <w:rPr>
+                <w:rFonts w:ascii="Calibri" w:hAnsi="Calibri" w:cs="Calibri"/>
+                <w:color w:val="000000"/>
+                <w:sz w:val="22"/>
+                <w:szCs w:val="22"/>
+              </w:rPr>
+            </w:pPr>
+            <w:r>
+              <w:rPr>
+                <w:rFonts w:ascii="Calibri" w:hAnsi="Calibri" w:cs="Calibri"/>
+                <w:color w:val="000000"/>
+                <w:sz w:val="22"/>
+                <w:szCs w:val="22"/>
+              </w:rPr>
+              <w:t xml:space="preserve">         2,582,837 </w:t>
+            </w:r>
+          </w:p>
+          <w:p>
+            <w:pPr>
+              <w:rPr>
+                <w:sz w:val="22"/>
+                <w:szCs w:val="22"/>
+              </w:rPr>
+            </w:pPr>
+            <w:r>
+              <w:rPr>
+                <w:sz w:val="22"/>
+                <w:szCs w:val="22"/>
+              </w:rPr>
+              <w:t>(-11)</w:t>
+            </w:r>
+          </w:p>
+        </w:tc>
+      </w:tr>
+      <w:tr>
+        <w:tc>
+          <w:tcPr>
+            <w:tcW w:w="1332" w:type="dxa"/>
+          </w:tcPr>
+          <w:p>
+            <w:pPr>
+              <w:rPr>
+                <w:b/>
+                <w:bCs/>
+                <w:sz w:val="22"/>
+                <w:szCs w:val="22"/>
+              </w:rPr>
+            </w:pPr>
+            <w:r>
+              <w:rPr>
+                <w:b/>
+                <w:bCs/>
+                <w:sz w:val="22"/>
+                <w:szCs w:val="22"/>
+              </w:rPr>
+              <w:t>25%</w:t>
+            </w:r>
+          </w:p>
+        </w:tc>
+        <w:tc>
+          <w:tcPr>
+            <w:tcW w:w="1362" w:type="dxa"/>
+          </w:tcPr>
+          <w:p>
+            <w:pPr>
+              <w:rPr>
+                <w:i/>
+                <w:iCs/>
+                <w:sz w:val="22"/>
+                <w:szCs w:val="22"/>
+              </w:rPr>
+            </w:pPr>
+            <w:r>
+              <w:rPr>
+                <w:i/>
+                <w:iCs/>
+                <w:sz w:val="22"/>
+                <w:szCs w:val="22"/>
+              </w:rPr>
+              <w:t>High (1.38)</w:t>
+            </w:r>
+          </w:p>
+        </w:tc>
+        <w:tc>
+          <w:tcPr>
+            <w:tcW w:w="2350" w:type="dxa"/>
+          </w:tcPr>
+          <w:p>
+            <w:pPr>
+              <w:rPr>
+                <w:rFonts w:ascii="Calibri" w:hAnsi="Calibri" w:cs="Calibri"/>
+                <w:color w:val="000000"/>
+                <w:sz w:val="22"/>
+                <w:szCs w:val="22"/>
+              </w:rPr>
+            </w:pPr>
+            <w:r>
+              <w:rPr>
+                <w:rFonts w:ascii="Calibri" w:hAnsi="Calibri" w:cs="Calibri"/>
+                <w:color w:val="000000"/>
+                <w:sz w:val="22"/>
+                <w:szCs w:val="22"/>
+              </w:rPr>
+              <w:t xml:space="preserve">£  578,289,719,287.51 </w:t>
+            </w:r>
+          </w:p>
+          <w:p>
+            <w:pPr>
+              <w:rPr>
+                <w:sz w:val="22"/>
+                <w:szCs w:val="22"/>
+              </w:rPr>
+            </w:pPr>
+            <w:r>
+              <w:rPr>
+                <w:sz w:val="22"/>
+                <w:szCs w:val="22"/>
+              </w:rPr>
+              <w:t>(-5)</w:t>
+            </w:r>
+          </w:p>
+        </w:tc>
+        <w:tc>
+          <w:tcPr>
+            <w:tcW w:w="2045" w:type="dxa"/>
+          </w:tcPr>
+          <w:p>
+            <w:pPr>
+              <w:rPr>
+                <w:rFonts w:ascii="Calibri" w:hAnsi="Calibri" w:cs="Calibri"/>
+                <w:color w:val="000000"/>
+                <w:sz w:val="22"/>
+                <w:szCs w:val="22"/>
+              </w:rPr>
+            </w:pPr>
+            <w:r>
+              <w:rPr>
+                <w:rFonts w:ascii="Calibri" w:hAnsi="Calibri" w:cs="Calibri"/>
+                <w:color w:val="000000"/>
+                <w:sz w:val="22"/>
+                <w:szCs w:val="22"/>
+              </w:rPr>
+              <w:t xml:space="preserve">   136,784,210.03 </w:t>
+            </w:r>
+          </w:p>
+          <w:p>
+            <w:pPr>
+              <w:rPr>
+                <w:sz w:val="22"/>
+                <w:szCs w:val="22"/>
+              </w:rPr>
+            </w:pPr>
+            <w:r>
+              <w:rPr>
+                <w:sz w:val="22"/>
+                <w:szCs w:val="22"/>
+              </w:rPr>
+              <w:t>(-3)</w:t>
+            </w:r>
+          </w:p>
+        </w:tc>
+        <w:tc>
+          <w:tcPr>
+            <w:tcW w:w="1984" w:type="dxa"/>
+          </w:tcPr>
+          <w:p>
+            <w:pPr>
+              <w:rPr>
+                <w:rFonts w:ascii="Calibri" w:hAnsi="Calibri" w:cs="Calibri"/>
+                <w:color w:val="000000"/>
+                <w:sz w:val="22"/>
+                <w:szCs w:val="22"/>
+              </w:rPr>
+            </w:pPr>
+            <w:r>
+              <w:rPr>
+                <w:rFonts w:ascii="Calibri" w:hAnsi="Calibri" w:cs="Calibri"/>
+                <w:color w:val="000000"/>
+                <w:sz w:val="22"/>
+                <w:szCs w:val="22"/>
+              </w:rPr>
+              <w:t xml:space="preserve">     9,799,130.70 </w:t>
+            </w:r>
+          </w:p>
+          <w:p>
+            <w:pPr>
+              <w:rPr>
+                <w:sz w:val="22"/>
+                <w:szCs w:val="22"/>
+              </w:rPr>
+            </w:pPr>
+            <w:r>
+              <w:rPr>
+                <w:sz w:val="22"/>
+                <w:szCs w:val="22"/>
+              </w:rPr>
+              <w:t>(-4)</w:t>
+            </w:r>
+          </w:p>
+        </w:tc>
+        <w:tc>
+          <w:tcPr>
+            <w:tcW w:w="2126" w:type="dxa"/>
+          </w:tcPr>
+          <w:p>
+            <w:pPr>
+              <w:rPr>
+                <w:rFonts w:ascii="Calibri" w:hAnsi="Calibri" w:cs="Calibri"/>
+                <w:color w:val="000000"/>
+                <w:sz w:val="22"/>
+                <w:szCs w:val="22"/>
+              </w:rPr>
+            </w:pPr>
+            <w:r>
+              <w:rPr>
+                <w:rFonts w:ascii="Calibri" w:hAnsi="Calibri" w:cs="Calibri"/>
+                <w:color w:val="000000"/>
+                <w:sz w:val="22"/>
+                <w:szCs w:val="22"/>
+              </w:rPr>
+              <w:t xml:space="preserve">         2,701,735 </w:t>
+            </w:r>
+          </w:p>
+          <w:p>
+            <w:pPr>
+              <w:rPr>
+                <w:sz w:val="22"/>
+                <w:szCs w:val="22"/>
+              </w:rPr>
+            </w:pPr>
+            <w:r>
+              <w:rPr>
+                <w:sz w:val="22"/>
+                <w:szCs w:val="22"/>
+              </w:rPr>
+              <w:t>(-3)</w:t>
+            </w:r>
+          </w:p>
+        </w:tc>
+      </w:tr>
+      <w:tr>
+        <w:tc>
+          <w:tcPr>
+            <w:tcW w:w="1332" w:type="dxa"/>
+          </w:tcPr>
+          <w:p>
+            <w:pPr>
+              <w:rPr>
+                <w:b/>
+                <w:bCs/>
+                <w:sz w:val="22"/>
+                <w:szCs w:val="22"/>
+              </w:rPr>
+            </w:pPr>
+          </w:p>
+        </w:tc>
+        <w:tc>
+          <w:tcPr>
+            <w:tcW w:w="1362" w:type="dxa"/>
+          </w:tcPr>
+          <w:p>
+            <w:pPr>
+              <w:rPr>
+                <w:i/>
+                <w:iCs/>
+                <w:sz w:val="22"/>
+                <w:szCs w:val="22"/>
+              </w:rPr>
+            </w:pPr>
+            <w:r>
+              <w:rPr>
+                <w:i/>
+                <w:iCs/>
+                <w:sz w:val="22"/>
+                <w:szCs w:val="22"/>
+              </w:rPr>
+              <w:t>Low (1.07)</w:t>
+            </w:r>
+          </w:p>
+        </w:tc>
+        <w:tc>
+          <w:tcPr>
+            <w:tcW w:w="2350" w:type="dxa"/>
+          </w:tcPr>
+          <w:p>
+            <w:pPr>
+              <w:rPr>
+                <w:rFonts w:ascii="Calibri" w:hAnsi="Calibri" w:cs="Calibri"/>
+                <w:color w:val="000000"/>
+                <w:sz w:val="22"/>
+                <w:szCs w:val="22"/>
+              </w:rPr>
+            </w:pPr>
+            <w:r>
+              <w:rPr>
+                <w:rFonts w:ascii="Calibri" w:hAnsi="Calibri" w:cs="Calibri"/>
+                <w:color w:val="000000"/>
+                <w:sz w:val="22"/>
+                <w:szCs w:val="22"/>
+              </w:rPr>
+              <w:t xml:space="preserve">£  551,576,202,882.79 </w:t>
+            </w:r>
+          </w:p>
+          <w:p>
+            <w:pPr>
+              <w:rPr>
+                <w:sz w:val="22"/>
+                <w:szCs w:val="22"/>
+              </w:rPr>
+            </w:pPr>
+            <w:r>
+              <w:rPr>
+                <w:sz w:val="22"/>
+                <w:szCs w:val="22"/>
+              </w:rPr>
+              <w:t>(-9)</w:t>
+            </w:r>
+          </w:p>
+        </w:tc>
+        <w:tc>
+          <w:tcPr>
+            <w:tcW w:w="2045" w:type="dxa"/>
+          </w:tcPr>
+          <w:p>
+            <w:pPr>
+              <w:rPr>
+                <w:rFonts w:ascii="Calibri" w:hAnsi="Calibri" w:cs="Calibri"/>
+                <w:color w:val="000000"/>
+                <w:sz w:val="22"/>
+                <w:szCs w:val="22"/>
+              </w:rPr>
+            </w:pPr>
+            <w:r>
+              <w:rPr>
+                <w:rFonts w:ascii="Calibri" w:hAnsi="Calibri" w:cs="Calibri"/>
+                <w:color w:val="000000"/>
+                <w:sz w:val="22"/>
+                <w:szCs w:val="22"/>
+              </w:rPr>
+              <w:t xml:space="preserve">   137,010,344.18 </w:t>
+            </w:r>
+          </w:p>
+          <w:p>
+            <w:pPr>
+              <w:rPr>
+                <w:sz w:val="22"/>
+                <w:szCs w:val="22"/>
+              </w:rPr>
+            </w:pPr>
+            <w:r>
+              <w:rPr>
+                <w:sz w:val="22"/>
+                <w:szCs w:val="22"/>
+              </w:rPr>
+              <w:t>(-3)</w:t>
+            </w:r>
+          </w:p>
+        </w:tc>
+        <w:tc>
+          <w:tcPr>
+            <w:tcW w:w="1984" w:type="dxa"/>
+          </w:tcPr>
+          <w:p>
+            <w:pPr>
+              <w:rPr>
+                <w:rFonts w:ascii="Calibri" w:hAnsi="Calibri" w:cs="Calibri"/>
+                <w:color w:val="000000"/>
+                <w:sz w:val="22"/>
+                <w:szCs w:val="22"/>
+              </w:rPr>
+            </w:pPr>
+            <w:r>
+              <w:rPr>
+                <w:rFonts w:ascii="Calibri" w:hAnsi="Calibri" w:cs="Calibri"/>
+                <w:color w:val="000000"/>
+                <w:sz w:val="22"/>
+                <w:szCs w:val="22"/>
+              </w:rPr>
+              <w:t xml:space="preserve">     9,312,173.99 </w:t>
+            </w:r>
+          </w:p>
+          <w:p>
+            <w:pPr>
+              <w:rPr>
+                <w:sz w:val="22"/>
+                <w:szCs w:val="22"/>
+              </w:rPr>
+            </w:pPr>
+            <w:r>
+              <w:rPr>
+                <w:sz w:val="22"/>
+                <w:szCs w:val="22"/>
+              </w:rPr>
+              <w:t>(-9)</w:t>
+            </w:r>
+          </w:p>
+        </w:tc>
+        <w:tc>
+          <w:tcPr>
+            <w:tcW w:w="2126" w:type="dxa"/>
+          </w:tcPr>
+          <w:p>
+            <w:pPr>
+              <w:rPr>
+                <w:rFonts w:ascii="Calibri" w:hAnsi="Calibri" w:cs="Calibri"/>
+                <w:color w:val="000000"/>
+                <w:sz w:val="22"/>
+                <w:szCs w:val="22"/>
+              </w:rPr>
+            </w:pPr>
+            <w:r>
+              <w:rPr>
+                <w:rFonts w:ascii="Calibri" w:hAnsi="Calibri" w:cs="Calibri"/>
+                <w:color w:val="000000"/>
+                <w:sz w:val="22"/>
+                <w:szCs w:val="22"/>
+              </w:rPr>
+              <w:t xml:space="preserve">         2,544,945 </w:t>
+            </w:r>
+          </w:p>
+          <w:p>
+            <w:pPr>
+              <w:rPr>
+                <w:sz w:val="22"/>
+                <w:szCs w:val="22"/>
+              </w:rPr>
+            </w:pPr>
+            <w:r>
+              <w:rPr>
+                <w:sz w:val="22"/>
+                <w:szCs w:val="22"/>
+              </w:rPr>
+              <w:t>(-8)</w:t>
+            </w:r>
+          </w:p>
+        </w:tc>
+      </w:tr>
+    </w:tbl>
+    <w:p>
+      <w:r>
+        <w:rPr>
+          <w:b/>
+          <w:bCs/>
+        </w:rPr>
+        <w:t xml:space="preserve">Table 5 </w:t>
+      </w:r>
+      <w:r>
+        <w:t xml:space="preserve">One-way sensitivity </w:t>
+      </w:r>
+      <w:r>
+        <w:t>results from varying periodontal disease-dementia onset HR</w:t>
+      </w:r>
+      <w:r>
+        <w:t xml:space="preserve">. </w:t>
+      </w:r>
+      <w:r>
+        <w:t>* = Not including caregiver QALYs</w:t>
+      </w:r>
+      <w:r>
+        <w:t>.</w:t>
+      </w:r>
+      <w:r>
+        <w:t xml:space="preserve"> All costs are in 2024£.</w:t>
       </w:r>
     </w:p>
     <w:p/>
@@ -4603,6 +7048,45 @@
       <w:r>
         <w:t xml:space="preserve">. </w:t>
       </w:r>
+      <w:r>
+        <w:t xml:space="preserve">We also ran a model version </w:t>
+      </w:r>
+      <w:r>
+        <w:t xml:space="preserve">with risk factor prevalences set to 0 and HRs det to 1 to calculate the </w:t>
+      </w:r>
+      <w:r>
+        <w:t xml:space="preserve">dementia burden not attributable to preventable risk factors. </w:t>
+      </w:r>
+      <w:r>
+        <w:t xml:space="preserve">In our model, 33% </w:t>
+      </w:r>
+      <w:r>
+        <w:t xml:space="preserve">of dementia cases are preventable, slightly below the </w:t>
+      </w:r>
+      <w:r>
+        <w:t xml:space="preserve">suggested </w:t>
+      </w:r>
+      <w:r>
+        <w:t>40%</w:t>
+      </w:r>
+      <w:r>
+        <w:t>, which suggests slightly stronger model age</w:t>
+      </w:r>
+      <w:r>
+        <w:t xml:space="preserve"> </w:t>
+      </w:r>
+      <w:r>
+        <w:t>effects [</w:t>
+      </w:r>
+      <w:r>
+        <w:t>18</w:t>
+      </w:r>
+      <w:r>
+        <w:t>].</w:t>
+      </w:r>
+      <w:r>
+        <w:t xml:space="preserve"> </w:t>
+      </w:r>
     </w:p>
     <w:p>
       <w:pPr>
@@ -4676,12 +7160,19 @@
         <w:t>.</w:t>
       </w:r>
       <w:r>
+        <w:t xml:space="preserve"> Halving PD </w:t>
+      </w:r>
+      <w:r>
+        <w:lastRenderedPageBreak/>
+        <w:t xml:space="preserve">prevalence to 25% </w:t>
+      </w:r>
+      <w:r>
+        <w:t>could prevent</w:t>
+      </w:r>
+      <w:r>
         <w:t xml:space="preserve"> </w:t>
       </w:r>
       <w:r>
-        <w:t xml:space="preserve">Halving PD prevalence to 25% prevented </w:t>
-      </w:r>
-      <w:r>
         <w:t>114,814</w:t>
       </w:r>
       <w:r>
@@ -4700,88 +7191,216 @@
         <w:t>921</w:t>
       </w:r>
       <w:r>
-        <w:t xml:space="preserve"> incident cases.</w:t>
+        <w:t xml:space="preserve"> incident cases. </w:t>
+      </w:r>
+      <w:r>
+        <w:t>Total dementia-related cost</w:t>
+      </w:r>
+      <w:r>
+        <w:t xml:space="preserve"> savings from halving PD were £19.7bn</w:t>
+      </w:r>
+      <w:r>
+        <w:t xml:space="preserve">, comprised of £10.9bn in formal healthcare and £8.8bn in informal care costs. </w:t>
+      </w:r>
+      <w:r>
+        <w:t>Likewise with the difference in incident dementia cases avoid</w:t>
+      </w:r>
+      <w:r>
+        <w:t>ed</w:t>
+      </w:r>
+      <w:r>
+        <w:t xml:space="preserve">, </w:t>
+      </w:r>
+      <w:r>
+        <w:t xml:space="preserve">additional </w:t>
+      </w:r>
+      <w:r>
+        <w:t xml:space="preserve">cost </w:t>
+      </w:r>
+      <w:r>
+        <w:t xml:space="preserve">associated with increased PD prevalence </w:t>
+      </w:r>
+      <w:r>
+        <w:t>were symmetrical</w:t>
+      </w:r>
+      <w:r>
+        <w:t xml:space="preserve">. </w:t>
+      </w:r>
+      <w:r>
+        <w:t>Population</w:t>
+      </w:r>
+      <w:r>
+        <w:t xml:space="preserve"> QALYs showed minimal variation </w:t>
+      </w:r>
+      <w:r>
+        <w:t xml:space="preserve">across scenarios (&lt;0.2% difference), while caregiver QALYs </w:t>
+      </w:r>
+      <w:r>
+        <w:t xml:space="preserve">had an inverse relationship with PD prevalence, as there were fewer caregivers when fewer dementia cases occur. The dementia cost structure </w:t>
+      </w:r>
+      <w:r>
+        <w:t xml:space="preserve">shifted from informal care dominance </w:t>
+      </w:r>
+      <w:r>
+        <w:t xml:space="preserve">at </w:t>
+      </w:r>
+      <w:r>
+        <w:t xml:space="preserve">model </w:t>
+      </w:r>
+      <w:r>
+        <w:t xml:space="preserve">initiation </w:t>
+      </w:r>
+      <w:r>
+        <w:t xml:space="preserve">(2024: £18.4bn vs £9.0bn) to formal care dominance by 2027 as dementia severity increases and institutionalisation rates rose from 12% to 38%. </w:t>
+      </w:r>
+      <w:r>
+        <w:t xml:space="preserve">The size of our estimated benefits are large due to the high prevalence of PD, and the large </w:t>
+      </w:r>
+      <w:r>
+        <w:t>increase and decrease to 75% and 25%. Our results have to be considered in context of this</w:t>
+      </w:r>
+      <w:r>
+        <w:t>, although our overall costs are lowering than previously reports due to our use of a lower per person dementia cost</w:t>
+      </w:r>
+      <w:r>
+        <w:t xml:space="preserve">. </w:t>
+      </w:r>
+      <w:r>
+        <w:t xml:space="preserve">Each percentage point reduction in PD prevalence was associated with </w:t>
+      </w:r>
+      <w:r>
+        <w:t xml:space="preserve">approximately </w:t>
+      </w:r>
+      <w:r>
+        <w:t xml:space="preserve">678 </w:t>
+      </w:r>
+      <w:r>
+        <w:t>less</w:t>
+      </w:r>
+      <w:r>
+        <w:t xml:space="preserve"> annual dementia onsets</w:t>
       </w:r>
       <w:r>
         <w:t xml:space="preserve"> </w:t>
       </w:r>
       <w:r>
-        <w:t>Total dementia-related cost</w:t>
-      </w:r>
-      <w:r>
-        <w:t xml:space="preserve"> savings from halving PD were £19.7bn</w:t>
-      </w:r>
-      <w:r>
-        <w:t xml:space="preserve">, compromised of £10.9bn in formal healthcare and £8.8bn in informal care costs. </w:t>
-      </w:r>
-      <w:r>
-        <w:t>Likewise with the difference in incident dementia cases avoid</w:t>
-      </w:r>
-      <w:r>
-        <w:t>ed</w:t>
-      </w:r>
-      <w:r>
-        <w:t xml:space="preserve">, </w:t>
-      </w:r>
-      <w:r>
-        <w:t xml:space="preserve">additional </w:t>
-      </w:r>
-      <w:r>
-        <w:t xml:space="preserve">cost </w:t>
-      </w:r>
-      <w:r>
-        <w:t xml:space="preserve">associated with increased PD prevalence </w:t>
-      </w:r>
-      <w:r>
-        <w:t>were symmetrical</w:t>
+        <w:t>(~11,530 over the 2024-2040 forecast period) and £46mn in total annual savings (</w:t>
+      </w:r>
+      <w:r>
+        <w:t>£789mn over the 2024-2040 forecast period). Annual differences grow over time</w:t>
+      </w:r>
+      <w:r>
+        <w:t xml:space="preserve">, so this summary overestimates outputs in the early years and underestimates in the latter. </w:t>
+      </w:r>
+    </w:p>
+    <w:p>
+      <w:r>
+        <w:t>Using an individual-level microsimulation approach, we model a population-level exposure shift rather than the effect of a specific, costed intervention, meaning the estimates reflect the potential effects of sustained reductions in PD prevalence. This study does not consider the costs of such an intervention that would lower PD, or at what per-year rate it would lower PD prevalence by, therefore further cost-effectiveness methods should be incorporated from these results. Our model focuses on individuals aged 65 years and older, aligning with common dementia projections and capturing the population at highest risk of both severe PD and dementia. Given the high prevalence of PD disease in England, even modest population-level reduction</w:t>
+      </w:r>
+      <w:r>
+        <w:t>s</w:t>
+      </w:r>
+      <w:r>
+        <w:t xml:space="preserve"> can lead to substantial public health and economic benefits. However, there is currently an absence of research on or a previously introduced individual-level PD intervention itself. This provided the rationale for a scenario exposure shift investigation</w:t>
+      </w:r>
+      <w:r>
+        <w:t>, and not testing a specific intervention</w:t>
       </w:r>
       <w:r>
         <w:t xml:space="preserve">. </w:t>
       </w:r>
-      <w:r>
-        <w:t xml:space="preserve">Cohort QALYs showed minimal variation </w:t>
-      </w:r>
-      <w:r>
-        <w:t xml:space="preserve">across scenarios (&lt;0.2% difference), while caregiver QALYs </w:t>
-      </w:r>
-      <w:r>
-        <w:t xml:space="preserve">had an inverse relationship with PD prevalence, as there were fewer caregivers when fewer dementia cases occur. The dementia cost structure </w:t>
-      </w:r>
-      <w:r>
-        <w:t xml:space="preserve">shifted from informal care dominance </w:t>
-      </w:r>
-      <w:r>
-        <w:t xml:space="preserve">at </w:t>
-      </w:r>
-      <w:r>
-        <w:t xml:space="preserve">model </w:t>
-      </w:r>
-      <w:r>
-        <w:t xml:space="preserve">initiation </w:t>
-      </w:r>
-      <w:r>
-        <w:t xml:space="preserve">(2024: £18.4bn vs £9.0bn) to formal care dominance by 2027 as dementia severity increases and institutionalisation rates rose from 12% to 38%. </w:t>
-      </w:r>
-      <w:r>
-        <w:t xml:space="preserve">The size of our estimated benefits are large due to the high prevalence of PD, and the large </w:t>
-      </w:r>
-      <w:r>
-        <w:t xml:space="preserve">increase and decrease to 75% and 25%. Our results have to be considered in context of this. </w:t>
-      </w:r>
-    </w:p>
-    <w:p>
-      <w:r>
-        <w:t xml:space="preserve">Using an individual-level microsimulation approach, we model a population-level exposure shift rather than the effect of a specific, costed intervention, meaning the estimates reflect the potential effects of sustained reductions in PD prevalence. This study does not consider the costs of such an intervention that would lower PD, or at what per-year rate it would lower PD prevalence by, therefore further cost-effectiveness methods should be incorporated from these results. Our model focuses on individuals aged 65 years and older, aligning with common dementia projections and capturing the population at highest risk of both severe PD and dementia. Given the high prevalence of PD disease in England, even modest population-level reductions can lead to substantial public health and economic benefits. However, there is currently an absence of research on or a previously introduced individual-level PD intervention itself. This </w:t>
+    </w:p>
+    <w:p>
+      <w:r>
+        <w:t xml:space="preserve">Our model estimates rely entirely on </w:t>
+      </w:r>
+      <w:r>
+        <w:t xml:space="preserve">the assumption that the observed associated between PD and dementia onset is casual. </w:t>
+      </w:r>
+      <w:r>
+        <w:t xml:space="preserve">The HR used was derived from a meta-analysis of 23 longitudinal studies </w:t>
+      </w:r>
+      <w:r>
+        <w:t xml:space="preserve">that accounted for reverse causality. It </w:t>
+      </w:r>
+      <w:r>
+        <w:t>included the largest number of longitudinal studies</w:t>
+      </w:r>
+      <w:r>
+        <w:t xml:space="preserve"> and accounted for multiple effects </w:t>
+      </w:r>
+      <w:r>
+        <w:t xml:space="preserve">estimates, yet, the authors note that </w:t>
+      </w:r>
+      <w:r>
+        <w:t>there was heterogeneity across the exposure definitions used by the studies included [33].</w:t>
+      </w:r>
+      <w:r>
+        <w:t xml:space="preserve"> Our model applies this pooled estimate </w:t>
+      </w:r>
+      <w:r>
+        <w:t xml:space="preserve">as a single risk factor, which means the modelled PD exposure </w:t>
+      </w:r>
+      <w:r>
+        <w:t>does not correspond to a single clinical definition</w:t>
+      </w:r>
+      <w:r>
+        <w:t>,</w:t>
+      </w:r>
+      <w:r>
+        <w:t xml:space="preserve"> but reflects the wide</w:t>
+      </w:r>
+      <w:r>
+        <w:t xml:space="preserve">r </w:t>
+      </w:r>
+      <w:r>
+        <w:t xml:space="preserve">‘some level of irreversible periodontitis’ </w:t>
+      </w:r>
+      <w:r>
+        <w:t xml:space="preserve">definition </w:t>
+      </w:r>
+      <w:r>
+        <w:t xml:space="preserve">used </w:t>
+      </w:r>
+      <w:r>
+        <w:t xml:space="preserve">by NHS England </w:t>
+      </w:r>
+      <w:r>
+        <w:t xml:space="preserve">[1]. </w:t>
+      </w:r>
+      <w:r>
+        <w:t xml:space="preserve">We </w:t>
+      </w:r>
+      <w:r>
+        <w:t xml:space="preserve">consider </w:t>
+      </w:r>
+      <w:r>
+        <w:t xml:space="preserve">these to be compatible, especially considering the </w:t>
       </w:r>
       <w:r>
         <w:lastRenderedPageBreak/>
-        <w:t>provided the rationale for a scenario exposure shift investigation</w:t>
-      </w:r>
-      <w:r>
-        <w:t>, and not testing a specific intervention</w:t>
-      </w:r>
-      <w:r>
-        <w:t xml:space="preserve">. </w:t>
+        <w:t xml:space="preserve">lack of consensus around what explicitly defines PD, although the exact </w:t>
+      </w:r>
+      <w:r>
+        <w:t>alignment cannot be confirmed [</w:t>
+      </w:r>
+      <w:r>
+        <w:t>42</w:t>
+      </w:r>
+      <w:r>
+        <w:t xml:space="preserve">]. </w:t>
+      </w:r>
+      <w:r>
+        <w:t xml:space="preserve">This reflects a </w:t>
+      </w:r>
+      <w:r>
+        <w:t xml:space="preserve">current issue in dental epidemiology, rather than a </w:t>
+      </w:r>
+      <w:r>
+        <w:t>flaw in our modelling methods used.</w:t>
+      </w:r>
+      <w:r>
+        <w:t xml:space="preserve"> </w:t>
       </w:r>
     </w:p>
     <w:p>
@@ -4951,7 +7570,13 @@
         <w:t xml:space="preserve"> </w:t>
       </w:r>
       <w:r>
-        <w:t xml:space="preserve">21% in 2009 [41]. </w:t>
+        <w:t>21% in 2009 [4</w:t>
+      </w:r>
+      <w:r>
+        <w:t>3</w:t>
+      </w:r>
+      <w:r>
+        <w:t xml:space="preserve">]. </w:t>
       </w:r>
       <w:r>
         <w:t xml:space="preserve">Between 2009 and 2023 there was a 9 percentage points decrease </w:t>
@@ -4990,7 +7615,10 @@
         <w:t>system-wide effect [</w:t>
       </w:r>
       <w:r>
-        <w:t>42</w:t>
+        <w:t>4</w:t>
+      </w:r>
+      <w:r>
+        <w:t>4</w:t>
       </w:r>
       <w:r>
         <w:t xml:space="preserve">]. </w:t>
@@ -5101,67 +7729,46 @@
         <w:t xml:space="preserve">ted high-risk strategies. </w:t>
       </w:r>
       <w:r>
-        <w:t xml:space="preserve">We believe </w:t>
-      </w:r>
-      <w:r>
-        <w:t xml:space="preserve">our results contribute to the growing </w:t>
-      </w:r>
-      <w:r>
-        <w:t xml:space="preserve">body of literature providing evidence that PD has to be </w:t>
-      </w:r>
-      <w:r>
-        <w:t>considered</w:t>
-      </w:r>
-      <w:r>
-        <w:t xml:space="preserve"> as a</w:t>
-      </w:r>
-      <w:r>
-        <w:t>n established</w:t>
-      </w:r>
-      <w:r>
-        <w:t xml:space="preserve"> dementia risk factor, </w:t>
-      </w:r>
-      <w:r>
-        <w:t xml:space="preserve">especially </w:t>
-      </w:r>
-      <w:r>
-        <w:t xml:space="preserve">after </w:t>
-      </w:r>
-      <w:r>
-        <w:t xml:space="preserve">the 2024 Lancet </w:t>
-      </w:r>
-      <w:r>
-        <w:t>Commission on dementia</w:t>
-      </w:r>
-      <w:r>
-        <w:t xml:space="preserve"> </w:t>
-      </w:r>
-      <w:r>
-        <w:t xml:space="preserve">determined that there is a scarcity of consistent, high-quality evidence for </w:t>
-      </w:r>
-      <w:r>
-        <w:t>this association</w:t>
-      </w:r>
-      <w:r>
-        <w:t xml:space="preserve">, despite only citing </w:t>
-      </w:r>
-      <w:r>
-        <w:t>two studies</w:t>
+        <w:t xml:space="preserve">We </w:t>
+      </w:r>
+      <w:r>
+        <w:t xml:space="preserve">acknowledge </w:t>
+      </w:r>
+      <w:r>
+        <w:t>the evidential limitations surrounding PD’s role in dementia onset found in the 2024 Lancet Commission</w:t>
+      </w:r>
+      <w:r>
+        <w:t xml:space="preserve">, but the economic scale of the potential benefits demonstrated by our results, even under modest HR assumptions, </w:t>
+      </w:r>
+      <w:r>
+        <w:t>suggest that exclusion from the modifiable risk factor framework i</w:t>
+      </w:r>
+      <w:r>
+        <w:t>s not warranted</w:t>
       </w:r>
       <w:r>
         <w:t xml:space="preserve"> [</w:t>
       </w:r>
       <w:r>
-        <w:t>43</w:t>
+        <w:t>18</w:t>
       </w:r>
       <w:r>
         <w:t>,</w:t>
       </w:r>
       <w:r>
-        <w:t>44</w:t>
+        <w:t>4</w:t>
+      </w:r>
+      <w:r>
+        <w:t>5</w:t>
       </w:r>
       <w:r>
         <w:t xml:space="preserve">]. </w:t>
+      </w:r>
+      <w:r>
+        <w:t xml:space="preserve">Further investigation through prospective studies and trial emulation will be key to establish </w:t>
+      </w:r>
+      <w:r>
+        <w:t>the magnitude of PD’s role in dementia.</w:t>
       </w:r>
     </w:p>
     <w:p>
@@ -5201,7 +7808,11 @@
         <w:t xml:space="preserve"> institutional care setting</w:t>
       </w:r>
       <w:r>
-        <w:t xml:space="preserve">s are required more. </w:t>
+        <w:t xml:space="preserve">s are </w:t>
+      </w:r>
+      <w:r>
+        <w:lastRenderedPageBreak/>
+        <w:t xml:space="preserve">required more. </w:t>
       </w:r>
       <w:r>
         <w:t>Institutionalisation rates increased from 12% in 2024 to 38</w:t>
@@ -5231,157 +7842,337 @@
         <w:t>The higher institutional costs reflect the 24-hour professional care</w:t>
       </w:r>
       <w:r>
-        <w:t xml:space="preserve"> staffing </w:t>
+        <w:t xml:space="preserve"> staffing requirements, facility costs and trained staff </w:t>
+      </w:r>
+      <w:r>
+        <w:t>that can manage symptoms</w:t>
+      </w:r>
+      <w:r>
+        <w:t xml:space="preserve">, rather than the more personal </w:t>
+      </w:r>
+      <w:r>
+        <w:t>ye</w:t>
+      </w:r>
+      <w:r>
+        <w:t xml:space="preserve">t less professional </w:t>
+      </w:r>
+      <w:r>
+        <w:t>one-to-one care of informal caregivers</w:t>
+      </w:r>
+      <w:r>
+        <w:t>.</w:t>
+      </w:r>
+      <w:r>
+        <w:t xml:space="preserve"> Our results align with estimates that as many as 49% of individuals with dementia will be treated in a care home setting by 2040</w:t>
+      </w:r>
+      <w:r>
+        <w:t>, driven by an increasing number of severe dementia cases (Supplementary Material, Figure XXX)</w:t>
+      </w:r>
+      <w:r>
+        <w:t xml:space="preserve"> [</w:t>
+      </w:r>
+      <w:r>
+        <w:t>17</w:t>
+      </w:r>
+      <w:r>
+        <w:t>].</w:t>
+      </w:r>
+      <w:r>
+        <w:t xml:space="preserve"> </w:t>
+      </w:r>
+      <w:r>
+        <w:t>Our one-way sensitivity analysis revealed that total costs decreased from baseline under both upper and lower HR bounds</w:t>
+      </w:r>
+      <w:r>
+        <w:t xml:space="preserve">, which demonstrates the </w:t>
+      </w:r>
+      <w:r>
+        <w:t xml:space="preserve">care setting dynamics in our model. </w:t>
+      </w:r>
+      <w:r>
+        <w:t xml:space="preserve">A higher HR accelerates progression </w:t>
+      </w:r>
+      <w:r>
+        <w:t>through severity</w:t>
+      </w:r>
+      <w:r>
+        <w:t xml:space="preserve"> stages into moderate stage</w:t>
+      </w:r>
+      <w:r>
+        <w:t>, where institutional care has lower per-person costs than home care</w:t>
+      </w:r>
+      <w:r>
+        <w:t xml:space="preserve">. Faster progression also increases mortality, reducing the cumulative person-years of care required. </w:t>
+      </w:r>
+    </w:p>
+    <w:p>
+      <w:r>
+        <w:t xml:space="preserve">Our </w:t>
+      </w:r>
+      <w:r>
+        <w:t xml:space="preserve">cost per cases prevented (~£172,000) represents approximately </w:t>
+      </w:r>
+      <w:r>
+        <w:t>five years of dementia-related costs</w:t>
+      </w:r>
+      <w:r>
+        <w:t xml:space="preserve"> at an average annual cost of </w:t>
+      </w:r>
+      <w:r>
+        <w:t>£36,000 per person</w:t>
+      </w:r>
+      <w:r>
+        <w:t>.</w:t>
+      </w:r>
+      <w:r>
+        <w:t xml:space="preserve"> This is comparable to</w:t>
+      </w:r>
+      <w:r>
+        <w:t xml:space="preserve"> other previously published dementia projections.</w:t>
+      </w:r>
+      <w:r>
+        <w:t xml:space="preserve"> </w:t>
+      </w:r>
+      <w:r>
+        <w:t>The total cost savings of £19.7bn over 2024-2040 translate to an annual average saving of £1.16bn</w:t>
+      </w:r>
+      <w:r>
+        <w:t>. Population-lev</w:t>
+      </w:r>
+      <w:r>
+        <w:t>el</w:t>
+      </w:r>
+      <w:r>
+        <w:t xml:space="preserve"> interventions </w:t>
+      </w:r>
+      <w:r>
+        <w:t xml:space="preserve">combining hearing aids, smoking cessation and blood pressure treatment have been estimated to save £1.9bn annually </w:t>
+      </w:r>
+      <w:r>
+        <w:t>while reducing dementia prevalence by 8.5% [</w:t>
+      </w:r>
+      <w:r>
+        <w:t>4</w:t>
+      </w:r>
+      <w:r>
+        <w:t>6</w:t>
+      </w:r>
+      <w:r>
+        <w:t>].</w:t>
+      </w:r>
+      <w:r>
+        <w:t xml:space="preserve"> </w:t>
+      </w:r>
+      <w:r>
+        <w:t xml:space="preserve">Further analysis found that </w:t>
+      </w:r>
+      <w:r>
+        <w:t xml:space="preserve">reducing hypertension by </w:t>
+      </w:r>
+      <w:r>
+        <w:t xml:space="preserve">the reformulation of food products to reduce salt </w:t>
+      </w:r>
+      <w:r>
+        <w:t xml:space="preserve">would lead to cost-savings of £2.4bn per age </w:t>
+      </w:r>
+      <w:r>
+        <w:t>population</w:t>
+      </w:r>
+      <w:r>
+        <w:t xml:space="preserve"> [3</w:t>
+      </w:r>
+      <w:r>
+        <w:t>7</w:t>
+      </w:r>
+      <w:r>
+        <w:t xml:space="preserve">]. </w:t>
+      </w:r>
+    </w:p>
+    <w:p/>
+    <w:p>
+      <w:r>
+        <w:t>Using a per-capita basis</w:t>
+      </w:r>
+      <w:r>
+        <w:t xml:space="preserve">, </w:t>
+      </w:r>
+      <w:r>
+        <w:t>population</w:t>
+      </w:r>
+      <w:r>
+        <w:t xml:space="preserve"> QALYs average</w:t>
+      </w:r>
+      <w:r>
+        <w:t>d 0.74 per person per year with less than 0.001 QALY/person/year</w:t>
+      </w:r>
+      <w:r>
+        <w:t xml:space="preserve"> variation across scenarios. </w:t>
+      </w:r>
+      <w:r>
+        <w:t xml:space="preserve">This </w:t>
+      </w:r>
+      <w:r>
+        <w:t>demonstrates that dementia prevention through lowering risk factors works by reducing</w:t>
+      </w:r>
+      <w:r>
+        <w:t xml:space="preserve"> </w:t>
+      </w:r>
+      <w:r>
+        <w:t xml:space="preserve">the number of individuals </w:t>
+      </w:r>
+      <w:r>
+        <w:t xml:space="preserve">with dementia, and not by improving </w:t>
+      </w:r>
+      <w:r>
+        <w:t xml:space="preserve">existing </w:t>
+      </w:r>
+      <w:r>
+        <w:t>population health.</w:t>
+      </w:r>
+      <w:r>
+        <w:t xml:space="preserve"> </w:t>
+      </w:r>
+      <w:r>
+        <w:t xml:space="preserve">Our </w:t>
+      </w:r>
+      <w:r>
+        <w:t xml:space="preserve">small </w:t>
+      </w:r>
+      <w:r>
+        <w:t>QALY findings are a function of</w:t>
+      </w:r>
+      <w:r>
+        <w:t xml:space="preserve"> how dementia utility is measured</w:t>
+      </w:r>
+      <w:r>
+        <w:t>, and not a model limitation</w:t>
+      </w:r>
+      <w:r>
+        <w:t xml:space="preserve">. </w:t>
+      </w:r>
+      <w:r>
+        <w:t>It has been commonly discussed that u</w:t>
+      </w:r>
+      <w:r>
+        <w:t xml:space="preserve">tility values are </w:t>
+      </w:r>
+      <w:r>
+        <w:t>flawed at estimating</w:t>
+      </w:r>
+      <w:r>
+        <w:t xml:space="preserve"> the negative health effects of having dementia [</w:t>
+      </w:r>
+      <w:r>
+        <w:t>4</w:t>
+      </w:r>
+      <w:r>
+        <w:t>7</w:t>
+      </w:r>
+      <w:r>
+        <w:t>].</w:t>
+      </w:r>
+      <w:r>
+        <w:t xml:space="preserve"> </w:t>
+      </w:r>
+      <w:r>
+        <w:t>The utility values by dementia stage severity we have used are at the upper bound of suggested</w:t>
+      </w:r>
+      <w:r>
+        <w:t xml:space="preserve"> values, but this was to be cautious when estimating final effects.</w:t>
+      </w:r>
+      <w:r>
+        <w:t xml:space="preserve"> Caregiver QALYs were more responsive to PD prevalence changes</w:t>
+      </w:r>
+      <w:r>
+        <w:t xml:space="preserve"> (25% PD prevalence: </w:t>
+      </w:r>
+      <w:r>
+        <w:t>10.20mn; 75% PD prevalence</w:t>
+      </w:r>
+      <w:r>
+        <w:t>: 10.90mn; 6.8% variation)</w:t>
+      </w:r>
+      <w:r>
+        <w:t>, but this was expected given their structural dependence on dementia population size</w:t>
+      </w:r>
+      <w:r>
+        <w:t xml:space="preserve">, and </w:t>
+      </w:r>
+      <w:r>
+        <w:t>still demonstrated small variations</w:t>
+      </w:r>
+      <w:r>
+        <w:t>.</w:t>
+      </w:r>
+      <w:r>
+        <w:t xml:space="preserve"> </w:t>
+      </w:r>
+      <w:r>
+        <w:t>Given the QALY results</w:t>
+      </w:r>
+      <w:r>
+        <w:t xml:space="preserve"> in comparison to the other outputs</w:t>
+      </w:r>
+      <w:r>
+        <w:t xml:space="preserve">, </w:t>
+      </w:r>
+      <w:r>
+        <w:t xml:space="preserve">we suggest that the case for PD reduction </w:t>
+      </w:r>
+      <w:r>
+        <w:t xml:space="preserve">relevant to caregivers derives more </w:t>
+      </w:r>
+      <w:r>
+        <w:t xml:space="preserve">from </w:t>
+      </w:r>
+      <w:r>
+        <w:t xml:space="preserve">informal care </w:t>
+      </w:r>
+      <w:r>
+        <w:t>cost savings</w:t>
+      </w:r>
+      <w:r>
+        <w:t xml:space="preserve"> due to the value of unpaid caregiving time</w:t>
+      </w:r>
+      <w:r>
+        <w:t>. This finding is consistent with the literature on prevention-focused dementia interventions [</w:t>
+      </w:r>
+      <w:r>
+        <w:t>4</w:t>
+      </w:r>
+      <w:r>
+        <w:t>8</w:t>
+      </w:r>
+      <w:r>
+        <w:t>].</w:t>
+      </w:r>
+      <w:r>
+        <w:t xml:space="preserve"> </w:t>
+      </w:r>
+      <w:r>
+        <w:t xml:space="preserve">Our findings support the view that </w:t>
+      </w:r>
+      <w:r>
+        <w:t xml:space="preserve">individual-level results </w:t>
       </w:r>
       <w:r>
         <w:lastRenderedPageBreak/>
-        <w:t xml:space="preserve">requirements, facility costs and trained staff </w:t>
-      </w:r>
-      <w:r>
-        <w:t>that can manage symptoms</w:t>
-      </w:r>
-      <w:r>
-        <w:t xml:space="preserve">, rather than the more personal </w:t>
-      </w:r>
-      <w:r>
-        <w:t>ye</w:t>
-      </w:r>
-      <w:r>
-        <w:t xml:space="preserve">t less professional </w:t>
-      </w:r>
-      <w:r>
-        <w:t>one-to-one care of informal caregivers</w:t>
-      </w:r>
-      <w:r>
-        <w:t>.</w:t>
-      </w:r>
-      <w:r>
-        <w:t xml:space="preserve"> Our results align with estimates that as many as 49% of individuals with dementia will be treated in a care home setting by 2040</w:t>
-      </w:r>
-      <w:r>
-        <w:t>, driven by an increasing number of severe dementia cases (Supplementary Material, Figure XXX)</w:t>
-      </w:r>
-      <w:r>
-        <w:t xml:space="preserve"> [</w:t>
-      </w:r>
-      <w:r>
-        <w:t>17</w:t>
+        <w:t xml:space="preserve">(QALYs per-person) can be modest but the societal benefits </w:t>
+      </w:r>
+      <w:r>
+        <w:t xml:space="preserve">can be large due to the </w:t>
+      </w:r>
+      <w:r>
+        <w:t xml:space="preserve">size of the </w:t>
+      </w:r>
+      <w:r>
+        <w:t>potential target population [</w:t>
+      </w:r>
+      <w:r>
+        <w:t>49</w:t>
       </w:r>
       <w:r>
         <w:t>].</w:t>
-      </w:r>
-      <w:r>
-        <w:t xml:space="preserve"> </w:t>
-      </w:r>
-    </w:p>
-    <w:p>
-      <w:r>
-        <w:t xml:space="preserve">Our </w:t>
-      </w:r>
-      <w:r>
-        <w:t xml:space="preserve">cost per cases prevented (~£172,000) represents approximately </w:t>
-      </w:r>
-      <w:r>
-        <w:t>five years of dementia-related costs</w:t>
-      </w:r>
-      <w:r>
-        <w:t xml:space="preserve"> at an average annual cost of </w:t>
-      </w:r>
-      <w:r>
-        <w:t>£36,000 per person</w:t>
-      </w:r>
-      <w:r>
-        <w:t>.</w:t>
-      </w:r>
-      <w:r>
-        <w:t xml:space="preserve"> This is comparable to</w:t>
-      </w:r>
-      <w:r>
-        <w:t xml:space="preserve"> other previously published dementia projections.</w:t>
-      </w:r>
-      <w:r>
-        <w:t xml:space="preserve"> </w:t>
-      </w:r>
-      <w:r>
-        <w:t>The total cost savings of £19.7bn over 2024-2040 translate to an annual average saving of £1.16bn</w:t>
-      </w:r>
-      <w:r>
-        <w:t>. Population-lev</w:t>
-      </w:r>
-      <w:r>
-        <w:t>el</w:t>
-      </w:r>
-      <w:r>
-        <w:t xml:space="preserve"> interventions </w:t>
-      </w:r>
-      <w:r>
-        <w:t xml:space="preserve">combining hearing aids, smoking cessation and blood pressure treatment have been estimated to save £1.9bn annually </w:t>
-      </w:r>
-      <w:r>
-        <w:t>while reducing dementia prevalence by 8.5% [</w:t>
-      </w:r>
-      <w:r>
-        <w:t>4</w:t>
-      </w:r>
-      <w:r>
-        <w:t>5</w:t>
-      </w:r>
-      <w:r>
-        <w:t>].</w:t>
-      </w:r>
-      <w:r>
-        <w:t xml:space="preserve"> </w:t>
-      </w:r>
-      <w:r>
-        <w:t xml:space="preserve">Further analysis found that </w:t>
-      </w:r>
-      <w:r>
-        <w:t xml:space="preserve">reducing hypertension by </w:t>
-      </w:r>
-      <w:r>
-        <w:t xml:space="preserve">the reformulation of food products to reduce salt </w:t>
-      </w:r>
-      <w:r>
-        <w:t>would lead to cost-savings of £2.4bn per age cohort</w:t>
-      </w:r>
-      <w:r>
-        <w:t xml:space="preserve"> [36]. </w:t>
-      </w:r>
-    </w:p>
-    <w:p/>
-    <w:p>
-      <w:r>
-        <w:t>Using a per-capita basis</w:t>
-      </w:r>
-      <w:r>
-        <w:t>, cohort QALYs average</w:t>
-      </w:r>
-      <w:r>
-        <w:t>d 0.74 per person per year with less than 0.001 QALY/person/year</w:t>
-      </w:r>
-      <w:r>
-        <w:t xml:space="preserve"> variation across scenarios. </w:t>
-      </w:r>
-      <w:r>
-        <w:t xml:space="preserve">This </w:t>
-      </w:r>
-      <w:r>
-        <w:t>demonstrates that dementia prevention through lowering risk factors works by reducing</w:t>
-      </w:r>
-      <w:r>
-        <w:t xml:space="preserve"> </w:t>
-      </w:r>
-      <w:r>
-        <w:t xml:space="preserve">the number of individuals </w:t>
-      </w:r>
-      <w:r>
-        <w:t xml:space="preserve">with dementia, and not by improving </w:t>
-      </w:r>
-      <w:r>
-        <w:t xml:space="preserve">existing </w:t>
-      </w:r>
-      <w:r>
-        <w:t>population health.</w:t>
       </w:r>
     </w:p>
     <w:p>
@@ -5430,7 +8221,13 @@
         <w:t xml:space="preserve"> and associated care </w:t>
       </w:r>
       <w:r>
-        <w:t xml:space="preserve">patterns than aggregate cohort models. This is especially true </w:t>
+        <w:t xml:space="preserve">patterns than aggregate </w:t>
+      </w:r>
+      <w:r>
+        <w:t>population</w:t>
+      </w:r>
+      <w:r>
+        <w:t xml:space="preserve"> models. This is especially true </w:t>
       </w:r>
       <w:r>
         <w:t>for capturing competing risks</w:t>
@@ -5460,7 +8257,19 @@
         <w:t>ONS population projections (from 2023)</w:t>
       </w:r>
       <w:r>
-        <w:t>, 2024 cost estimates, and dementia late stage onset HRs from a large national cohort study (Biobank) with no dementia controlled at baseline</w:t>
+        <w:t xml:space="preserve">, 2024 cost estimates, and dementia late stage onset HRs from a large national </w:t>
+      </w:r>
+      <w:r>
+        <w:t>population</w:t>
+      </w:r>
+      <w:r>
+        <w:t xml:space="preserve"> study (</w:t>
+      </w:r>
+      <w:r>
+        <w:t xml:space="preserve">UK </w:t>
+      </w:r>
+      <w:r>
+        <w:t>Biobank) with no dementia controlled at baseline</w:t>
       </w:r>
       <w:r>
         <w:t xml:space="preserve"> [32]</w:t>
@@ -5478,8 +8287,158 @@
         <w:t xml:space="preserve"> </w:t>
       </w:r>
     </w:p>
-    <w:p/>
-    <w:p/>
+    <w:p>
+      <w:r>
+        <w:t>Our model has</w:t>
+      </w:r>
+      <w:r>
+        <w:t xml:space="preserve"> several structure limitations that are bounded by the </w:t>
+      </w:r>
+      <w:r>
+        <w:t xml:space="preserve">data </w:t>
+      </w:r>
+      <w:r>
+        <w:t>available</w:t>
+      </w:r>
+      <w:r>
+        <w:t>. Our model assumes constant risk factor</w:t>
+      </w:r>
+      <w:r>
+        <w:t xml:space="preserve"> prevalence and HRs over time. </w:t>
+      </w:r>
+      <w:r>
+        <w:t xml:space="preserve">This does not reflect </w:t>
+      </w:r>
+      <w:r>
+        <w:t xml:space="preserve">the </w:t>
+      </w:r>
+      <w:r>
+        <w:t>reality</w:t>
+      </w:r>
+      <w:r>
+        <w:t xml:space="preserve"> </w:t>
+      </w:r>
+      <w:r>
+        <w:t xml:space="preserve">of the over 65 years population in England, where risk factor prevalence is likely to vary </w:t>
+      </w:r>
+      <w:r>
+        <w:t xml:space="preserve">as </w:t>
+      </w:r>
+      <w:r>
+        <w:t xml:space="preserve">targeted </w:t>
+      </w:r>
+      <w:r>
+        <w:t>initiatives lead to a more or less healthy population.</w:t>
+      </w:r>
+      <w:r>
+        <w:t xml:space="preserve"> </w:t>
+      </w:r>
+      <w:r>
+        <w:t xml:space="preserve">We also model PD, and </w:t>
+      </w:r>
+      <w:r>
+        <w:t xml:space="preserve">other risk factors such as hypertension and Type </w:t>
+      </w:r>
+      <w:r>
+        <w:t>2</w:t>
+      </w:r>
+      <w:r>
+        <w:t xml:space="preserve"> diabetes, as binary risk factors. </w:t>
+      </w:r>
+      <w:r>
+        <w:t xml:space="preserve">This does not capture the severity gradients </w:t>
+      </w:r>
+      <w:r>
+        <w:t xml:space="preserve">of the diseases </w:t>
+      </w:r>
+      <w:r>
+        <w:t xml:space="preserve">that will </w:t>
+      </w:r>
+      <w:r>
+        <w:t>affect</w:t>
+      </w:r>
+      <w:r>
+        <w:t xml:space="preserve"> the onset of dementia [</w:t>
+      </w:r>
+      <w:r>
+        <w:t>5</w:t>
+      </w:r>
+      <w:r>
+        <w:t>0</w:t>
+      </w:r>
+      <w:r>
+        <w:t xml:space="preserve">]. </w:t>
+      </w:r>
+      <w:r>
+        <w:t>PD does not interact with other risk factors in our model</w:t>
+      </w:r>
+      <w:r>
+        <w:t>. T</w:t>
+      </w:r>
+      <w:r>
+        <w:t>he joint effect of having both PD and hypertension is assumed to be the product of their individual HRs, with no additional interactive effect. Despite established links between PD, obesity, and hypertension, there is an absence of evidence that quantifies any departure from multiplicative joint effects on dementia incidence</w:t>
+      </w:r>
+      <w:r>
+        <w:t xml:space="preserve"> [52]</w:t>
+      </w:r>
+      <w:r>
+        <w:t>.</w:t>
+      </w:r>
+      <w:r>
+        <w:t xml:space="preserve"> </w:t>
+      </w:r>
+      <w:r>
+        <w:t xml:space="preserve">Adding such interactions into this model </w:t>
+      </w:r>
+      <w:r>
+        <w:t>relying on</w:t>
+      </w:r>
+      <w:r>
+        <w:t xml:space="preserve"> </w:t>
+      </w:r>
+      <w:r>
+        <w:t xml:space="preserve">using multiple different </w:t>
+      </w:r>
+      <w:r>
+        <w:t>studies from various study populations</w:t>
+      </w:r>
+      <w:r>
+        <w:t xml:space="preserve"> would introduce additional heterogeneity. </w:t>
+      </w:r>
+      <w:r>
+        <w:t xml:space="preserve">Finally, our model relies on observational HRs which may include residual confounding despite covariate adjustment </w:t>
+      </w:r>
+      <w:r>
+        <w:t>in the source study.</w:t>
+      </w:r>
+      <w:r>
+        <w:t xml:space="preserve"> </w:t>
+      </w:r>
+      <w:r>
+        <w:t>T</w:t>
+      </w:r>
+      <w:r>
+        <w:t xml:space="preserve">hese sources </w:t>
+      </w:r>
+      <w:r>
+        <w:t xml:space="preserve">generally adjusted for comorbidities, such as hypertension </w:t>
+      </w:r>
+      <w:r>
+        <w:t xml:space="preserve">and diabetes, which we modelled as independent risk factors. </w:t>
+      </w:r>
+      <w:r>
+        <w:t xml:space="preserve">Therefore, applying </w:t>
+      </w:r>
+      <w:r>
+        <w:t>these covariate-adjusted HRs</w:t>
+      </w:r>
+      <w:r>
+        <w:t xml:space="preserve"> multiplicatively may have actually resulted in more conservative estimates </w:t>
+      </w:r>
+      <w:r>
+        <w:t xml:space="preserve">as the PD HR used captures only its direct effect on dementia onset. </w:t>
+      </w:r>
+    </w:p>
     <w:p/>
     <w:p>
       <w:pPr>
@@ -5498,6 +8457,102 @@
           <w:szCs w:val="28"/>
         </w:rPr>
         <w:t>Conclusion</w:t>
+      </w:r>
+    </w:p>
+    <w:p>
+      <w:r>
+        <w:lastRenderedPageBreak/>
+        <w:t xml:space="preserve">PD’s contribution to the dementia burden in over 65 year olds in England derives </w:t>
+      </w:r>
+      <w:r>
+        <w:t>from its high population prevalence rather than strong individual-level risk</w:t>
+      </w:r>
+      <w:r>
+        <w:t>. The deteriorating oral health profile of England</w:t>
+      </w:r>
+      <w:r>
+        <w:t xml:space="preserve">, which includes declining </w:t>
+      </w:r>
+      <w:r>
+        <w:t xml:space="preserve">dental appointment attendance and worsening periodontal </w:t>
+      </w:r>
+      <w:r>
+        <w:t>outcomes, make</w:t>
+      </w:r>
+      <w:r>
+        <w:t>s</w:t>
+      </w:r>
+      <w:r>
+        <w:t xml:space="preserve"> our finding</w:t>
+      </w:r>
+      <w:r>
+        <w:t>s</w:t>
+      </w:r>
+      <w:r>
+        <w:t xml:space="preserve"> key in </w:t>
+      </w:r>
+      <w:r>
+        <w:t xml:space="preserve">disease intervention planning. </w:t>
+      </w:r>
+      <w:r>
+        <w:t xml:space="preserve">Our </w:t>
+      </w:r>
+      <w:r>
+        <w:t>results support the case for including PD within the established modifiable dementia risk factor frameworks</w:t>
+      </w:r>
+      <w:r>
+        <w:t xml:space="preserve">, especially due to the absence of individual-level </w:t>
+      </w:r>
+      <w:r>
+        <w:t xml:space="preserve">interventions in England that target these at risk populations. </w:t>
+      </w:r>
+      <w:r>
+        <w:t>Given the best available evidence, we estimate that h</w:t>
+      </w:r>
+      <w:r>
+        <w:t>alving PD prevalence to 25% could prevent approximately 115,000 dementia cases and save £19.7 billion over 2024–2040.</w:t>
+      </w:r>
+      <w:r>
+        <w:t xml:space="preserve"> </w:t>
+      </w:r>
+      <w:r>
+        <w:t xml:space="preserve">The results of our </w:t>
+      </w:r>
+      <w:r>
+        <w:t>sensitivity analysis show that the economic and health impacts a</w:t>
+      </w:r>
+      <w:r>
+        <w:t xml:space="preserve">re substantial across </w:t>
+      </w:r>
+      <w:r>
+        <w:t>PD-dementia onset magnitudes</w:t>
+      </w:r>
+      <w:r>
+        <w:t xml:space="preserve">, conditional on the observed PD-dementia association being causal. Given this, future research needs to </w:t>
+      </w:r>
+      <w:r>
+        <w:t>include prospective studies and intervention trials with long follow-up</w:t>
+      </w:r>
+      <w:r>
+        <w:t xml:space="preserve"> to establish the true size of this cau</w:t>
+      </w:r>
+      <w:r>
+        <w:t>s</w:t>
+      </w:r>
+      <w:r>
+        <w:t xml:space="preserve">al effect. The </w:t>
+      </w:r>
+      <w:r>
+        <w:t xml:space="preserve">advantage of open source microsimulation models such as this one </w:t>
+      </w:r>
+      <w:r>
+        <w:t xml:space="preserve">is that they can be easily updated </w:t>
+      </w:r>
+      <w:r>
+        <w:t>as</w:t>
+      </w:r>
+      <w:r>
+        <w:t xml:space="preserve"> new evidence arises. </w:t>
       </w:r>
     </w:p>
     <w:p/>
@@ -5522,7 +8577,6 @@
     <w:p/>
     <w:p/>
     <w:p/>
-    <w:p/>
     <w:p>
       <w:pPr>
         <w:rPr>
@@ -5566,7 +8620,6 @@
     </w:p>
     <w:p>
       <w:r>
-        <w:lastRenderedPageBreak/>
         <w:t xml:space="preserve">[2] World Health Organization. </w:t>
       </w:r>
       <w:r>
@@ -5761,6 +8814,7 @@
     </w:p>
     <w:p>
       <w:r>
+        <w:lastRenderedPageBreak/>
         <w:t xml:space="preserve">[9] Borsa L, Dubois M, Sacco G, Lupi L. Analysis of the link between periodontal diseases and Alzheimer’s disease: a systematic review. </w:t>
       </w:r>
       <w:r>
@@ -5848,22 +8902,44 @@
       </w:r>
     </w:p>
     <w:p>
-      <w:r>
-        <w:t>[11] Gao C, Kang J. Oral diseases are associated with cognitive decline and dementia. In: Oral microbiome: symbiosis, dysbiosis and microbiome interventions for maintaining oral and systemic health. 2025 Mar 21. p.171–183. doi:10.1007/978-3-031-55574-7_11.</w:t>
-      </w:r>
-    </w:p>
-    <w:p>
-      <w:r>
-        <w:lastRenderedPageBreak/>
+      <w:pPr>
+        <w:rPr>
+          <w:lang w:val="de-DE"/>
+        </w:rPr>
+      </w:pPr>
+      <w:r>
+        <w:t xml:space="preserve">[11] Gao C, Kang J. Oral diseases are associated with cognitive decline and dementia. In: Oral microbiome: symbiosis, dysbiosis and microbiome interventions for maintaining oral and systemic health. </w:t>
+      </w:r>
+      <w:r>
+        <w:rPr>
+          <w:lang w:val="de-DE"/>
+        </w:rPr>
+        <w:t>2025 Mar 21. p.171–183. doi:10.1007/978-3-031-55574-7_11.</w:t>
+      </w:r>
+    </w:p>
+    <w:p>
+      <w:r>
+        <w:rPr>
+          <w:lang w:val="de-DE"/>
+        </w:rPr>
         <w:t xml:space="preserve">[12] Schwahn C, Frenzel S, </w:t>
       </w:r>
       <w:proofErr w:type="spellStart"/>
       <w:r>
+        <w:rPr>
+          <w:lang w:val="de-DE"/>
+        </w:rPr>
         <w:t>Holtfreter</w:t>
       </w:r>
       <w:proofErr w:type="spellEnd"/>
       <w:r>
-        <w:t xml:space="preserve"> B, et al. Effect of periodontal treatment on preclinical Alzheimer’s disease—results of a trial emulation approach. </w:t>
+        <w:rPr>
+          <w:lang w:val="de-DE"/>
+        </w:rPr>
+        <w:t xml:space="preserve"> B, et al. </w:t>
+      </w:r>
+      <w:r>
+        <w:t xml:space="preserve">Effect of periodontal treatment on preclinical Alzheimer’s disease—results of a trial emulation approach. </w:t>
       </w:r>
       <w:proofErr w:type="spellStart"/>
       <w:r>
@@ -5887,7 +8963,13 @@
     </w:p>
     <w:p>
       <w:r>
-        <w:t xml:space="preserve">[13] Ho HA, Kim BR, Shin H. Association of periodontal disease treatment with mortality in patients with dementia: a population-based retrospective cohort study (2002–2018). </w:t>
+        <w:t xml:space="preserve">[13] Ho HA, Kim BR, Shin H. Association of periodontal disease treatment with mortality in patients with dementia: a population-based retrospective </w:t>
+      </w:r>
+      <w:r>
+        <w:t>cohort</w:t>
+      </w:r>
+      <w:r>
+        <w:t xml:space="preserve"> study (2002–2018). </w:t>
       </w:r>
       <w:r>
         <w:rPr>
@@ -5902,7 +8984,13 @@
     </w:p>
     <w:p>
       <w:r>
-        <w:t xml:space="preserve">[14] Chen CK, Wu YT, Chang YC. Association between chronic periodontitis and the risk of Alzheimer’s disease: a retrospective, population-based, matched-cohort study. </w:t>
+        <w:t>[14] Chen CK, Wu YT, Chang YC. Association between chronic periodontitis and the risk of Alzheimer’s disease: a retrospective, population-based, matched-</w:t>
+      </w:r>
+      <w:r>
+        <w:t>cohort</w:t>
+      </w:r>
+      <w:r>
+        <w:t xml:space="preserve"> study. </w:t>
       </w:r>
       <w:proofErr w:type="spellStart"/>
       <w:r>
@@ -5926,7 +9014,13 @@
     </w:p>
     <w:p>
       <w:r>
-        <w:t xml:space="preserve">[15] Lee YT, Lee HC, Hu CJ, Huang LK, Chao SP, Lin CP, Su EC, Lee YC, Chen CC. Periodontitis as a modifiable risk factor for dementia: a nationwide population-based cohort study. </w:t>
+        <w:t xml:space="preserve">[15] Lee YT, Lee HC, Hu CJ, Huang LK, Chao SP, Lin CP, Su EC, Lee YC, Chen CC. Periodontitis as a modifiable risk factor for dementia: a nationwide population-based </w:t>
+      </w:r>
+      <w:r>
+        <w:t>cohort</w:t>
+      </w:r>
+      <w:r>
+        <w:t xml:space="preserve"> study. </w:t>
       </w:r>
       <w:r>
         <w:rPr>
@@ -6003,7 +9097,10 @@
     </w:p>
     <w:p>
       <w:r>
-        <w:t xml:space="preserve">[18] Livingston G, Huntley J, Liu KY, </w:t>
+        <w:t xml:space="preserve">[18] </w:t>
+      </w:r>
+      <w:r>
+        <w:t xml:space="preserve">Livingston G, Huntley J, Liu KY, </w:t>
       </w:r>
       <w:proofErr w:type="spellStart"/>
       <w:r>
@@ -6027,17 +9124,7 @@
       </w:r>
       <w:proofErr w:type="spellEnd"/>
       <w:r>
-        <w:t xml:space="preserve"> C, Fox NC. Dementia prevention, intervention, and care: 2024 report of the Lancet Standing Commission. </w:t>
-      </w:r>
-      <w:r>
-        <w:rPr>
-          <w:i/>
-          <w:iCs/>
-        </w:rPr>
-        <w:t>Lancet</w:t>
-      </w:r>
-      <w:r>
-        <w:t>. 2024;404(10452):572–628. doi:10.1016/S0140-6736(24)01302-2.</w:t>
+        <w:t xml:space="preserve"> C, Fox NC, et al. Dementia prevention, intervention, and care: 2024 report of the Lancet Standing Commission. Lancet. 2024;404(10452):572–628. doi:10.1016/S0140-6736(24)01296-0.</w:t>
       </w:r>
     </w:p>
     <w:p>
@@ -6058,7 +9145,11 @@
       </w:r>
       <w:proofErr w:type="spellEnd"/>
       <w:r>
-        <w:t xml:space="preserve"> M, O’Flaherty M, Brunner EJ. Impact of hypertension prevalence trend on mortality and burdens of dementia and disability in England and Wales to 2060: a simulation modelling study. </w:t>
+        <w:t xml:space="preserve"> M, O’Flaherty M, Brunner EJ. Impact of hypertension </w:t>
+      </w:r>
+      <w:r>
+        <w:lastRenderedPageBreak/>
+        <w:t xml:space="preserve">prevalence trend on mortality and burdens of dementia and disability in England and Wales to 2060: a simulation modelling study. </w:t>
       </w:r>
       <w:r>
         <w:rPr>
@@ -6105,7 +9196,6 @@
     </w:p>
     <w:p>
       <w:r>
-        <w:lastRenderedPageBreak/>
         <w:t xml:space="preserve">[22] NHS Digital. Primary Care Dementia Data, December 2023. England: NHS Digital; 2024 [Accessed October 20 2025]. Available from: </w:t>
       </w:r>
       <w:hyperlink r:id="rId13" w:tgtFrame="_new" w:history="1">
@@ -6119,7 +9209,19 @@
     </w:p>
     <w:p>
       <w:r>
-        <w:t xml:space="preserve">[23] Brück CC, Wolters FJ, Ikram MA, de Kok IM. Projected prevalence and incidence of dementia accounting for secular trends and birth cohort effects: a population-based microsimulation study. </w:t>
+        <w:rPr>
+          <w:lang w:val="de-DE"/>
+        </w:rPr>
+        <w:t xml:space="preserve">[23] Brück CC, Wolters FJ, Ikram MA, de Kok IM. </w:t>
+      </w:r>
+      <w:r>
+        <w:t xml:space="preserve">Projected prevalence and incidence of dementia accounting for secular trends and birth </w:t>
+      </w:r>
+      <w:r>
+        <w:t>population</w:t>
+      </w:r>
+      <w:r>
+        <w:t xml:space="preserve"> effects: a population-based microsimulation study. </w:t>
       </w:r>
       <w:proofErr w:type="spellStart"/>
       <w:r>
@@ -6205,6 +9307,11 @@
       </w:r>
     </w:p>
     <w:p>
+      <w:pPr>
+        <w:rPr>
+          <w:lang w:val="fr-FR"/>
+        </w:rPr>
+      </w:pPr>
       <w:r>
         <w:t xml:space="preserve">[26] Besley S, </w:t>
       </w:r>
@@ -6224,28 +9331,80 @@
         <w:t>Dementia in the UK: estimating the potential future impact and return on research investment.</w:t>
       </w:r>
       <w:r>
-        <w:t xml:space="preserve"> London: Office of Health Economics; 2023. Available from: https://www.ohe.org/publications. (Accessed 1 Dec 2025).</w:t>
-      </w:r>
-    </w:p>
-    <w:p>
-      <w:r>
+        <w:t xml:space="preserve"> London: Office of Health Economics; 2023. Available from: https://www.ohe.org/publications. </w:t>
+      </w:r>
+      <w:r>
+        <w:rPr>
+          <w:lang w:val="fr-FR"/>
+        </w:rPr>
+        <w:t>(</w:t>
+      </w:r>
+      <w:proofErr w:type="spellStart"/>
+      <w:r>
+        <w:rPr>
+          <w:lang w:val="fr-FR"/>
+        </w:rPr>
+        <w:t>Accessed</w:t>
+      </w:r>
+      <w:proofErr w:type="spellEnd"/>
+      <w:r>
+        <w:rPr>
+          <w:lang w:val="fr-FR"/>
+        </w:rPr>
+        <w:t xml:space="preserve"> 1 </w:t>
+      </w:r>
+      <w:proofErr w:type="spellStart"/>
+      <w:r>
+        <w:rPr>
+          <w:lang w:val="fr-FR"/>
+        </w:rPr>
+        <w:t>Dec</w:t>
+      </w:r>
+      <w:proofErr w:type="spellEnd"/>
+      <w:r>
+        <w:rPr>
+          <w:lang w:val="fr-FR"/>
+        </w:rPr>
+        <w:t xml:space="preserve"> 2025).</w:t>
+      </w:r>
+    </w:p>
+    <w:p>
+      <w:r>
+        <w:rPr>
+          <w:lang w:val="fr-FR"/>
+        </w:rPr>
         <w:t xml:space="preserve">[27] </w:t>
       </w:r>
       <w:proofErr w:type="spellStart"/>
       <w:r>
+        <w:rPr>
+          <w:lang w:val="fr-FR"/>
+        </w:rPr>
         <w:t>Tariot</w:t>
       </w:r>
       <w:proofErr w:type="spellEnd"/>
       <w:r>
+        <w:rPr>
+          <w:lang w:val="fr-FR"/>
+        </w:rPr>
         <w:t xml:space="preserve"> PN, Boada M, </w:t>
       </w:r>
       <w:proofErr w:type="spellStart"/>
       <w:r>
+        <w:rPr>
+          <w:lang w:val="fr-FR"/>
+        </w:rPr>
         <w:t>Lanctôt</w:t>
       </w:r>
       <w:proofErr w:type="spellEnd"/>
       <w:r>
-        <w:t xml:space="preserve"> KL, et al. Relationships of change in Clinical Dementia Rating (CDR) on patient outcomes and probability of progression: observational analysis. </w:t>
+        <w:rPr>
+          <w:lang w:val="fr-FR"/>
+        </w:rPr>
+        <w:t xml:space="preserve"> KL, et al. </w:t>
+      </w:r>
+      <w:r>
+        <w:t xml:space="preserve">Relationships of change in Clinical Dementia Rating (CDR) on patient outcomes and probability of progression: observational analysis. </w:t>
       </w:r>
       <w:proofErr w:type="spellStart"/>
       <w:r>
@@ -6347,6 +9506,7 @@
     </w:p>
     <w:p>
       <w:r>
+        <w:lastRenderedPageBreak/>
         <w:t xml:space="preserve">[30] Crowell V, Reyes A, Zhou SQ, et al. Disease severity and mortality in Alzheimer’s disease: an analysis using the U.S. National Alzheimer’s Coordinating </w:t>
       </w:r>
       <w:proofErr w:type="spellStart"/>
@@ -6394,7 +9554,13 @@
         <w:t xml:space="preserve">[32] </w:t>
       </w:r>
       <w:r>
-        <w:t xml:space="preserve">Li R, Li R, Xie J, Chen J, Liu S, Pan A, Liu G. Associations of socioeconomic status and healthy lifestyle with incident early-onset and late-onset dementia: a prospective cohort study. </w:t>
+        <w:t xml:space="preserve">Li R, Li R, Xie J, Chen J, Liu S, Pan A, Liu G. Associations of socioeconomic status and healthy lifestyle with incident early-onset and late-onset dementia: a prospective </w:t>
+      </w:r>
+      <w:r>
+        <w:t>cohort</w:t>
+      </w:r>
+      <w:r>
+        <w:t xml:space="preserve"> study. </w:t>
       </w:r>
       <w:r>
         <w:rPr>
@@ -6409,30 +9575,77 @@
     </w:p>
     <w:p>
       <w:r>
-        <w:t>[3</w:t>
-      </w:r>
-      <w:r>
-        <w:t>3</w:t>
-      </w:r>
-      <w:r>
-        <w:t>]</w:t>
-      </w:r>
-      <w:r>
-        <w:t xml:space="preserve"> Alzheimer’s Society. </w:t>
+        <w:t>[33]</w:t>
+      </w:r>
+      <w:r>
+        <w:t xml:space="preserve"> </w:t>
+      </w:r>
+      <w:r>
+        <w:t xml:space="preserve">Asher S, Stephen R, Mäntylä P, Suominen AL, Solomon A. Periodontal health, cognitive decline, and dementia: a systematic review and meta-analysis of longitudinal studies. </w:t>
       </w:r>
       <w:r>
         <w:rPr>
           <w:i/>
           <w:iCs/>
         </w:rPr>
+        <w:t xml:space="preserve">J Am </w:t>
+      </w:r>
+      <w:proofErr w:type="spellStart"/>
+      <w:r>
+        <w:rPr>
+          <w:i/>
+          <w:iCs/>
+        </w:rPr>
+        <w:t>Geriatr</w:t>
+      </w:r>
+      <w:proofErr w:type="spellEnd"/>
+      <w:r>
+        <w:rPr>
+          <w:i/>
+          <w:iCs/>
+        </w:rPr>
+        <w:t xml:space="preserve"> Soc</w:t>
+      </w:r>
+      <w:r>
+        <w:t xml:space="preserve">. 2022;70(9):2695–2709. </w:t>
+      </w:r>
+      <w:proofErr w:type="spellStart"/>
+      <w:r>
+        <w:t>doi</w:t>
+      </w:r>
+      <w:proofErr w:type="spellEnd"/>
+      <w:r>
+        <w:t>:</w:t>
+      </w:r>
+      <w:r>
+        <w:t xml:space="preserve"> 10.1111/jgs.17978</w:t>
+      </w:r>
+      <w:r>
+        <w:t>.</w:t>
+      </w:r>
+    </w:p>
+    <w:p>
+      <w:r>
+        <w:t>[3</w:t>
+      </w:r>
+      <w:r>
+        <w:t>4</w:t>
+      </w:r>
+      <w:r>
+        <w:t>]</w:t>
+      </w:r>
+      <w:r>
+        <w:t xml:space="preserve"> Alzheimer’s Society. </w:t>
+      </w:r>
+      <w:r>
+        <w:rPr>
+          <w:i/>
+          <w:iCs/>
+        </w:rPr>
         <w:t>The economic impact of dementia – Module 1: Annual costs of dementia.</w:t>
       </w:r>
       <w:r>
-        <w:t xml:space="preserve"> London: Alzheimer’s Society; 2024 May [Accessed 2025 Oct 24]. Available </w:t>
-      </w:r>
-      <w:r>
-        <w:lastRenderedPageBreak/>
-        <w:t xml:space="preserve">from: </w:t>
+        <w:t xml:space="preserve"> London: Alzheimer’s Society; 2024 May [Accessed 2025 Oct 24]. Available from: </w:t>
       </w:r>
       <w:hyperlink r:id="rId14" w:tgtFrame="_new" w:history="1">
         <w:r>
@@ -6451,7 +9664,7 @@
         <w:t>[3</w:t>
       </w:r>
       <w:r>
-        <w:t>4</w:t>
+        <w:t>5</w:t>
       </w:r>
       <w:r>
         <w:t>]</w:t>
@@ -6486,7 +9699,7 @@
         <w:t>[3</w:t>
       </w:r>
       <w:r>
-        <w:t>5</w:t>
+        <w:t>6</w:t>
       </w:r>
       <w:r>
         <w:t>]</w:t>
@@ -6551,7 +9764,7 @@
         <w:t>[3</w:t>
       </w:r>
       <w:r>
-        <w:t>6</w:t>
+        <w:t>7</w:t>
       </w:r>
       <w:r>
         <w:t>]</w:t>
@@ -6583,7 +9796,7 @@
         <w:t>[3</w:t>
       </w:r>
       <w:r>
-        <w:t>7</w:t>
+        <w:t>8</w:t>
       </w:r>
       <w:r>
         <w:t>]</w:t>
@@ -6615,7 +9828,7 @@
         <w:t>[3</w:t>
       </w:r>
       <w:r>
-        <w:t>8</w:t>
+        <w:t>9</w:t>
       </w:r>
       <w:r>
         <w:t>]</w:t>
@@ -6647,7 +9860,7 @@
         <w:t>[</w:t>
       </w:r>
       <w:r>
-        <w:t>39</w:t>
+        <w:t>40</w:t>
       </w:r>
       <w:r>
         <w:t>]</w:t>
@@ -6668,10 +9881,11 @@
     </w:p>
     <w:p>
       <w:r>
+        <w:lastRenderedPageBreak/>
         <w:t>[4</w:t>
       </w:r>
       <w:r>
-        <w:t>0</w:t>
+        <w:t>1</w:t>
       </w:r>
       <w:r>
         <w:t>]</w:t>
@@ -6692,7 +9906,42 @@
     </w:p>
     <w:p>
       <w:r>
-        <w:t xml:space="preserve">[41] </w:t>
+        <w:t>[42]</w:t>
+      </w:r>
+      <w:r>
+        <w:t xml:space="preserve"> Linden GJ, Lyons A, Scannapieco FA. </w:t>
+      </w:r>
+      <w:r>
+        <w:t xml:space="preserve">Periodontal systemic associations: review of the evidence. </w:t>
+      </w:r>
+      <w:r>
+        <w:rPr>
+          <w:i/>
+          <w:iCs/>
+        </w:rPr>
+        <w:t>J Clin Periodontol</w:t>
+      </w:r>
+      <w:r>
+        <w:t xml:space="preserve">. 2013;40 </w:t>
+      </w:r>
+      <w:proofErr w:type="spellStart"/>
+      <w:r>
+        <w:t>Suppl</w:t>
+      </w:r>
+      <w:proofErr w:type="spellEnd"/>
+      <w:r>
+        <w:t xml:space="preserve"> 14:S8–S19. doi:10.1111/jcpe.12064.</w:t>
+      </w:r>
+    </w:p>
+    <w:p>
+      <w:r>
+        <w:t>[4</w:t>
+      </w:r>
+      <w:r>
+        <w:t>3</w:t>
+      </w:r>
+      <w:r>
+        <w:t xml:space="preserve">] </w:t>
       </w:r>
       <w:r>
         <w:t xml:space="preserve">Office for Health Improvement and Disparities. </w:t>
@@ -6721,7 +9970,13 @@
     </w:p>
     <w:p>
       <w:r>
-        <w:t xml:space="preserve">[42] </w:t>
+        <w:t>[4</w:t>
+      </w:r>
+      <w:r>
+        <w:t>4</w:t>
+      </w:r>
+      <w:r>
+        <w:t xml:space="preserve">] </w:t>
       </w:r>
       <w:r>
         <w:t xml:space="preserve">Watt RG, Stennett M, Redican C, Vernazza C. Urgent need for transformative change in NHS dentistry. </w:t>
@@ -6739,37 +9994,19 @@
     </w:p>
     <w:p>
       <w:r>
-        <w:t>[43]</w:t>
+        <w:t>[4</w:t>
+      </w:r>
+      <w:r>
+        <w:t>5</w:t>
+      </w:r>
+      <w:r>
+        <w:t>]</w:t>
       </w:r>
       <w:r>
         <w:t xml:space="preserve"> </w:t>
       </w:r>
       <w:r>
-        <w:t xml:space="preserve">Livingston G, Huntley J, Liu KY, </w:t>
-      </w:r>
-      <w:proofErr w:type="spellStart"/>
-      <w:r>
-        <w:t>Costafreda</w:t>
-      </w:r>
-      <w:proofErr w:type="spellEnd"/>
-      <w:r>
-        <w:t xml:space="preserve"> SG, </w:t>
-      </w:r>
-      <w:proofErr w:type="spellStart"/>
-      <w:r>
-        <w:t>Selbæk</w:t>
-      </w:r>
-      <w:proofErr w:type="spellEnd"/>
-      <w:r>
-        <w:t xml:space="preserve"> G, Alladi S, Ames D, Banerjee S, Burns A, </w:t>
-      </w:r>
-      <w:proofErr w:type="spellStart"/>
-      <w:r>
-        <w:t>Brayne</w:t>
-      </w:r>
-      <w:proofErr w:type="spellEnd"/>
-      <w:r>
-        <w:t xml:space="preserve"> C, Fox NC, et al. Dementia prevention, intervention, and care: 2024 report of the Lancet Standing Commission. </w:t>
+        <w:t xml:space="preserve">Qi X, Luo H, Wu B. Reflections on The Lancet's Commission on dementia prevention, intervention, and care. </w:t>
       </w:r>
       <w:r>
         <w:rPr>
@@ -6779,29 +10016,39 @@
         <w:t>Lancet</w:t>
       </w:r>
       <w:r>
-        <w:t>. 2024;404(10452):572–628. doi:10.1016/S0140-6736(24)01296-0.</w:t>
-      </w:r>
-    </w:p>
-    <w:p>
-      <w:r>
-        <w:lastRenderedPageBreak/>
-        <w:t>[44]</w:t>
-      </w:r>
-      <w:r>
-        <w:t xml:space="preserve"> </w:t>
-      </w:r>
-      <w:r>
-        <w:t xml:space="preserve">Qi X, Luo H, Wu B. Reflections on The Lancet's Commission on dementia prevention, intervention, and care. </w:t>
+        <w:t>. 2025;405(10479):625. doi:10.1016/S0140-6736(25)00267-7.</w:t>
+      </w:r>
+    </w:p>
+    <w:p>
+      <w:r>
+        <w:t>[4</w:t>
+      </w:r>
+      <w:r>
+        <w:t>6</w:t>
+      </w:r>
+      <w:r>
+        <w:t xml:space="preserve">] </w:t>
+      </w:r>
+      <w:r>
+        <w:t xml:space="preserve">Mukadam N, Anderson R, Knapp M, Wittenberg R, Karagiannidou M, </w:t>
+      </w:r>
+      <w:proofErr w:type="spellStart"/>
+      <w:r>
+        <w:t>Costafreda</w:t>
+      </w:r>
+      <w:proofErr w:type="spellEnd"/>
+      <w:r>
+        <w:t xml:space="preserve"> SG, Tutton M, Alessi C, Livingston G. Effective interventions for potentially modifiable risk factors for late-onset dementia: a costs and cost-effectiveness modelling study. </w:t>
       </w:r>
       <w:r>
         <w:rPr>
           <w:i/>
           <w:iCs/>
         </w:rPr>
-        <w:t>Lancet</w:t>
-      </w:r>
-      <w:r>
-        <w:t>. 2025;405(10479):625. doi:10.1016/S0140-6736(25)00267-7.</w:t>
+        <w:t>Lancet Healthy Longev</w:t>
+      </w:r>
+      <w:r>
+        <w:t>. 2020;1(1):e13–e20. doi:10.1016/S2666-7568(20)30048-8.</w:t>
       </w:r>
     </w:p>
     <w:p>
@@ -6809,31 +10056,233 @@
         <w:t>[4</w:t>
       </w:r>
       <w:r>
-        <w:t>5</w:t>
-      </w:r>
-      <w:r>
-        <w:t xml:space="preserve">] </w:t>
-      </w:r>
-      <w:r>
-        <w:t xml:space="preserve">Mukadam N, Anderson R, Knapp M, Wittenberg R, Karagiannidou M, </w:t>
+        <w:t>7</w:t>
+      </w:r>
+      <w:r>
+        <w:t>]</w:t>
+      </w:r>
+      <w:r>
+        <w:t xml:space="preserve"> </w:t>
+      </w:r>
+      <w:r>
+        <w:t xml:space="preserve">Mulhern B, Rowen D, Brazier J, Smith S, Romeo R, Tait R, </w:t>
       </w:r>
       <w:proofErr w:type="spellStart"/>
       <w:r>
-        <w:t>Costafreda</w:t>
+        <w:t>Watchurst</w:t>
       </w:r>
       <w:proofErr w:type="spellEnd"/>
       <w:r>
-        <w:t xml:space="preserve"> SG, Tutton M, Alessi C, Livingston G. Effective interventions for potentially modifiable risk factors for late-onset dementia: a costs and cost-effectiveness modelling study. </w:t>
+        <w:t xml:space="preserve"> C, Chua KC, Loftus V, Young T, Lamping D. Development of DEMQOL-U and DEMQOL-PROXY-U: generation of preference-based indices from DEMQOL and DEMQOL-PROXY for use in economic evaluation. </w:t>
       </w:r>
       <w:r>
         <w:rPr>
           <w:i/>
           <w:iCs/>
         </w:rPr>
-        <w:t>Lancet Healthy Longev</w:t>
-      </w:r>
-      <w:r>
-        <w:t>. 2020;1(1):e13–e20. doi:10.1016/S2666-7568(20)30048-8.</w:t>
+        <w:t xml:space="preserve">Health </w:t>
+      </w:r>
+      <w:proofErr w:type="spellStart"/>
+      <w:r>
+        <w:rPr>
+          <w:i/>
+          <w:iCs/>
+        </w:rPr>
+        <w:t>Technol</w:t>
+      </w:r>
+      <w:proofErr w:type="spellEnd"/>
+      <w:r>
+        <w:rPr>
+          <w:i/>
+          <w:iCs/>
+        </w:rPr>
+        <w:t xml:space="preserve"> Assess</w:t>
+      </w:r>
+      <w:r>
+        <w:t>. 2013;17(5):v–xv, 1–140. doi:10.3310/hta17050.</w:t>
+      </w:r>
+    </w:p>
+    <w:p>
+      <w:r>
+        <w:t>[4</w:t>
+      </w:r>
+      <w:r>
+        <w:t>8</w:t>
+      </w:r>
+      <w:r>
+        <w:t>]</w:t>
+      </w:r>
+      <w:r>
+        <w:t xml:space="preserve"> </w:t>
+      </w:r>
+      <w:r>
+        <w:t xml:space="preserve">Consiglio A, Lopez A, Bosco A. A review of dementia caregiver interventions: valuing psychological well-being and economic impact through the state-preference method. </w:t>
+      </w:r>
+      <w:r>
+        <w:rPr>
+          <w:i/>
+          <w:iCs/>
+        </w:rPr>
+        <w:t>Int J Environ Res Public Health</w:t>
+      </w:r>
+      <w:r>
+        <w:t>. 2026;23(1):104. doi:10.3390/ijerph23010104.</w:t>
+      </w:r>
+    </w:p>
+    <w:p>
+      <w:r>
+        <w:t>[</w:t>
+      </w:r>
+      <w:r>
+        <w:t>49</w:t>
+      </w:r>
+      <w:r>
+        <w:t>]</w:t>
+      </w:r>
+      <w:r>
+        <w:t xml:space="preserve"> </w:t>
+      </w:r>
+      <w:r>
+        <w:t xml:space="preserve">Wimo A, Handels R, Antikainen R, </w:t>
+      </w:r>
+      <w:proofErr w:type="spellStart"/>
+      <w:r>
+        <w:t>Eriksdotter</w:t>
+      </w:r>
+      <w:proofErr w:type="spellEnd"/>
+      <w:r>
+        <w:t xml:space="preserve"> M, Jönsson L, Knapp M, Kulmala J, Laatikainen T, </w:t>
+      </w:r>
+      <w:proofErr w:type="spellStart"/>
+      <w:r>
+        <w:t>Lehtisalo</w:t>
+      </w:r>
+      <w:proofErr w:type="spellEnd"/>
+      <w:r>
+        <w:t xml:space="preserve"> J, Peltonen M, </w:t>
+      </w:r>
+      <w:proofErr w:type="spellStart"/>
+      <w:r>
+        <w:t>Sköldunger</w:t>
+      </w:r>
+      <w:proofErr w:type="spellEnd"/>
+      <w:r>
+        <w:t xml:space="preserve"> A, Soininen H, Solomon A, Strandberg T, </w:t>
+      </w:r>
+      <w:proofErr w:type="spellStart"/>
+      <w:r>
+        <w:t>Tuomilehto</w:t>
+      </w:r>
+      <w:proofErr w:type="spellEnd"/>
+      <w:r>
+        <w:t xml:space="preserve"> J, Ngandu T, </w:t>
+      </w:r>
+      <w:proofErr w:type="spellStart"/>
+      <w:r>
+        <w:t>Kivipelto</w:t>
+      </w:r>
+      <w:proofErr w:type="spellEnd"/>
+      <w:r>
+        <w:t xml:space="preserve"> M. Dementia prevention: the potential long-term cost-effectiveness of the FINGER prevention program. </w:t>
+      </w:r>
+      <w:proofErr w:type="spellStart"/>
+      <w:r>
+        <w:rPr>
+          <w:i/>
+          <w:iCs/>
+        </w:rPr>
+        <w:t>Alzheimers</w:t>
+      </w:r>
+      <w:proofErr w:type="spellEnd"/>
+      <w:r>
+        <w:rPr>
+          <w:i/>
+          <w:iCs/>
+        </w:rPr>
+        <w:t xml:space="preserve"> Dement</w:t>
+      </w:r>
+      <w:r>
+        <w:t>. 2023;19(3):999–1008. doi:10.1002/alz.12698.</w:t>
+      </w:r>
+    </w:p>
+    <w:p>
+      <w:r>
+        <w:t>[</w:t>
+      </w:r>
+      <w:r>
+        <w:t>5</w:t>
+      </w:r>
+      <w:r>
+        <w:t>0</w:t>
+      </w:r>
+      <w:r>
+        <w:t xml:space="preserve">] </w:t>
+      </w:r>
+      <w:r>
+        <w:t xml:space="preserve">Zheng B, Su B, Price G, </w:t>
+      </w:r>
+      <w:proofErr w:type="spellStart"/>
+      <w:r>
+        <w:t>Tzoulaki</w:t>
+      </w:r>
+      <w:proofErr w:type="spellEnd"/>
+      <w:r>
+        <w:t xml:space="preserve"> I, Ahmadi-Abhari S, Middleton L. </w:t>
+      </w:r>
+      <w:proofErr w:type="spellStart"/>
+      <w:r>
+        <w:t>Glycemic</w:t>
+      </w:r>
+      <w:proofErr w:type="spellEnd"/>
+      <w:r>
+        <w:t xml:space="preserve"> control, diabetic complications, and risk of dementia in patients with diabetes: results from a large U.K. cohort study. </w:t>
+      </w:r>
+      <w:r>
+        <w:rPr>
+          <w:i/>
+          <w:iCs/>
+        </w:rPr>
+        <w:t>Diabetes Care</w:t>
+      </w:r>
+      <w:r>
+        <w:t>. 2021;44(7):1556–1563. doi:10.2337/dc20-2850.</w:t>
+      </w:r>
+    </w:p>
+    <w:p>
+      <w:r>
+        <w:lastRenderedPageBreak/>
+        <w:t>[</w:t>
+      </w:r>
+      <w:r>
+        <w:t>5</w:t>
+      </w:r>
+      <w:r>
+        <w:t>1</w:t>
+      </w:r>
+      <w:r>
+        <w:t xml:space="preserve">] </w:t>
+      </w:r>
+      <w:r>
+        <w:t xml:space="preserve">Larvin H, Kang J, Aggarwal VR, Pavitt S, Wu J. The additive effect of periodontitis with hypertension on risk of systemic disease and mortality. </w:t>
+      </w:r>
+      <w:r>
+        <w:rPr>
+          <w:i/>
+          <w:iCs/>
+        </w:rPr>
+        <w:t xml:space="preserve">J </w:t>
+      </w:r>
+      <w:proofErr w:type="spellStart"/>
+      <w:r>
+        <w:rPr>
+          <w:i/>
+          <w:iCs/>
+        </w:rPr>
+        <w:t>Periodontol</w:t>
+      </w:r>
+      <w:proofErr w:type="spellEnd"/>
+      <w:r>
+        <w:t>. 2022;93(7):1024–1035. doi:10.1002/JPER.21-0621.</w:t>
       </w:r>
     </w:p>
     <w:p/>

--- a/AD_Model_v3/AD_FullText_v3.docx
+++ b/AD_Model_v3/AD_FullText_v3.docx
@@ -4230,7 +4230,7 @@
           <w:noProof/>
         </w:rPr>
         <w:drawing>
-          <wp:inline distT="0" distB="0" distL="0" distR="0" wp14:anchorId="687D4031" wp14:editId="4B61D04C">
+          <wp:inline distT="0" distB="0" distL="0" distR="0" wp14:anchorId="687D4031" wp14:editId="459C4992">
             <wp:extent cx="5991225" cy="4285873"/>
             <wp:effectExtent l="0" t="0" r="0" b="635"/>
             <wp:docPr id="1062747639" name="Picture 5"/>
